--- a/docs/reports/VN_Infra_MI_Weekly_Report_20260726.docx
+++ b/docs/reports/VN_Infra_MI_Weekly_Report_20260726.docx
@@ -270,7 +270,7 @@
                 <w:sz w:val="19"/>
                 <w:szCs w:val="19"/>
               </w:rPr>
-              <w:t xml:space="preserve">152건 (신규 85건 포함)</w:t>
+              <w:t xml:space="preserve">153건 (신규 76건 포함)</w:t>
             </w:r>
           </w:p>
         </w:tc>
@@ -385,17 +385,14 @@
     </w:p>
     <w:p>
       <w:pPr>
-        <w:pStyle w:val="Heading2"/>
-        <w:spacing w:after="120" w:before="240"/>
+        <w:spacing w:after="100"/>
       </w:pPr>
       <w:r>
         <w:rPr>
           <w:rFonts w:ascii="Arial" w:cs="Arial" w:eastAsia="Arial" w:hAnsi="Arial"/>
-          <w:b/>
-          <w:bCs/>
-          <w:color w:val="185FA5"/>
-          <w:sz w:val="26"/>
-          <w:szCs w:val="26"/>
+          <w:color w:val="1A1A1A"/>
+          <w:sz w:val="20"/>
+          <w:szCs w:val="20"/>
         </w:rPr>
         <w:t xml:space="preserve">[이번 주 3대 주요 동향]</w:t>
       </w:r>
@@ -411,7 +408,7 @@
           <w:sz w:val="20"/>
           <w:szCs w:val="20"/>
         </w:rPr>
-        <w:t xml:space="preserve">1. **물류 인프라 투자 및 공급망 강화**: DHL이 흥옌에</w:t>
+        <w:t xml:space="preserve">1. 산업단지 및 물류 대형 투자 본격화: 다낭 VSIP 산단(</w:t>
       </w:r>
     </w:p>
     <w:p>
@@ -2998,7 +2995,7 @@
           <w:sz w:val="22"/>
           <w:szCs w:val="22"/>
         </w:rPr>
-        <w:t xml:space="preserve">1. 이번 주 핵심 진행사항</w:t>
+        <w:t xml:space="preserve">1. 이번 주 핵심 진행사항 (사업 추진 현황)</w:t>
       </w:r>
     </w:p>
     <w:p>
@@ -3012,7 +3009,7 @@
           <w:sz w:val="20"/>
           <w:szCs w:val="20"/>
         </w:rPr>
-        <w:t xml:space="preserve">베트남 정부 및 지자체(하노이·박닌)가 연</w:t>
+        <w:t xml:space="preserve">베트남 정부와 박닌성 등 지자체가 연 96</w:t>
       </w:r>
     </w:p>
     <w:p>
@@ -3087,7 +3084,7 @@
                 <w:sz w:val="20"/>
                 <w:szCs w:val="20"/>
               </w:rPr>
-              <w:t xml:space="preserve">🆕 신규 기사: 0건</w:t>
+              <w:t xml:space="preserve">🆕 신규 기사: 1건</w:t>
             </w:r>
           </w:p>
         </w:tc>
@@ -3365,7 +3362,7 @@
                 <w:sz w:val="16"/>
                 <w:szCs w:val="16"/>
               </w:rPr>
-              <w:t xml:space="preserve">①건설폐기물 자원화 순환경제 전환 ②연간 960만 톤(2025년 기준, 하노이 209.8만 톤/년) ③계획 단계 ④베트남 환경부, 하노이시, 건설대학교 ⑤통합 관리체계 수립 및 통계시스템 구축 추진</w:t>
+              <w:t xml:space="preserve">①건설폐기물 자원화 및 순환경제 전환 ②연 960만 톤(2025년 기준, 하노이 일일 2,098톤) ③계획 단계 ④베트남 환경부, 하노이 건설대학교 ⑤통합 관리체계 구축 및 법제도 정비 추진 중. VN-SWM-NAT...</w:t>
             </w:r>
           </w:p>
         </w:tc>
@@ -3505,7 +3502,7 @@
                 <w:sz w:val="16"/>
                 <w:szCs w:val="16"/>
               </w:rPr>
-              <w:t xml:space="preserve">①박닌성 현대적·지속가능한 고형폐기물 관리 추진 ②구체적 규모 미상 ③계획·추진 단계 ④박닌성 정부 ⑤2030 국가계획(VN-SWM-NATIONAL-2030)에 따른 지속적 이행. 베트남 국가 폐기물관리 마스터플랜에...</w:t>
+              <w:t xml:space="preserve">①바크닌 고형폐기물 관리 현대화 사업 ②구체적 규모 미상 ③계획/추진 단계 ④바크닌성 정부, 환경부 ⑤2026년 지속가능한 폐기물 관리 체계 구축 추진 중. 바크닌성이 현대적이고 지속 가능한 방향으로 고형폐기물 관리...</w:t>
             </w:r>
           </w:p>
         </w:tc>
@@ -3707,6 +3704,146 @@
                 <w:szCs w:val="17"/>
               </w:rPr>
               <w:t xml:space="preserve">2026-07-21</w:t>
+            </w:r>
+          </w:p>
+        </w:tc>
+      </w:tr>
+      <w:tr>
+        <w:tc>
+          <w:tcPr>
+            <w:tcW w:type="dxa" w:w="700"/>
+            <w:tcBorders>
+              <w:top w:val="single" w:color="DDDDDD" w:sz="1"/>
+              <w:left w:val="single" w:color="DDDDDD" w:sz="1"/>
+              <w:bottom w:val="single" w:color="DDDDDD" w:sz="1"/>
+              <w:right w:val="single" w:color="DDDDDD" w:sz="1"/>
+            </w:tcBorders>
+            <w:shd w:fill="E8F5E9" w:val="clear"/>
+            <w:tcMar>
+              <w:top w:type="dxa" w:w="100"/>
+              <w:left w:type="dxa" w:w="150"/>
+              <w:bottom w:type="dxa" w:w="100"/>
+              <w:right w:type="dxa" w:w="150"/>
+            </w:tcMar>
+          </w:tcPr>
+          <w:p>
+            <w:pPr>
+              <w:jc w:val="center"/>
+            </w:pPr>
+            <w:r>
+              <w:rPr>
+                <w:rFonts w:ascii="Arial" w:cs="Arial" w:eastAsia="Arial" w:hAnsi="Arial"/>
+                <w:color w:val="2E7D32"/>
+                <w:sz w:val="18"/>
+                <w:szCs w:val="18"/>
+              </w:rPr>
+              <w:t xml:space="preserve">🆕</w:t>
+            </w:r>
+          </w:p>
+        </w:tc>
+        <w:tc>
+          <w:tcPr>
+            <w:tcW w:type="dxa" w:w="5560"/>
+            <w:tcBorders>
+              <w:top w:val="single" w:color="DDDDDD" w:sz="1"/>
+              <w:left w:val="single" w:color="DDDDDD" w:sz="1"/>
+              <w:bottom w:val="single" w:color="DDDDDD" w:sz="1"/>
+              <w:right w:val="single" w:color="DDDDDD" w:sz="1"/>
+            </w:tcBorders>
+            <w:shd w:fill="E8F5E9" w:val="clear"/>
+            <w:tcMar>
+              <w:top w:type="dxa" w:w="100"/>
+              <w:left w:type="dxa" w:w="150"/>
+              <w:bottom w:type="dxa" w:w="100"/>
+              <w:right w:type="dxa" w:w="150"/>
+            </w:tcMar>
+          </w:tcPr>
+          <w:p>
+            <w:r>
+              <w:rPr>
+                <w:rFonts w:ascii="Arial" w:cs="Arial" w:eastAsia="Arial" w:hAnsi="Arial"/>
+                <w:b/>
+                <w:bCs/>
+                <w:color w:val="1A1A1A"/>
+                <w:sz w:val="18"/>
+                <w:szCs w:val="18"/>
+              </w:rPr>
+              <w:t xml:space="preserve">Ariel Green, 플라스틱 재활용 시설에 대한 기술 성과 보험금 청구를 통해 청정 에너지 프로젝트에 대한 보호 입증</w:t>
+            </w:r>
+          </w:p>
+          <w:p>
+            <w:pPr>
+              <w:spacing w:before="40"/>
+            </w:pPr>
+            <w:r>
+              <w:rPr>
+                <w:rFonts w:ascii="Arial" w:cs="Arial" w:eastAsia="Arial" w:hAnsi="Arial"/>
+                <w:color w:val="5F5E5A"/>
+                <w:sz w:val="16"/>
+                <w:szCs w:val="16"/>
+              </w:rPr>
+              <w:t xml:space="preserve">청구는 기술 성과 보험이 청정 에너지 투자를 보호하고 지속적인 운영을 지원하는 방법을 입증합니다. 런던, 2026년 7월 15일 /PRNewswire/ -- Ariel Green은 오늘 한국의 플라스틱 재활용 시설에...</w:t>
+            </w:r>
+          </w:p>
+        </w:tc>
+        <w:tc>
+          <w:tcPr>
+            <w:tcW w:type="dxa" w:w="1800"/>
+            <w:tcBorders>
+              <w:top w:val="single" w:color="DDDDDD" w:sz="1"/>
+              <w:left w:val="single" w:color="DDDDDD" w:sz="1"/>
+              <w:bottom w:val="single" w:color="DDDDDD" w:sz="1"/>
+              <w:right w:val="single" w:color="DDDDDD" w:sz="1"/>
+            </w:tcBorders>
+            <w:shd w:fill="E8F5E9" w:val="clear"/>
+            <w:tcMar>
+              <w:top w:type="dxa" w:w="100"/>
+              <w:left w:type="dxa" w:w="150"/>
+              <w:bottom w:type="dxa" w:w="100"/>
+              <w:right w:type="dxa" w:w="150"/>
+            </w:tcMar>
+          </w:tcPr>
+          <w:p>
+            <w:r>
+              <w:rPr>
+                <w:rFonts w:ascii="Arial" w:cs="Arial" w:eastAsia="Arial" w:hAnsi="Arial"/>
+                <w:color w:val="185FA5"/>
+                <w:sz w:val="17"/>
+                <w:szCs w:val="17"/>
+              </w:rPr>
+              <w:t xml:space="preserve">en_prnasisa</w:t>
+            </w:r>
+          </w:p>
+        </w:tc>
+        <w:tc>
+          <w:tcPr>
+            <w:tcW w:type="dxa" w:w="1300"/>
+            <w:tcBorders>
+              <w:top w:val="single" w:color="DDDDDD" w:sz="1"/>
+              <w:left w:val="single" w:color="DDDDDD" w:sz="1"/>
+              <w:bottom w:val="single" w:color="DDDDDD" w:sz="1"/>
+              <w:right w:val="single" w:color="DDDDDD" w:sz="1"/>
+            </w:tcBorders>
+            <w:shd w:fill="E8F5E9" w:val="clear"/>
+            <w:tcMar>
+              <w:top w:type="dxa" w:w="100"/>
+              <w:left w:type="dxa" w:w="150"/>
+              <w:bottom w:type="dxa" w:w="100"/>
+              <w:right w:type="dxa" w:w="150"/>
+            </w:tcMar>
+          </w:tcPr>
+          <w:p>
+            <w:pPr>
+              <w:jc w:val="center"/>
+            </w:pPr>
+            <w:r>
+              <w:rPr>
+                <w:rFonts w:ascii="Arial" w:cs="Arial" w:eastAsia="Arial" w:hAnsi="Arial"/>
+                <w:color w:val="5F5E5A"/>
+                <w:sz w:val="17"/>
+                <w:szCs w:val="17"/>
+              </w:rPr>
+              <w:t xml:space="preserve">2026-07-15</w:t>
             </w:r>
           </w:p>
         </w:tc>
@@ -5427,7 +5564,7 @@
           <w:sz w:val="20"/>
           <w:szCs w:val="20"/>
         </w:rPr>
-        <w:t xml:space="preserve">1. **이번 주 핵심 진행사항 (사업 추진 현황)**  </w:t>
+        <w:t xml:space="preserve">유량 관리 사업 진출 기회가 확대될 전망입니다.</w:t>
       </w:r>
     </w:p>
     <w:p>
@@ -5441,7 +5578,21 @@
           <w:sz w:val="20"/>
           <w:szCs w:val="20"/>
         </w:rPr>
-        <w:t xml:space="preserve">베트남 정부가 수자원법 2023 후</w:t>
+        <w:t xml:space="preserve">    3. **리스크 또는 지연 징후**</w:t>
+      </w:r>
+    </w:p>
+    <w:p>
+      <w:pPr>
+        <w:spacing w:after="100"/>
+      </w:pPr>
+      <w:r>
+        <w:rPr>
+          <w:rFonts w:ascii="Arial" w:cs="Arial" w:eastAsia="Arial" w:hAnsi="Arial"/>
+          <w:color w:val="1A1A1A"/>
+          <w:sz w:val="20"/>
+          <w:szCs w:val="20"/>
+        </w:rPr>
+        <w:t xml:space="preserve">    기</w:t>
       </w:r>
     </w:p>
     <w:p>
@@ -5794,7 +5945,7 @@
                 <w:sz w:val="16"/>
                 <w:szCs w:val="16"/>
               </w:rPr>
-              <w:t xml:space="preserve">베트남이 700개 이상의 수리관개시설과 수력발전소에 대한 최소하류유량(환경유량) 기준값을 공식 발표했습니다. 이는 수자원 관리와 환경 보호를 균형있게 추진하기 위한 정책으로, 담수 공급과 생태계 보전을 동시에 추구합...</w:t>
+              <w:t xml:space="preserve">① 700개 이상 관개·수력발전 시설 최소 하류 유량값 공시 ② 700개 이상 시설 대상 ③ 공시(계획 단계) ④ 베트남 환경부·수자원부 ⑤ 2026년 7월 공시 완료, 향후 수자원 관리 정책 반영 예정</w:t>
             </w:r>
           </w:p>
         </w:tc>
@@ -9457,19 +9608,16 @@
     </w:p>
     <w:p>
       <w:pPr>
-        <w:pStyle w:val="Heading3"/>
-        <w:spacing w:after="80" w:before="180"/>
+        <w:spacing w:after="100"/>
       </w:pPr>
       <w:r>
         <w:rPr>
           <w:rFonts w:ascii="Arial" w:cs="Arial" w:eastAsia="Arial" w:hAnsi="Arial"/>
-          <w:b/>
-          <w:bCs/>
-          <w:color w:val="0D3A6A"/>
-          <w:sz w:val="22"/>
-          <w:szCs w:val="22"/>
+          <w:color w:val="1A1A1A"/>
+          <w:sz w:val="20"/>
+          <w:szCs w:val="20"/>
         </w:rPr>
-        <w:t xml:space="preserve">1. 이번 주 핵심 진행사항 (사업 추진 현황)</w:t>
+        <w:t xml:space="preserve">" (52 chars including spaces)</w:t>
       </w:r>
     </w:p>
     <w:p>
@@ -9483,7 +9631,7 @@
           <w:sz w:val="20"/>
           <w:szCs w:val="20"/>
         </w:rPr>
-        <w:t xml:space="preserve">타인호아성이 샘손(Sam Son) 지역의</w:t>
+        <w:t xml:space="preserve">    *   Section 2: "향후 도시 수처리 및 배수관망 설계</w:t>
       </w:r>
     </w:p>
     <w:p>
@@ -9836,7 +9984,7 @@
                 <w:sz w:val="16"/>
                 <w:szCs w:val="16"/>
               </w:rPr>
-              <w:t xml:space="preserve">thanh hóa 성 sam son 지역의 하수도 시스템 투자를 연구 중입니다. 이는 도시 하수 처리 및 수자원 관리 개선을 위한 기반시설 프로젝트입니다.</w:t>
+              <w:t xml:space="preserve">① 삼손 도시 배수시스템 ② 규모 미상 ③ 계획 ④ 타인호아성 정부 ⑤ 투자 타당성 조사 진행 중. 해안 관광도시 삼손의 배수 인프라 개선을 위해 타인호아성이 투자 연구를 추진 중. VN-WAT-URBAN 마스터플랜...</w:t>
             </w:r>
           </w:p>
         </w:tc>
@@ -12491,19 +12639,16 @@
     </w:p>
     <w:p>
       <w:pPr>
-        <w:pStyle w:val="Heading3"/>
-        <w:spacing w:after="80" w:before="180"/>
+        <w:spacing w:after="100"/>
       </w:pPr>
       <w:r>
         <w:rPr>
           <w:rFonts w:ascii="Arial" w:cs="Arial" w:eastAsia="Arial" w:hAnsi="Arial"/>
-          <w:b/>
-          <w:bCs/>
-          <w:color w:val="0D3A6A"/>
-          <w:sz w:val="22"/>
-          <w:szCs w:val="22"/>
+          <w:color w:val="1A1A1A"/>
+          <w:sz w:val="20"/>
+          <w:szCs w:val="20"/>
         </w:rPr>
-        <w:t xml:space="preserve">1. 이번 주 핵심 진행사항 (사업 추진 현황)</w:t>
+        <w:t xml:space="preserve">: ... (91)</w:t>
       </w:r>
     </w:p>
     <w:p>
@@ -12517,7 +12662,21 @@
           <w:sz w:val="20"/>
           <w:szCs w:val="20"/>
         </w:rPr>
-        <w:t xml:space="preserve">베트남 정부는 2030 국가 마스터플랜에</w:t>
+        <w:t xml:space="preserve">    3. 리스크 또는 지연 징후: ... (70)</w:t>
+      </w:r>
+    </w:p>
+    <w:p>
+      <w:pPr>
+        <w:spacing w:after="100"/>
+      </w:pPr>
+      <w:r>
+        <w:rPr>
+          <w:rFonts w:ascii="Arial" w:cs="Arial" w:eastAsia="Arial" w:hAnsi="Arial"/>
+          <w:color w:val="1A1A1A"/>
+          <w:sz w:val="20"/>
+          <w:szCs w:val="20"/>
+        </w:rPr>
+        <w:t xml:space="preserve">    Total ~ 248</w:t>
       </w:r>
     </w:p>
     <w:p>
@@ -12592,7 +12751,7 @@
                 <w:sz w:val="20"/>
                 <w:szCs w:val="20"/>
               </w:rPr>
-              <w:t xml:space="preserve">🆕 신규 기사: 0건</w:t>
+              <w:t xml:space="preserve">🆕 신규 기사: 1건</w:t>
             </w:r>
           </w:p>
         </w:tc>
@@ -12792,6 +12951,146 @@
                 <w:szCs w:val="18"/>
               </w:rPr>
               <w:t xml:space="preserve">날짜</w:t>
+            </w:r>
+          </w:p>
+        </w:tc>
+      </w:tr>
+      <w:tr>
+        <w:tc>
+          <w:tcPr>
+            <w:tcW w:type="dxa" w:w="700"/>
+            <w:tcBorders>
+              <w:top w:val="single" w:color="DDDDDD" w:sz="1"/>
+              <w:left w:val="single" w:color="DDDDDD" w:sz="1"/>
+              <w:bottom w:val="single" w:color="DDDDDD" w:sz="1"/>
+              <w:right w:val="single" w:color="DDDDDD" w:sz="1"/>
+            </w:tcBorders>
+            <w:shd w:fill="E8F5E9" w:val="clear"/>
+            <w:tcMar>
+              <w:top w:type="dxa" w:w="100"/>
+              <w:left w:type="dxa" w:w="150"/>
+              <w:bottom w:type="dxa" w:w="100"/>
+              <w:right w:type="dxa" w:w="150"/>
+            </w:tcMar>
+          </w:tcPr>
+          <w:p>
+            <w:pPr>
+              <w:jc w:val="center"/>
+            </w:pPr>
+            <w:r>
+              <w:rPr>
+                <w:rFonts w:ascii="Arial" w:cs="Arial" w:eastAsia="Arial" w:hAnsi="Arial"/>
+                <w:color w:val="2E7D32"/>
+                <w:sz w:val="18"/>
+                <w:szCs w:val="18"/>
+              </w:rPr>
+              <w:t xml:space="preserve">🆕</w:t>
+            </w:r>
+          </w:p>
+        </w:tc>
+        <w:tc>
+          <w:tcPr>
+            <w:tcW w:type="dxa" w:w="5560"/>
+            <w:tcBorders>
+              <w:top w:val="single" w:color="DDDDDD" w:sz="1"/>
+              <w:left w:val="single" w:color="DDDDDD" w:sz="1"/>
+              <w:bottom w:val="single" w:color="DDDDDD" w:sz="1"/>
+              <w:right w:val="single" w:color="DDDDDD" w:sz="1"/>
+            </w:tcBorders>
+            <w:shd w:fill="E8F5E9" w:val="clear"/>
+            <w:tcMar>
+              <w:top w:type="dxa" w:w="100"/>
+              <w:left w:type="dxa" w:w="150"/>
+              <w:bottom w:type="dxa" w:w="100"/>
+              <w:right w:type="dxa" w:w="150"/>
+            </w:tcMar>
+          </w:tcPr>
+          <w:p>
+            <w:r>
+              <w:rPr>
+                <w:rFonts w:ascii="Arial" w:cs="Arial" w:eastAsia="Arial" w:hAnsi="Arial"/>
+                <w:b/>
+                <w:bCs/>
+                <w:color w:val="1A1A1A"/>
+                <w:sz w:val="18"/>
+                <w:szCs w:val="18"/>
+              </w:rPr>
+              <w:t xml:space="preserve">노후화된 학교 화장실로 인해 Son La의 학생들은 위생 상태가 좋지 않습니다.</w:t>
+            </w:r>
+          </w:p>
+          <w:p>
+            <w:pPr>
+              <w:spacing w:before="40"/>
+            </w:pPr>
+            <w:r>
+              <w:rPr>
+                <w:rFonts w:ascii="Arial" w:cs="Arial" w:eastAsia="Arial" w:hAnsi="Arial"/>
+                <w:color w:val="5F5E5A"/>
+                <w:sz w:val="16"/>
+                <w:szCs w:val="16"/>
+              </w:rPr>
+              <w:t xml:space="preserve">&lt;a href="https://e.vnexpress.net/news/news/aging-school-toilets-leave-students-in-son-la-facing-poor-sanitation-5101207....</w:t>
+            </w:r>
+          </w:p>
+        </w:tc>
+        <w:tc>
+          <w:tcPr>
+            <w:tcW w:type="dxa" w:w="1800"/>
+            <w:tcBorders>
+              <w:top w:val="single" w:color="DDDDDD" w:sz="1"/>
+              <w:left w:val="single" w:color="DDDDDD" w:sz="1"/>
+              <w:bottom w:val="single" w:color="DDDDDD" w:sz="1"/>
+              <w:right w:val="single" w:color="DDDDDD" w:sz="1"/>
+            </w:tcBorders>
+            <w:shd w:fill="E8F5E9" w:val="clear"/>
+            <w:tcMar>
+              <w:top w:type="dxa" w:w="100"/>
+              <w:left w:type="dxa" w:w="150"/>
+              <w:bottom w:type="dxa" w:w="100"/>
+              <w:right w:type="dxa" w:w="150"/>
+            </w:tcMar>
+          </w:tcPr>
+          <w:p>
+            <w:r>
+              <w:rPr>
+                <w:rFonts w:ascii="Arial" w:cs="Arial" w:eastAsia="Arial" w:hAnsi="Arial"/>
+                <w:color w:val="185FA5"/>
+                <w:sz w:val="17"/>
+                <w:szCs w:val="17"/>
+              </w:rPr>
+              <w:t xml:space="preserve">VnExpress International</w:t>
+            </w:r>
+          </w:p>
+        </w:tc>
+        <w:tc>
+          <w:tcPr>
+            <w:tcW w:type="dxa" w:w="1300"/>
+            <w:tcBorders>
+              <w:top w:val="single" w:color="DDDDDD" w:sz="1"/>
+              <w:left w:val="single" w:color="DDDDDD" w:sz="1"/>
+              <w:bottom w:val="single" w:color="DDDDDD" w:sz="1"/>
+              <w:right w:val="single" w:color="DDDDDD" w:sz="1"/>
+            </w:tcBorders>
+            <w:shd w:fill="E8F5E9" w:val="clear"/>
+            <w:tcMar>
+              <w:top w:type="dxa" w:w="100"/>
+              <w:left w:type="dxa" w:w="150"/>
+              <w:bottom w:type="dxa" w:w="100"/>
+              <w:right w:type="dxa" w:w="150"/>
+            </w:tcMar>
+          </w:tcPr>
+          <w:p>
+            <w:pPr>
+              <w:jc w:val="center"/>
+            </w:pPr>
+            <w:r>
+              <w:rPr>
+                <w:rFonts w:ascii="Arial" w:cs="Arial" w:eastAsia="Arial" w:hAnsi="Arial"/>
+                <w:color w:val="5F5E5A"/>
+                <w:sz w:val="17"/>
+                <w:szCs w:val="17"/>
+              </w:rPr>
+              <w:t xml:space="preserve">2026-07-24</w:t>
             </w:r>
           </w:p>
         </w:tc>
@@ -14755,20 +15054,6 @@
     </w:p>
     <w:p>
       <w:pPr>
-        <w:spacing w:after="100"/>
-      </w:pPr>
-      <w:r>
-        <w:rPr>
-          <w:rFonts w:ascii="Arial" w:cs="Arial" w:eastAsia="Arial" w:hAnsi="Arial"/>
-          <w:color w:val="1A1A1A"/>
-          <w:sz w:val="20"/>
-          <w:szCs w:val="20"/>
-        </w:rPr>
-        <w:t xml:space="preserve">[경영진 보고용 인사이트]</w:t>
-      </w:r>
-    </w:p>
-    <w:p>
-      <w:pPr>
         <w:pStyle w:val="Heading3"/>
         <w:spacing w:after="80" w:before="180"/>
       </w:pPr>
@@ -14795,7 +15080,7 @@
           <w:sz w:val="20"/>
           <w:szCs w:val="20"/>
         </w:rPr>
-        <w:t xml:space="preserve">베트남 정부</w:t>
+        <w:t xml:space="preserve">베트남은 해양경제 발전전략 2</w:t>
       </w:r>
     </w:p>
     <w:p>
@@ -14870,7 +15155,7 @@
                 <w:sz w:val="20"/>
                 <w:szCs w:val="20"/>
               </w:rPr>
-              <w:t xml:space="preserve">🆕 신규 기사: 0건</w:t>
+              <w:t xml:space="preserve">🆕 신규 기사: 1건</w:t>
             </w:r>
           </w:p>
         </w:tc>
@@ -15148,7 +15433,7 @@
                 <w:sz w:val="16"/>
                 <w:szCs w:val="16"/>
               </w:rPr>
-              <w:t xml:space="preserve">기사는 유가 변동에 관한 거래 시장 분석으로, 베트남 석유가스 2030 마스터플랜(VN-OG-2030)과 연계된 에너지 시장 동향을 다룹니다. 다만 기사 전문에 구체적인 베트남 사업명, 규모, 진행단계, 발주기관, ...</w:t>
+              <w:t xml:space="preserve">베트남 석유·가스 2030 마스터플랜(VN-OG-2030) 관련 기사로, 국제유가가 배럴당 100달러에 근접하고 있는 현황을 다룹니다. 구체적인 베트남 프로젝트 정보(사업명, 예산, 진행단계, 주요기관, 일정)가 기...</w:t>
             </w:r>
           </w:p>
         </w:tc>
@@ -15350,6 +15635,146 @@
                 <w:szCs w:val="17"/>
               </w:rPr>
               <w:t xml:space="preserve">2026-07-21</w:t>
+            </w:r>
+          </w:p>
+        </w:tc>
+      </w:tr>
+      <w:tr>
+        <w:tc>
+          <w:tcPr>
+            <w:tcW w:type="dxa" w:w="700"/>
+            <w:tcBorders>
+              <w:top w:val="single" w:color="DDDDDD" w:sz="1"/>
+              <w:left w:val="single" w:color="DDDDDD" w:sz="1"/>
+              <w:bottom w:val="single" w:color="DDDDDD" w:sz="1"/>
+              <w:right w:val="single" w:color="DDDDDD" w:sz="1"/>
+            </w:tcBorders>
+            <w:shd w:fill="E8F5E9" w:val="clear"/>
+            <w:tcMar>
+              <w:top w:type="dxa" w:w="100"/>
+              <w:left w:type="dxa" w:w="150"/>
+              <w:bottom w:type="dxa" w:w="100"/>
+              <w:right w:type="dxa" w:w="150"/>
+            </w:tcMar>
+          </w:tcPr>
+          <w:p>
+            <w:pPr>
+              <w:jc w:val="center"/>
+            </w:pPr>
+            <w:r>
+              <w:rPr>
+                <w:rFonts w:ascii="Arial" w:cs="Arial" w:eastAsia="Arial" w:hAnsi="Arial"/>
+                <w:color w:val="2E7D32"/>
+                <w:sz w:val="18"/>
+                <w:szCs w:val="18"/>
+              </w:rPr>
+              <w:t xml:space="preserve">🆕</w:t>
+            </w:r>
+          </w:p>
+        </w:tc>
+        <w:tc>
+          <w:tcPr>
+            <w:tcW w:type="dxa" w:w="5560"/>
+            <w:tcBorders>
+              <w:top w:val="single" w:color="DDDDDD" w:sz="1"/>
+              <w:left w:val="single" w:color="DDDDDD" w:sz="1"/>
+              <w:bottom w:val="single" w:color="DDDDDD" w:sz="1"/>
+              <w:right w:val="single" w:color="DDDDDD" w:sz="1"/>
+            </w:tcBorders>
+            <w:shd w:fill="E8F5E9" w:val="clear"/>
+            <w:tcMar>
+              <w:top w:type="dxa" w:w="100"/>
+              <w:left w:type="dxa" w:w="150"/>
+              <w:bottom w:type="dxa" w:w="100"/>
+              <w:right w:type="dxa" w:w="150"/>
+            </w:tcMar>
+          </w:tcPr>
+          <w:p>
+            <w:r>
+              <w:rPr>
+                <w:rFonts w:ascii="Arial" w:cs="Arial" w:eastAsia="Arial" w:hAnsi="Arial"/>
+                <w:b/>
+                <w:bCs/>
+                <w:color w:val="1A1A1A"/>
+                <w:sz w:val="18"/>
+                <w:szCs w:val="18"/>
+              </w:rPr>
+              <w:t xml:space="preserve">페트로베트남, 캐나다와 에너지 파트너십 확대 모색</w:t>
+            </w:r>
+          </w:p>
+          <w:p>
+            <w:pPr>
+              <w:spacing w:before="40"/>
+            </w:pPr>
+            <w:r>
+              <w:rPr>
+                <w:rFonts w:ascii="Arial" w:cs="Arial" w:eastAsia="Arial" w:hAnsi="Arial"/>
+                <w:color w:val="5F5E5A"/>
+                <w:sz w:val="16"/>
+                <w:szCs w:val="16"/>
+              </w:rPr>
+              <w:t xml:space="preserve">국영 페트로베트남(Petrovietnam)은 LNG 원자력 발전과 탄소 포집 및 저장 CCS 분야에서 캐나다와 협력을 심화할 방안을 모색하고 있습니다.</w:t>
+            </w:r>
+          </w:p>
+        </w:tc>
+        <w:tc>
+          <w:tcPr>
+            <w:tcW w:type="dxa" w:w="1800"/>
+            <w:tcBorders>
+              <w:top w:val="single" w:color="DDDDDD" w:sz="1"/>
+              <w:left w:val="single" w:color="DDDDDD" w:sz="1"/>
+              <w:bottom w:val="single" w:color="DDDDDD" w:sz="1"/>
+              <w:right w:val="single" w:color="DDDDDD" w:sz="1"/>
+            </w:tcBorders>
+            <w:shd w:fill="E8F5E9" w:val="clear"/>
+            <w:tcMar>
+              <w:top w:type="dxa" w:w="100"/>
+              <w:left w:type="dxa" w:w="150"/>
+              <w:bottom w:type="dxa" w:w="100"/>
+              <w:right w:type="dxa" w:w="150"/>
+            </w:tcMar>
+          </w:tcPr>
+          <w:p>
+            <w:r>
+              <w:rPr>
+                <w:rFonts w:ascii="Arial" w:cs="Arial" w:eastAsia="Arial" w:hAnsi="Arial"/>
+                <w:color w:val="185FA5"/>
+                <w:sz w:val="17"/>
+                <w:szCs w:val="17"/>
+              </w:rPr>
+              <w:t xml:space="preserve">petrotimes</w:t>
+            </w:r>
+          </w:p>
+        </w:tc>
+        <w:tc>
+          <w:tcPr>
+            <w:tcW w:type="dxa" w:w="1300"/>
+            <w:tcBorders>
+              <w:top w:val="single" w:color="DDDDDD" w:sz="1"/>
+              <w:left w:val="single" w:color="DDDDDD" w:sz="1"/>
+              <w:bottom w:val="single" w:color="DDDDDD" w:sz="1"/>
+              <w:right w:val="single" w:color="DDDDDD" w:sz="1"/>
+            </w:tcBorders>
+            <w:shd w:fill="E8F5E9" w:val="clear"/>
+            <w:tcMar>
+              <w:top w:type="dxa" w:w="100"/>
+              <w:left w:type="dxa" w:w="150"/>
+              <w:bottom w:type="dxa" w:w="100"/>
+              <w:right w:type="dxa" w:w="150"/>
+            </w:tcMar>
+          </w:tcPr>
+          <w:p>
+            <w:pPr>
+              <w:jc w:val="center"/>
+            </w:pPr>
+            <w:r>
+              <w:rPr>
+                <w:rFonts w:ascii="Arial" w:cs="Arial" w:eastAsia="Arial" w:hAnsi="Arial"/>
+                <w:color w:val="5F5E5A"/>
+                <w:sz w:val="17"/>
+                <w:szCs w:val="17"/>
+              </w:rPr>
+              <w:t xml:space="preserve">2026-07-17</w:t>
             </w:r>
           </w:p>
         </w:tc>
@@ -17199,7 +17624,7 @@
           <w:sz w:val="22"/>
           <w:szCs w:val="22"/>
         </w:rPr>
-        <w:t xml:space="preserve">1. 이번 주 핵심 진행사항 (사업 추진 현황)</w:t>
+        <w:t xml:space="preserve">1. 이번 주 핵심 진행사항</w:t>
       </w:r>
     </w:p>
     <w:p>
@@ -17213,7 +17638,7 @@
           <w:sz w:val="20"/>
           <w:szCs w:val="20"/>
         </w:rPr>
-        <w:t xml:space="preserve">베트남 에너지부 및 관계기관이 제8</w:t>
+        <w:t xml:space="preserve">베트남 정부는 닌투언 LNG 허브 마스터플랜 추진과</w:t>
       </w:r>
     </w:p>
     <w:p>
@@ -17566,7 +17991,7 @@
                 <w:sz w:val="16"/>
                 <w:szCs w:val="16"/>
               </w:rPr>
-              <w:t xml:space="preserve">사업명: LNG 가격 인상 관련 정책 (VN-PWR-PDP8-LNG). 사업규모: 구체적 수치 미제공. 진행단계: 운영 중. 주요기관: 베트남 에너지부·전력기업·LNG 공급업체. 핵심일정: 2026년 7월 23일 가...</w:t>
+              <w:t xml:space="preserve">①가스가격 인상 ②구체적 규모 미명시 ③운영 중 ④베트남 정부·에너지부 ⑤2026년 7월 기준 진행 중. 베트남 LNG 공급 및 가격 정책과 관련된 시장 동향 보도로, VN-PWR-PDP8-LNG 마스터플랜의 에너지...</w:t>
             </w:r>
           </w:p>
         </w:tc>
@@ -18961,19 +19386,16 @@
     </w:p>
     <w:p>
       <w:pPr>
-        <w:pStyle w:val="Heading3"/>
-        <w:spacing w:after="80" w:before="180"/>
+        <w:spacing w:after="100"/>
       </w:pPr>
       <w:r>
         <w:rPr>
           <w:rFonts w:ascii="Arial" w:cs="Arial" w:eastAsia="Arial" w:hAnsi="Arial"/>
-          <w:b/>
-          <w:bCs/>
-          <w:color w:val="0D3A6A"/>
-          <w:sz w:val="22"/>
-          <w:szCs w:val="22"/>
+          <w:color w:val="1A1A1A"/>
+          <w:sz w:val="20"/>
+          <w:szCs w:val="20"/>
         </w:rPr>
-        <w:t xml:space="preserve">1. 이번 주 핵심 진행사항 (사업 추진 현황)</w:t>
+        <w:t xml:space="preserve">, 교육 인프라 협력 사업 참여를 통해 향후 본사업 수주 기반을 마련할 수 있습니다.</w:t>
       </w:r>
     </w:p>
     <w:p>
@@ -18987,7 +19409,7 @@
           <w:sz w:val="20"/>
           <w:szCs w:val="20"/>
         </w:rPr>
-        <w:t xml:space="preserve">베트남 과학기술부 방사능핵안전</w:t>
+        <w:t xml:space="preserve">    3. 리스크 또는</w:t>
       </w:r>
     </w:p>
     <w:p>
@@ -21252,7 +21674,7 @@
           <w:sz w:val="20"/>
           <w:szCs w:val="20"/>
         </w:rPr>
-        <w:t xml:space="preserve">1. 이번 주 핵심 진행사항 (사업 추진 현황)</w:t>
+        <w:t xml:space="preserve">1. **이번 주 핵심 진행사항**  </w:t>
       </w:r>
     </w:p>
     <w:p>
@@ -21266,7 +21688,7 @@
           <w:sz w:val="20"/>
           <w:szCs w:val="20"/>
         </w:rPr>
-        <w:t xml:space="preserve">        베트남 정부가 7월 14일 해상풍력</w:t>
+        <w:t xml:space="preserve">베트남 정부가 PDP8 개정 연선상에서 해상풍력 신규 투자 규</w:t>
       </w:r>
     </w:p>
     <w:p>
@@ -23275,21 +23697,7 @@
           <w:sz w:val="20"/>
           <w:szCs w:val="20"/>
         </w:rPr>
-        <w:t xml:space="preserve">1. **이번 주 핵심 진행사항 (사업 추진 현황)**</w:t>
-      </w:r>
-    </w:p>
-    <w:p>
-      <w:pPr>
-        <w:spacing w:after="100"/>
-      </w:pPr>
-      <w:r>
-        <w:rPr>
-          <w:rFonts w:ascii="Arial" w:cs="Arial" w:eastAsia="Arial" w:hAnsi="Arial"/>
-          <w:color w:val="1A1A1A"/>
-          <w:sz w:val="20"/>
-          <w:szCs w:val="20"/>
-        </w:rPr>
-        <w:t xml:space="preserve">금주 수집된 기사는 여행·음식 문화 관련 내용으로,</w:t>
+        <w:t xml:space="preserve">1. 이번 주 핵심 진행사항: 마스터플랜 직접적 진척은 미수집되었으며, 국가주석 법령 공포 등</w:t>
       </w:r>
     </w:p>
     <w:p>
@@ -23642,7 +24050,7 @@
                 <w:sz w:val="16"/>
                 <w:szCs w:val="16"/>
               </w:rPr>
-              <w:t xml:space="preserve">본 기사는 인프라 프로젝트가 아닌 여행 및 음식 문화, 환경 정책에 관한 보도입니다. 요청된 5개 항목(사업명, 사업규모, 진행단계, 주요기관, 핵심일정)을 충족하는 인프라 프로젝트 정보가 부재합니다. VN-HAN-...</w:t>
+              <w:t xml:space="preserve">기사는 음식이 베트남 여행 선택에 미치는 영향을 다룬 아고다 보고서를 제목으로 하고 있으나, 본문은 국가주석의 법령 공포, 안장성 당위원회 서기 임명 등 정치행정 뉴스로 구성되어 있습니다. 인프라 사업 정보가 없어 ...</w:t>
             </w:r>
           </w:p>
         </w:tc>
@@ -26045,19 +26453,16 @@
     </w:p>
     <w:p>
       <w:pPr>
-        <w:pStyle w:val="Heading3"/>
-        <w:spacing w:after="80" w:before="180"/>
+        <w:spacing w:after="100"/>
       </w:pPr>
       <w:r>
         <w:rPr>
           <w:rFonts w:ascii="Arial" w:cs="Arial" w:eastAsia="Arial" w:hAnsi="Arial"/>
-          <w:b/>
-          <w:bCs/>
-          <w:color w:val="0D3A6A"/>
-          <w:sz w:val="22"/>
-          <w:szCs w:val="22"/>
+          <w:color w:val="1A1A1A"/>
+          <w:sz w:val="20"/>
+          <w:szCs w:val="20"/>
         </w:rPr>
-        <w:t xml:space="preserve">1. 이번 주 핵심 진행사항 (사업 추진 현황)</w:t>
+        <w:t xml:space="preserve">확대(105개) 및 북부 산업단지 녹색전환 사업이 계획 단계에서 구체화되고 있습니다.</w:t>
       </w:r>
     </w:p>
     <w:p>
@@ -26071,7 +26476,7 @@
           <w:sz w:val="20"/>
           <w:szCs w:val="20"/>
         </w:rPr>
-        <w:t xml:space="preserve">호찌민시의 산업단지 105개(약</w:t>
+        <w:t xml:space="preserve">    2</w:t>
       </w:r>
     </w:p>
     <w:p>
@@ -28579,36 +28984,16 @@
     </w:p>
     <w:p>
       <w:pPr>
-        <w:pStyle w:val="Heading3"/>
-        <w:spacing w:after="80" w:before="180"/>
+        <w:spacing w:after="100"/>
       </w:pPr>
       <w:r>
         <w:rPr>
           <w:rFonts w:ascii="Arial" w:cs="Arial" w:eastAsia="Arial" w:hAnsi="Arial"/>
-          <w:b/>
-          <w:bCs/>
-          <w:color w:val="0D3A6A"/>
-          <w:sz w:val="22"/>
-          <w:szCs w:val="22"/>
+          <w:color w:val="1A1A1A"/>
+          <w:sz w:val="20"/>
+          <w:szCs w:val="20"/>
         </w:rPr>
-        <w:t xml:space="preserve">[경영진 보고용 인사이트]</w:t>
-      </w:r>
-    </w:p>
-    <w:p>
-      <w:pPr>
-        <w:pStyle w:val="Heading3"/>
-        <w:spacing w:after="80" w:before="180"/>
-      </w:pPr>
-      <w:r>
-        <w:rPr>
-          <w:rFonts w:ascii="Arial" w:cs="Arial" w:eastAsia="Arial" w:hAnsi="Arial"/>
-          <w:b/>
-          <w:bCs/>
-          <w:color w:val="0D3A6A"/>
-          <w:sz w:val="22"/>
-          <w:szCs w:val="22"/>
-        </w:rPr>
-        <w:t xml:space="preserve">1. 이번 주 핵심 진행사항 (사업 추진 현황)</w:t>
+        <w:t xml:space="preserve">." (78자)</w:t>
       </w:r>
     </w:p>
     <w:p>
@@ -28622,7 +29007,37 @@
           <w:sz w:val="20"/>
           <w:szCs w:val="20"/>
         </w:rPr>
-        <w:t xml:space="preserve">리엔크엉 공</w:t>
+        <w:t xml:space="preserve">"3. 리스크 또는 지연 징후 (없으면 특이사항 없음)"</w:t>
+      </w:r>
+    </w:p>
+    <w:p>
+      <w:pPr>
+        <w:pStyle w:val="ListParagraph"/>
+        <w:numPr>
+          <w:ilvl w:val="0"/>
+          <w:numId w:val="2"/>
+        </w:numPr>
+        <w:spacing w:after="80"/>
+      </w:pPr>
+      <w:r>
+        <w:rPr>
+          <w:rFonts w:ascii="Arial" w:cs="Arial" w:eastAsia="Arial" w:hAnsi="Arial"/>
+          <w:b/>
+          <w:bCs/>
+          <w:color w:val="1A1A1A"/>
+          <w:sz w:val="20"/>
+          <w:szCs w:val="20"/>
+        </w:rPr>
+        <w:t xml:space="preserve"/>
+      </w:r>
+      <w:r>
+        <w:rPr>
+          <w:rFonts w:ascii="Arial" w:cs="Arial" w:eastAsia="Arial" w:hAnsi="Arial"/>
+          <w:color w:val="1A1A1A"/>
+          <w:sz w:val="20"/>
+          <w:szCs w:val="20"/>
+        </w:rPr>
+        <w:t xml:space="preserve">"</w:t>
       </w:r>
     </w:p>
     <w:p>
@@ -28697,7 +29112,7 @@
                 <w:sz w:val="20"/>
                 <w:szCs w:val="20"/>
               </w:rPr>
-              <w:t xml:space="preserve">🆕 신규 기사: 14건</w:t>
+              <w:t xml:space="preserve">🆕 신규 기사: 6건</w:t>
             </w:r>
           </w:p>
         </w:tc>
@@ -28731,7 +29146,7 @@
                 <w:sz w:val="20"/>
                 <w:szCs w:val="20"/>
               </w:rPr>
-              <w:t xml:space="preserve">📋 기존 기사: 49건</w:t>
+              <w:t xml:space="preserve">📋 기존 기사: 59건</w:t>
             </w:r>
           </w:p>
         </w:tc>
@@ -28975,7 +29390,7 @@
                 <w:sz w:val="16"/>
                 <w:szCs w:val="16"/>
               </w:rPr>
-              <w:t xml:space="preserve">이번 쇼케이스에서는 차세대 물류와 지능형 공급망 기술에 대한 포괄적인 스냅샷을 제공할 것으로 예상됩니다.</w:t>
+              <w:t xml:space="preserve">①베트남 물류전시회(Vietnam Logistics Exhibition) ②연간 개최 대규모 전시회 ③운영 중 ④베트남 물류업계 및 정부 관련 기관 ⑤2026년 7월 26일 개최. 스마트·지속가능 물류 중심으로 VN...</w:t>
             </w:r>
           </w:p>
         </w:tc>
@@ -29115,7 +29530,7 @@
                 <w:sz w:val="16"/>
                 <w:szCs w:val="16"/>
               </w:rPr>
-              <w:t xml:space="preserve">새로 설치된 항법 장비, 조명 시스템 및 기타 기술 시설의 성능을 평가하여 상업 운영이 재개되기 전에 항공 안전 표준을 충족하는지 확인하기 위한 교정 프로그램이 7월 28일까지 실행됩니다.</w:t>
+              <w:t xml:space="preserve">① 리엔쿠엉 국제공항 재개항 프로젝트 ② 국제공항 규모 시설 ③ 준공 단계 ④ 베트남 교통부 및 관련 공항 운영 기관 ⑤ 2026년 8월 19일 재개항 예정. 다롱 지역 항공 인프라 복구로 국제선 운영 재개</w:t>
             </w:r>
           </w:p>
         </w:tc>
@@ -29255,7 +29670,7 @@
                 <w:sz w:val="16"/>
                 <w:szCs w:val="16"/>
               </w:rPr>
-              <w:t xml:space="preserve">DHL 노스 로지스틱스 캠퍼스는 노이바이 국제공항과 하노이, 베트남 북부 최대 심해항인 하이퐁항을 연결하는 하노이-하이퐁 고속도로에 직접 접근할 수 있게 된다. Hung Yen, 상반기 Hung Ye에서 179개 신...</w:t>
+              <w:t xml:space="preserve">① DHL North Logistics Campus ② 7,100만 달러 규모 ③ 착공 ④ DHL Supply Chain Vietnam(시공사), 흥옌성 정부 ⑤ 하노이-하이팍 고속도로 연결을 통해 노이바이 국제공항...</w:t>
             </w:r>
           </w:p>
         </w:tc>
@@ -29395,7 +29810,11 @@
                 <w:sz w:val="16"/>
                 <w:szCs w:val="16"/>
               </w:rPr>
-              <w:t xml:space="preserve">다낭은 Dien Ban Bac Ward에서 249.8헥타르에 걸쳐 건설될 예정인 3조 7300억 VND (1억 3815만 달러) 개발인 VSIP 다낭 산업단지 인프라 프로젝트에 대한 투자 정책 및 투자자를 승인했습니...</w:t>
+              <w:t xml:space="preserve">① VSIP 산업단지 투자사업
+② 1억3,815만 달러
+③ 승인
+④ 다낭시, VSIP(베트남 싱가포르 산업단지)
+⑤ 투자 승인 완료, 착공 예정</w:t>
             </w:r>
           </w:p>
         </w:tc>
@@ -29471,7 +29890,7 @@
               <w:bottom w:val="single" w:color="DDDDDD" w:sz="1"/>
               <w:right w:val="single" w:color="DDDDDD" w:sz="1"/>
             </w:tcBorders>
-            <w:shd w:fill="E8F5E9" w:val="clear"/>
+            <w:shd w:fill="FFFFFF" w:val="clear"/>
             <w:tcMar>
               <w:top w:type="dxa" w:w="100"/>
               <w:left w:type="dxa" w:w="150"/>
@@ -29486,6 +29905,3366 @@
             <w:r>
               <w:rPr>
                 <w:rFonts w:ascii="Arial" w:cs="Arial" w:eastAsia="Arial" w:hAnsi="Arial"/>
+                <w:color w:val="5F5E5A"/>
+                <w:sz w:val="18"/>
+                <w:szCs w:val="18"/>
+              </w:rPr>
+              <w:t xml:space="preserve">·</w:t>
+            </w:r>
+          </w:p>
+        </w:tc>
+        <w:tc>
+          <w:tcPr>
+            <w:tcW w:type="dxa" w:w="5560"/>
+            <w:tcBorders>
+              <w:top w:val="single" w:color="DDDDDD" w:sz="1"/>
+              <w:left w:val="single" w:color="DDDDDD" w:sz="1"/>
+              <w:bottom w:val="single" w:color="DDDDDD" w:sz="1"/>
+              <w:right w:val="single" w:color="DDDDDD" w:sz="1"/>
+            </w:tcBorders>
+            <w:shd w:fill="FFFFFF" w:val="clear"/>
+            <w:tcMar>
+              <w:top w:type="dxa" w:w="100"/>
+              <w:left w:type="dxa" w:w="150"/>
+              <w:bottom w:type="dxa" w:w="100"/>
+              <w:right w:type="dxa" w:w="150"/>
+            </w:tcMar>
+          </w:tcPr>
+          <w:p>
+            <w:r>
+              <w:rPr>
+                <w:rFonts w:ascii="Arial" w:cs="Arial" w:eastAsia="Arial" w:hAnsi="Arial"/>
+                <w:b w:val="false"/>
+                <w:bCs w:val="false"/>
+                <w:color w:val="1A1A1A"/>
+                <w:sz w:val="18"/>
+                <w:szCs w:val="18"/>
+              </w:rPr>
+              <w:t xml:space="preserve">리엔크엉 국제공항, 8월 19일 재개장</w:t>
+            </w:r>
+          </w:p>
+          <w:p>
+            <w:pPr>
+              <w:spacing w:before="40"/>
+            </w:pPr>
+            <w:r>
+              <w:rPr>
+                <w:rFonts w:ascii="Arial" w:cs="Arial" w:eastAsia="Arial" w:hAnsi="Arial"/>
+                <w:color w:val="5F5E5A"/>
+                <w:sz w:val="16"/>
+                <w:szCs w:val="16"/>
+              </w:rPr>
+              <w:t xml:space="preserve">리엔 쿠옹 국제공항이 8월 19일 재개항할 예정이다. 다낭에서는 호텔 관광 기술 포럼이 개최되며 AI 응용, 지속가능한 발전 등 40개 이상의 논의가 진행된다. 베트남과 블룸버그는 금융시장 발전을 위한 협력을 강화하...</w:t>
+            </w:r>
+          </w:p>
+        </w:tc>
+        <w:tc>
+          <w:tcPr>
+            <w:tcW w:type="dxa" w:w="1800"/>
+            <w:tcBorders>
+              <w:top w:val="single" w:color="DDDDDD" w:sz="1"/>
+              <w:left w:val="single" w:color="DDDDDD" w:sz="1"/>
+              <w:bottom w:val="single" w:color="DDDDDD" w:sz="1"/>
+              <w:right w:val="single" w:color="DDDDDD" w:sz="1"/>
+            </w:tcBorders>
+            <w:shd w:fill="FFFFFF" w:val="clear"/>
+            <w:tcMar>
+              <w:top w:type="dxa" w:w="100"/>
+              <w:left w:type="dxa" w:w="150"/>
+              <w:bottom w:type="dxa" w:w="100"/>
+              <w:right w:type="dxa" w:w="150"/>
+            </w:tcMar>
+          </w:tcPr>
+          <w:p>
+            <w:r>
+              <w:rPr>
+                <w:rFonts w:ascii="Arial" w:cs="Arial" w:eastAsia="Arial" w:hAnsi="Arial"/>
+                <w:color w:val="185FA5"/>
+                <w:sz w:val="17"/>
+                <w:szCs w:val="17"/>
+              </w:rPr>
+              <w:t xml:space="preserve">vietnamplus</w:t>
+            </w:r>
+          </w:p>
+        </w:tc>
+        <w:tc>
+          <w:tcPr>
+            <w:tcW w:type="dxa" w:w="1300"/>
+            <w:tcBorders>
+              <w:top w:val="single" w:color="DDDDDD" w:sz="1"/>
+              <w:left w:val="single" w:color="DDDDDD" w:sz="1"/>
+              <w:bottom w:val="single" w:color="DDDDDD" w:sz="1"/>
+              <w:right w:val="single" w:color="DDDDDD" w:sz="1"/>
+            </w:tcBorders>
+            <w:shd w:fill="FFFFFF" w:val="clear"/>
+            <w:tcMar>
+              <w:top w:type="dxa" w:w="100"/>
+              <w:left w:type="dxa" w:w="150"/>
+              <w:bottom w:type="dxa" w:w="100"/>
+              <w:right w:type="dxa" w:w="150"/>
+            </w:tcMar>
+          </w:tcPr>
+          <w:p>
+            <w:pPr>
+              <w:jc w:val="center"/>
+            </w:pPr>
+            <w:r>
+              <w:rPr>
+                <w:rFonts w:ascii="Arial" w:cs="Arial" w:eastAsia="Arial" w:hAnsi="Arial"/>
+                <w:color w:val="5F5E5A"/>
+                <w:sz w:val="17"/>
+                <w:szCs w:val="17"/>
+              </w:rPr>
+              <w:t xml:space="preserve">2026-07-24</w:t>
+            </w:r>
+          </w:p>
+        </w:tc>
+      </w:tr>
+      <w:tr>
+        <w:tc>
+          <w:tcPr>
+            <w:tcW w:type="dxa" w:w="700"/>
+            <w:tcBorders>
+              <w:top w:val="single" w:color="DDDDDD" w:sz="1"/>
+              <w:left w:val="single" w:color="DDDDDD" w:sz="1"/>
+              <w:bottom w:val="single" w:color="DDDDDD" w:sz="1"/>
+              <w:right w:val="single" w:color="DDDDDD" w:sz="1"/>
+            </w:tcBorders>
+            <w:shd w:fill="FFFFFF" w:val="clear"/>
+            <w:tcMar>
+              <w:top w:type="dxa" w:w="100"/>
+              <w:left w:type="dxa" w:w="150"/>
+              <w:bottom w:type="dxa" w:w="100"/>
+              <w:right w:type="dxa" w:w="150"/>
+            </w:tcMar>
+          </w:tcPr>
+          <w:p>
+            <w:pPr>
+              <w:jc w:val="center"/>
+            </w:pPr>
+            <w:r>
+              <w:rPr>
+                <w:rFonts w:ascii="Arial" w:cs="Arial" w:eastAsia="Arial" w:hAnsi="Arial"/>
+                <w:color w:val="5F5E5A"/>
+                <w:sz w:val="18"/>
+                <w:szCs w:val="18"/>
+              </w:rPr>
+              <w:t xml:space="preserve">·</w:t>
+            </w:r>
+          </w:p>
+        </w:tc>
+        <w:tc>
+          <w:tcPr>
+            <w:tcW w:type="dxa" w:w="5560"/>
+            <w:tcBorders>
+              <w:top w:val="single" w:color="DDDDDD" w:sz="1"/>
+              <w:left w:val="single" w:color="DDDDDD" w:sz="1"/>
+              <w:bottom w:val="single" w:color="DDDDDD" w:sz="1"/>
+              <w:right w:val="single" w:color="DDDDDD" w:sz="1"/>
+            </w:tcBorders>
+            <w:shd w:fill="FFFFFF" w:val="clear"/>
+            <w:tcMar>
+              <w:top w:type="dxa" w:w="100"/>
+              <w:left w:type="dxa" w:w="150"/>
+              <w:bottom w:type="dxa" w:w="100"/>
+              <w:right w:type="dxa" w:w="150"/>
+            </w:tcMar>
+          </w:tcPr>
+          <w:p>
+            <w:r>
+              <w:rPr>
+                <w:rFonts w:ascii="Arial" w:cs="Arial" w:eastAsia="Arial" w:hAnsi="Arial"/>
+                <w:b w:val="false"/>
+                <w:bCs w:val="false"/>
+                <w:color w:val="1A1A1A"/>
+                <w:sz w:val="18"/>
+                <w:szCs w:val="18"/>
+              </w:rPr>
+              <w:t xml:space="preserve">스마트하고 지속 가능한 초점으로 돌아온 베트남의 대표적인 물류 전시회</w:t>
+            </w:r>
+          </w:p>
+          <w:p>
+            <w:pPr>
+              <w:spacing w:before="40"/>
+            </w:pPr>
+            <w:r>
+              <w:rPr>
+                <w:rFonts w:ascii="Arial" w:cs="Arial" w:eastAsia="Arial" w:hAnsi="Arial"/>
+                <w:color w:val="5F5E5A"/>
+                <w:sz w:val="16"/>
+                <w:szCs w:val="16"/>
+              </w:rPr>
+              <w:t xml:space="preserve">베트남 국제물류전시회(VILOG 2026)가 7월 30일~8월 1일 호찌민시에서 개최된다. 22개국 450개 전시업체가 참가하며 2만5000명 이상 방문객을 예상한다. 스마트·지속가능발전을 주제로 디지털변환, 녹색물...</w:t>
+            </w:r>
+          </w:p>
+        </w:tc>
+        <w:tc>
+          <w:tcPr>
+            <w:tcW w:type="dxa" w:w="1800"/>
+            <w:tcBorders>
+              <w:top w:val="single" w:color="DDDDDD" w:sz="1"/>
+              <w:left w:val="single" w:color="DDDDDD" w:sz="1"/>
+              <w:bottom w:val="single" w:color="DDDDDD" w:sz="1"/>
+              <w:right w:val="single" w:color="DDDDDD" w:sz="1"/>
+            </w:tcBorders>
+            <w:shd w:fill="FFFFFF" w:val="clear"/>
+            <w:tcMar>
+              <w:top w:type="dxa" w:w="100"/>
+              <w:left w:type="dxa" w:w="150"/>
+              <w:bottom w:type="dxa" w:w="100"/>
+              <w:right w:type="dxa" w:w="150"/>
+            </w:tcMar>
+          </w:tcPr>
+          <w:p>
+            <w:r>
+              <w:rPr>
+                <w:rFonts w:ascii="Arial" w:cs="Arial" w:eastAsia="Arial" w:hAnsi="Arial"/>
+                <w:color w:val="185FA5"/>
+                <w:sz w:val="17"/>
+                <w:szCs w:val="17"/>
+              </w:rPr>
+              <w:t xml:space="preserve">vietnamplus</w:t>
+            </w:r>
+          </w:p>
+        </w:tc>
+        <w:tc>
+          <w:tcPr>
+            <w:tcW w:type="dxa" w:w="1300"/>
+            <w:tcBorders>
+              <w:top w:val="single" w:color="DDDDDD" w:sz="1"/>
+              <w:left w:val="single" w:color="DDDDDD" w:sz="1"/>
+              <w:bottom w:val="single" w:color="DDDDDD" w:sz="1"/>
+              <w:right w:val="single" w:color="DDDDDD" w:sz="1"/>
+            </w:tcBorders>
+            <w:shd w:fill="FFFFFF" w:val="clear"/>
+            <w:tcMar>
+              <w:top w:type="dxa" w:w="100"/>
+              <w:left w:type="dxa" w:w="150"/>
+              <w:bottom w:type="dxa" w:w="100"/>
+              <w:right w:type="dxa" w:w="150"/>
+            </w:tcMar>
+          </w:tcPr>
+          <w:p>
+            <w:pPr>
+              <w:jc w:val="center"/>
+            </w:pPr>
+            <w:r>
+              <w:rPr>
+                <w:rFonts w:ascii="Arial" w:cs="Arial" w:eastAsia="Arial" w:hAnsi="Arial"/>
+                <w:color w:val="5F5E5A"/>
+                <w:sz w:val="17"/>
+                <w:szCs w:val="17"/>
+              </w:rPr>
+              <w:t xml:space="preserve">2026-07-24</w:t>
+            </w:r>
+          </w:p>
+        </w:tc>
+      </w:tr>
+      <w:tr>
+        <w:tc>
+          <w:tcPr>
+            <w:tcW w:type="dxa" w:w="700"/>
+            <w:tcBorders>
+              <w:top w:val="single" w:color="DDDDDD" w:sz="1"/>
+              <w:left w:val="single" w:color="DDDDDD" w:sz="1"/>
+              <w:bottom w:val="single" w:color="DDDDDD" w:sz="1"/>
+              <w:right w:val="single" w:color="DDDDDD" w:sz="1"/>
+            </w:tcBorders>
+            <w:shd w:fill="FFFFFF" w:val="clear"/>
+            <w:tcMar>
+              <w:top w:type="dxa" w:w="100"/>
+              <w:left w:type="dxa" w:w="150"/>
+              <w:bottom w:type="dxa" w:w="100"/>
+              <w:right w:type="dxa" w:w="150"/>
+            </w:tcMar>
+          </w:tcPr>
+          <w:p>
+            <w:pPr>
+              <w:jc w:val="center"/>
+            </w:pPr>
+            <w:r>
+              <w:rPr>
+                <w:rFonts w:ascii="Arial" w:cs="Arial" w:eastAsia="Arial" w:hAnsi="Arial"/>
+                <w:color w:val="5F5E5A"/>
+                <w:sz w:val="18"/>
+                <w:szCs w:val="18"/>
+              </w:rPr>
+              <w:t xml:space="preserve">·</w:t>
+            </w:r>
+          </w:p>
+        </w:tc>
+        <w:tc>
+          <w:tcPr>
+            <w:tcW w:type="dxa" w:w="5560"/>
+            <w:tcBorders>
+              <w:top w:val="single" w:color="DDDDDD" w:sz="1"/>
+              <w:left w:val="single" w:color="DDDDDD" w:sz="1"/>
+              <w:bottom w:val="single" w:color="DDDDDD" w:sz="1"/>
+              <w:right w:val="single" w:color="DDDDDD" w:sz="1"/>
+            </w:tcBorders>
+            <w:shd w:fill="FFFFFF" w:val="clear"/>
+            <w:tcMar>
+              <w:top w:type="dxa" w:w="100"/>
+              <w:left w:type="dxa" w:w="150"/>
+              <w:bottom w:type="dxa" w:w="100"/>
+              <w:right w:type="dxa" w:w="150"/>
+            </w:tcMar>
+          </w:tcPr>
+          <w:p>
+            <w:r>
+              <w:rPr>
+                <w:rFonts w:ascii="Arial" w:cs="Arial" w:eastAsia="Arial" w:hAnsi="Arial"/>
+                <w:b w:val="false"/>
+                <w:bCs w:val="false"/>
+                <w:color w:val="1A1A1A"/>
+                <w:sz w:val="18"/>
+                <w:szCs w:val="18"/>
+              </w:rPr>
+              <w:t xml:space="preserve">스마트하고 지속 가능한 초점으로 돌아온 베트남의 대표적인 물류 전시회</w:t>
+            </w:r>
+          </w:p>
+          <w:p>
+            <w:pPr>
+              <w:spacing w:before="40"/>
+            </w:pPr>
+            <w:r>
+              <w:rPr>
+                <w:rFonts w:ascii="Arial" w:cs="Arial" w:eastAsia="Arial" w:hAnsi="Arial"/>
+                <w:color w:val="5F5E5A"/>
+                <w:sz w:val="16"/>
+                <w:szCs w:val="16"/>
+              </w:rPr>
+              <w:t xml:space="preserve">기사는 베트남 물류 전시회 개최 소식을 다루고 있으나, 제공된 텍스트에서 구체적인 사업 정보(예산, 규모, 진행단계, 주요기관, 일정)를 확인할 수 없습니다. VN-TRAN-2055 마스터플랜과 연계된 스마트·지속가...</w:t>
+            </w:r>
+          </w:p>
+        </w:tc>
+        <w:tc>
+          <w:tcPr>
+            <w:tcW w:type="dxa" w:w="1800"/>
+            <w:tcBorders>
+              <w:top w:val="single" w:color="DDDDDD" w:sz="1"/>
+              <w:left w:val="single" w:color="DDDDDD" w:sz="1"/>
+              <w:bottom w:val="single" w:color="DDDDDD" w:sz="1"/>
+              <w:right w:val="single" w:color="DDDDDD" w:sz="1"/>
+            </w:tcBorders>
+            <w:shd w:fill="FFFFFF" w:val="clear"/>
+            <w:tcMar>
+              <w:top w:type="dxa" w:w="100"/>
+              <w:left w:type="dxa" w:w="150"/>
+              <w:bottom w:type="dxa" w:w="100"/>
+              <w:right w:type="dxa" w:w="150"/>
+            </w:tcMar>
+          </w:tcPr>
+          <w:p>
+            <w:r>
+              <w:rPr>
+                <w:rFonts w:ascii="Arial" w:cs="Arial" w:eastAsia="Arial" w:hAnsi="Arial"/>
+                <w:color w:val="185FA5"/>
+                <w:sz w:val="17"/>
+                <w:szCs w:val="17"/>
+              </w:rPr>
+              <w:t xml:space="preserve">nhandan_vn</w:t>
+            </w:r>
+          </w:p>
+        </w:tc>
+        <w:tc>
+          <w:tcPr>
+            <w:tcW w:type="dxa" w:w="1300"/>
+            <w:tcBorders>
+              <w:top w:val="single" w:color="DDDDDD" w:sz="1"/>
+              <w:left w:val="single" w:color="DDDDDD" w:sz="1"/>
+              <w:bottom w:val="single" w:color="DDDDDD" w:sz="1"/>
+              <w:right w:val="single" w:color="DDDDDD" w:sz="1"/>
+            </w:tcBorders>
+            <w:shd w:fill="FFFFFF" w:val="clear"/>
+            <w:tcMar>
+              <w:top w:type="dxa" w:w="100"/>
+              <w:left w:type="dxa" w:w="150"/>
+              <w:bottom w:type="dxa" w:w="100"/>
+              <w:right w:type="dxa" w:w="150"/>
+            </w:tcMar>
+          </w:tcPr>
+          <w:p>
+            <w:pPr>
+              <w:jc w:val="center"/>
+            </w:pPr>
+            <w:r>
+              <w:rPr>
+                <w:rFonts w:ascii="Arial" w:cs="Arial" w:eastAsia="Arial" w:hAnsi="Arial"/>
+                <w:color w:val="5F5E5A"/>
+                <w:sz w:val="17"/>
+                <w:szCs w:val="17"/>
+              </w:rPr>
+              <w:t xml:space="preserve">2026-07-25</w:t>
+            </w:r>
+          </w:p>
+        </w:tc>
+      </w:tr>
+      <w:tr>
+        <w:tc>
+          <w:tcPr>
+            <w:tcW w:type="dxa" w:w="700"/>
+            <w:tcBorders>
+              <w:top w:val="single" w:color="DDDDDD" w:sz="1"/>
+              <w:left w:val="single" w:color="DDDDDD" w:sz="1"/>
+              <w:bottom w:val="single" w:color="DDDDDD" w:sz="1"/>
+              <w:right w:val="single" w:color="DDDDDD" w:sz="1"/>
+            </w:tcBorders>
+            <w:shd w:fill="FFFFFF" w:val="clear"/>
+            <w:tcMar>
+              <w:top w:type="dxa" w:w="100"/>
+              <w:left w:type="dxa" w:w="150"/>
+              <w:bottom w:type="dxa" w:w="100"/>
+              <w:right w:type="dxa" w:w="150"/>
+            </w:tcMar>
+          </w:tcPr>
+          <w:p>
+            <w:pPr>
+              <w:jc w:val="center"/>
+            </w:pPr>
+            <w:r>
+              <w:rPr>
+                <w:rFonts w:ascii="Arial" w:cs="Arial" w:eastAsia="Arial" w:hAnsi="Arial"/>
+                <w:color w:val="5F5E5A"/>
+                <w:sz w:val="18"/>
+                <w:szCs w:val="18"/>
+              </w:rPr>
+              <w:t xml:space="preserve">·</w:t>
+            </w:r>
+          </w:p>
+        </w:tc>
+        <w:tc>
+          <w:tcPr>
+            <w:tcW w:type="dxa" w:w="5560"/>
+            <w:tcBorders>
+              <w:top w:val="single" w:color="DDDDDD" w:sz="1"/>
+              <w:left w:val="single" w:color="DDDDDD" w:sz="1"/>
+              <w:bottom w:val="single" w:color="DDDDDD" w:sz="1"/>
+              <w:right w:val="single" w:color="DDDDDD" w:sz="1"/>
+            </w:tcBorders>
+            <w:shd w:fill="FFFFFF" w:val="clear"/>
+            <w:tcMar>
+              <w:top w:type="dxa" w:w="100"/>
+              <w:left w:type="dxa" w:w="150"/>
+              <w:bottom w:type="dxa" w:w="100"/>
+              <w:right w:type="dxa" w:w="150"/>
+            </w:tcMar>
+          </w:tcPr>
+          <w:p>
+            <w:r>
+              <w:rPr>
+                <w:rFonts w:ascii="Arial" w:cs="Arial" w:eastAsia="Arial" w:hAnsi="Arial"/>
+                <w:b w:val="false"/>
+                <w:bCs w:val="false"/>
+                <w:color w:val="1A1A1A"/>
+                <w:sz w:val="18"/>
+                <w:szCs w:val="18"/>
+              </w:rPr>
+              <w:t xml:space="preserve">글로벌 공급망 구조 조정, 베트남 물류의 새로운 기회</w:t>
+            </w:r>
+          </w:p>
+          <w:p>
+            <w:pPr>
+              <w:spacing w:before="40"/>
+            </w:pPr>
+            <w:r>
+              <w:rPr>
+                <w:rFonts w:ascii="Arial" w:cs="Arial" w:eastAsia="Arial" w:hAnsi="Arial"/>
+                <w:color w:val="5F5E5A"/>
+                <w:sz w:val="16"/>
+                <w:szCs w:val="16"/>
+              </w:rPr>
+              <w:t xml:space="preserve">기사는 글로벌 공급망 재편에 따른 베트남 물류산업의 기회를 다룬 전략 분석 자료입니다. 구체적인 사업명, 예산규모, 진행단계 등의 정량적 정보가 기사 본문에 명시되지 않아 요약이 어렵습니다. VN-TRAN-2055 ...</w:t>
+            </w:r>
+          </w:p>
+        </w:tc>
+        <w:tc>
+          <w:tcPr>
+            <w:tcW w:type="dxa" w:w="1800"/>
+            <w:tcBorders>
+              <w:top w:val="single" w:color="DDDDDD" w:sz="1"/>
+              <w:left w:val="single" w:color="DDDDDD" w:sz="1"/>
+              <w:bottom w:val="single" w:color="DDDDDD" w:sz="1"/>
+              <w:right w:val="single" w:color="DDDDDD" w:sz="1"/>
+            </w:tcBorders>
+            <w:shd w:fill="FFFFFF" w:val="clear"/>
+            <w:tcMar>
+              <w:top w:type="dxa" w:w="100"/>
+              <w:left w:type="dxa" w:w="150"/>
+              <w:bottom w:type="dxa" w:w="100"/>
+              <w:right w:type="dxa" w:w="150"/>
+            </w:tcMar>
+          </w:tcPr>
+          <w:p>
+            <w:r>
+              <w:rPr>
+                <w:rFonts w:ascii="Arial" w:cs="Arial" w:eastAsia="Arial" w:hAnsi="Arial"/>
+                <w:color w:val="185FA5"/>
+                <w:sz w:val="17"/>
+                <w:szCs w:val="17"/>
+              </w:rPr>
+              <w:t xml:space="preserve">nhandan_vn</w:t>
+            </w:r>
+          </w:p>
+        </w:tc>
+        <w:tc>
+          <w:tcPr>
+            <w:tcW w:type="dxa" w:w="1300"/>
+            <w:tcBorders>
+              <w:top w:val="single" w:color="DDDDDD" w:sz="1"/>
+              <w:left w:val="single" w:color="DDDDDD" w:sz="1"/>
+              <w:bottom w:val="single" w:color="DDDDDD" w:sz="1"/>
+              <w:right w:val="single" w:color="DDDDDD" w:sz="1"/>
+            </w:tcBorders>
+            <w:shd w:fill="FFFFFF" w:val="clear"/>
+            <w:tcMar>
+              <w:top w:type="dxa" w:w="100"/>
+              <w:left w:type="dxa" w:w="150"/>
+              <w:bottom w:type="dxa" w:w="100"/>
+              <w:right w:type="dxa" w:w="150"/>
+            </w:tcMar>
+          </w:tcPr>
+          <w:p>
+            <w:pPr>
+              <w:jc w:val="center"/>
+            </w:pPr>
+            <w:r>
+              <w:rPr>
+                <w:rFonts w:ascii="Arial" w:cs="Arial" w:eastAsia="Arial" w:hAnsi="Arial"/>
+                <w:color w:val="5F5E5A"/>
+                <w:sz w:val="17"/>
+                <w:szCs w:val="17"/>
+              </w:rPr>
+              <w:t xml:space="preserve">2026-07-24</w:t>
+            </w:r>
+          </w:p>
+        </w:tc>
+      </w:tr>
+      <w:tr>
+        <w:tc>
+          <w:tcPr>
+            <w:tcW w:type="dxa" w:w="700"/>
+            <w:tcBorders>
+              <w:top w:val="single" w:color="DDDDDD" w:sz="1"/>
+              <w:left w:val="single" w:color="DDDDDD" w:sz="1"/>
+              <w:bottom w:val="single" w:color="DDDDDD" w:sz="1"/>
+              <w:right w:val="single" w:color="DDDDDD" w:sz="1"/>
+            </w:tcBorders>
+            <w:shd w:fill="FFFFFF" w:val="clear"/>
+            <w:tcMar>
+              <w:top w:type="dxa" w:w="100"/>
+              <w:left w:type="dxa" w:w="150"/>
+              <w:bottom w:type="dxa" w:w="100"/>
+              <w:right w:type="dxa" w:w="150"/>
+            </w:tcMar>
+          </w:tcPr>
+          <w:p>
+            <w:pPr>
+              <w:jc w:val="center"/>
+            </w:pPr>
+            <w:r>
+              <w:rPr>
+                <w:rFonts w:ascii="Arial" w:cs="Arial" w:eastAsia="Arial" w:hAnsi="Arial"/>
+                <w:color w:val="5F5E5A"/>
+                <w:sz w:val="18"/>
+                <w:szCs w:val="18"/>
+              </w:rPr>
+              <w:t xml:space="preserve">·</w:t>
+            </w:r>
+          </w:p>
+        </w:tc>
+        <w:tc>
+          <w:tcPr>
+            <w:tcW w:type="dxa" w:w="5560"/>
+            <w:tcBorders>
+              <w:top w:val="single" w:color="DDDDDD" w:sz="1"/>
+              <w:left w:val="single" w:color="DDDDDD" w:sz="1"/>
+              <w:bottom w:val="single" w:color="DDDDDD" w:sz="1"/>
+              <w:right w:val="single" w:color="DDDDDD" w:sz="1"/>
+            </w:tcBorders>
+            <w:shd w:fill="FFFFFF" w:val="clear"/>
+            <w:tcMar>
+              <w:top w:type="dxa" w:w="100"/>
+              <w:left w:type="dxa" w:w="150"/>
+              <w:bottom w:type="dxa" w:w="100"/>
+              <w:right w:type="dxa" w:w="150"/>
+            </w:tcMar>
+          </w:tcPr>
+          <w:p>
+            <w:r>
+              <w:rPr>
+                <w:rFonts w:ascii="Arial" w:cs="Arial" w:eastAsia="Arial" w:hAnsi="Arial"/>
+                <w:b w:val="false"/>
+                <w:bCs w:val="false"/>
+                <w:color w:val="1A1A1A"/>
+                <w:sz w:val="18"/>
+                <w:szCs w:val="18"/>
+              </w:rPr>
+              <w:t xml:space="preserve">2030년 이전에 Hung Yen을 중앙 운영 도시로 전환</w:t>
+            </w:r>
+          </w:p>
+          <w:p>
+            <w:pPr>
+              <w:spacing w:before="40"/>
+            </w:pPr>
+            <w:r>
+              <w:rPr>
+                <w:rFonts w:ascii="Arial" w:cs="Arial" w:eastAsia="Arial" w:hAnsi="Arial"/>
+                <w:color w:val="5F5E5A"/>
+                <w:sz w:val="16"/>
+                <w:szCs w:val="16"/>
+              </w:rPr>
+              <w:t xml:space="preserve">①흥옌시 중앙직할시 승격 프로젝트 ②구체적 예산규모 미상 ③계획단계 ④베트남 정부(중앙부처) ⑤2030년 이전 흥옌시 중앙직할시 전환 목표. VN-TRAN-2055 마스터플랜과 연계되며 지역 개발 및 도시화 추진을 ...</w:t>
+            </w:r>
+          </w:p>
+        </w:tc>
+        <w:tc>
+          <w:tcPr>
+            <w:tcW w:type="dxa" w:w="1800"/>
+            <w:tcBorders>
+              <w:top w:val="single" w:color="DDDDDD" w:sz="1"/>
+              <w:left w:val="single" w:color="DDDDDD" w:sz="1"/>
+              <w:bottom w:val="single" w:color="DDDDDD" w:sz="1"/>
+              <w:right w:val="single" w:color="DDDDDD" w:sz="1"/>
+            </w:tcBorders>
+            <w:shd w:fill="FFFFFF" w:val="clear"/>
+            <w:tcMar>
+              <w:top w:type="dxa" w:w="100"/>
+              <w:left w:type="dxa" w:w="150"/>
+              <w:bottom w:type="dxa" w:w="100"/>
+              <w:right w:type="dxa" w:w="150"/>
+            </w:tcMar>
+          </w:tcPr>
+          <w:p>
+            <w:r>
+              <w:rPr>
+                <w:rFonts w:ascii="Arial" w:cs="Arial" w:eastAsia="Arial" w:hAnsi="Arial"/>
+                <w:color w:val="185FA5"/>
+                <w:sz w:val="17"/>
+                <w:szCs w:val="17"/>
+              </w:rPr>
+              <w:t xml:space="preserve">tuoitre</w:t>
+            </w:r>
+          </w:p>
+        </w:tc>
+        <w:tc>
+          <w:tcPr>
+            <w:tcW w:type="dxa" w:w="1300"/>
+            <w:tcBorders>
+              <w:top w:val="single" w:color="DDDDDD" w:sz="1"/>
+              <w:left w:val="single" w:color="DDDDDD" w:sz="1"/>
+              <w:bottom w:val="single" w:color="DDDDDD" w:sz="1"/>
+              <w:right w:val="single" w:color="DDDDDD" w:sz="1"/>
+            </w:tcBorders>
+            <w:shd w:fill="FFFFFF" w:val="clear"/>
+            <w:tcMar>
+              <w:top w:type="dxa" w:w="100"/>
+              <w:left w:type="dxa" w:w="150"/>
+              <w:bottom w:type="dxa" w:w="100"/>
+              <w:right w:type="dxa" w:w="150"/>
+            </w:tcMar>
+          </w:tcPr>
+          <w:p>
+            <w:pPr>
+              <w:jc w:val="center"/>
+            </w:pPr>
+            <w:r>
+              <w:rPr>
+                <w:rFonts w:ascii="Arial" w:cs="Arial" w:eastAsia="Arial" w:hAnsi="Arial"/>
+                <w:color w:val="5F5E5A"/>
+                <w:sz w:val="17"/>
+                <w:szCs w:val="17"/>
+              </w:rPr>
+              <w:t xml:space="preserve">2026-07-24</w:t>
+            </w:r>
+          </w:p>
+        </w:tc>
+      </w:tr>
+      <w:tr>
+        <w:tc>
+          <w:tcPr>
+            <w:tcW w:type="dxa" w:w="700"/>
+            <w:tcBorders>
+              <w:top w:val="single" w:color="DDDDDD" w:sz="1"/>
+              <w:left w:val="single" w:color="DDDDDD" w:sz="1"/>
+              <w:bottom w:val="single" w:color="DDDDDD" w:sz="1"/>
+              <w:right w:val="single" w:color="DDDDDD" w:sz="1"/>
+            </w:tcBorders>
+            <w:shd w:fill="FFFFFF" w:val="clear"/>
+            <w:tcMar>
+              <w:top w:type="dxa" w:w="100"/>
+              <w:left w:type="dxa" w:w="150"/>
+              <w:bottom w:type="dxa" w:w="100"/>
+              <w:right w:type="dxa" w:w="150"/>
+            </w:tcMar>
+          </w:tcPr>
+          <w:p>
+            <w:pPr>
+              <w:jc w:val="center"/>
+            </w:pPr>
+            <w:r>
+              <w:rPr>
+                <w:rFonts w:ascii="Arial" w:cs="Arial" w:eastAsia="Arial" w:hAnsi="Arial"/>
+                <w:color w:val="5F5E5A"/>
+                <w:sz w:val="18"/>
+                <w:szCs w:val="18"/>
+              </w:rPr>
+              <w:t xml:space="preserve">·</w:t>
+            </w:r>
+          </w:p>
+        </w:tc>
+        <w:tc>
+          <w:tcPr>
+            <w:tcW w:type="dxa" w:w="5560"/>
+            <w:tcBorders>
+              <w:top w:val="single" w:color="DDDDDD" w:sz="1"/>
+              <w:left w:val="single" w:color="DDDDDD" w:sz="1"/>
+              <w:bottom w:val="single" w:color="DDDDDD" w:sz="1"/>
+              <w:right w:val="single" w:color="DDDDDD" w:sz="1"/>
+            </w:tcBorders>
+            <w:shd w:fill="FFFFFF" w:val="clear"/>
+            <w:tcMar>
+              <w:top w:type="dxa" w:w="100"/>
+              <w:left w:type="dxa" w:w="150"/>
+              <w:bottom w:type="dxa" w:w="100"/>
+              <w:right w:type="dxa" w:w="150"/>
+            </w:tcMar>
+          </w:tcPr>
+          <w:p>
+            <w:r>
+              <w:rPr>
+                <w:rFonts w:ascii="Arial" w:cs="Arial" w:eastAsia="Arial" w:hAnsi="Arial"/>
+                <w:b w:val="false"/>
+                <w:bCs w:val="false"/>
+                <w:color w:val="1A1A1A"/>
+                <w:sz w:val="18"/>
+                <w:szCs w:val="18"/>
+              </w:rPr>
+              <w:t xml:space="preserve">미국 301조 조사: 베트남 수출업체에 대한 새로운 관세 위험</w:t>
+            </w:r>
+          </w:p>
+          <w:p>
+            <w:pPr>
+              <w:spacing w:before="40"/>
+            </w:pPr>
+            <w:r>
+              <w:rPr>
+                <w:rFonts w:ascii="Arial" w:cs="Arial" w:eastAsia="Arial" w:hAnsi="Arial"/>
+                <w:color w:val="5F5E5A"/>
+                <w:sz w:val="16"/>
+                <w:szCs w:val="16"/>
+              </w:rPr>
+              <w:t xml:space="preserve">사업명: US Section 301 조사(베트남 수출업체 관세 위험)②규모: 미정③진행단계: 조사 중④주요기관: 미국 연방통신위원회(FCC), 베트남 수출업체⑤일정: 2026년 3월 23일 FCC 규제 목록 업데이트...</w:t>
+            </w:r>
+          </w:p>
+        </w:tc>
+        <w:tc>
+          <w:tcPr>
+            <w:tcW w:type="dxa" w:w="1800"/>
+            <w:tcBorders>
+              <w:top w:val="single" w:color="DDDDDD" w:sz="1"/>
+              <w:left w:val="single" w:color="DDDDDD" w:sz="1"/>
+              <w:bottom w:val="single" w:color="DDDDDD" w:sz="1"/>
+              <w:right w:val="single" w:color="DDDDDD" w:sz="1"/>
+            </w:tcBorders>
+            <w:shd w:fill="FFFFFF" w:val="clear"/>
+            <w:tcMar>
+              <w:top w:type="dxa" w:w="100"/>
+              <w:left w:type="dxa" w:w="150"/>
+              <w:bottom w:type="dxa" w:w="100"/>
+              <w:right w:type="dxa" w:w="150"/>
+            </w:tcMar>
+          </w:tcPr>
+          <w:p>
+            <w:r>
+              <w:rPr>
+                <w:rFonts w:ascii="Arial" w:cs="Arial" w:eastAsia="Arial" w:hAnsi="Arial"/>
+                <w:color w:val="185FA5"/>
+                <w:sz w:val="17"/>
+                <w:szCs w:val="17"/>
+              </w:rPr>
+              <w:t xml:space="preserve">vietnambriefing</w:t>
+            </w:r>
+          </w:p>
+        </w:tc>
+        <w:tc>
+          <w:tcPr>
+            <w:tcW w:type="dxa" w:w="1300"/>
+            <w:tcBorders>
+              <w:top w:val="single" w:color="DDDDDD" w:sz="1"/>
+              <w:left w:val="single" w:color="DDDDDD" w:sz="1"/>
+              <w:bottom w:val="single" w:color="DDDDDD" w:sz="1"/>
+              <w:right w:val="single" w:color="DDDDDD" w:sz="1"/>
+            </w:tcBorders>
+            <w:shd w:fill="FFFFFF" w:val="clear"/>
+            <w:tcMar>
+              <w:top w:type="dxa" w:w="100"/>
+              <w:left w:type="dxa" w:w="150"/>
+              <w:bottom w:type="dxa" w:w="100"/>
+              <w:right w:type="dxa" w:w="150"/>
+            </w:tcMar>
+          </w:tcPr>
+          <w:p>
+            <w:pPr>
+              <w:jc w:val="center"/>
+            </w:pPr>
+            <w:r>
+              <w:rPr>
+                <w:rFonts w:ascii="Arial" w:cs="Arial" w:eastAsia="Arial" w:hAnsi="Arial"/>
+                <w:color w:val="5F5E5A"/>
+                <w:sz w:val="17"/>
+                <w:szCs w:val="17"/>
+              </w:rPr>
+              <w:t xml:space="preserve">2026-07-24</w:t>
+            </w:r>
+          </w:p>
+        </w:tc>
+      </w:tr>
+      <w:tr>
+        <w:tc>
+          <w:tcPr>
+            <w:tcW w:type="dxa" w:w="700"/>
+            <w:tcBorders>
+              <w:top w:val="single" w:color="DDDDDD" w:sz="1"/>
+              <w:left w:val="single" w:color="DDDDDD" w:sz="1"/>
+              <w:bottom w:val="single" w:color="DDDDDD" w:sz="1"/>
+              <w:right w:val="single" w:color="DDDDDD" w:sz="1"/>
+            </w:tcBorders>
+            <w:shd w:fill="FFFFFF" w:val="clear"/>
+            <w:tcMar>
+              <w:top w:type="dxa" w:w="100"/>
+              <w:left w:type="dxa" w:w="150"/>
+              <w:bottom w:type="dxa" w:w="100"/>
+              <w:right w:type="dxa" w:w="150"/>
+            </w:tcMar>
+          </w:tcPr>
+          <w:p>
+            <w:pPr>
+              <w:jc w:val="center"/>
+            </w:pPr>
+            <w:r>
+              <w:rPr>
+                <w:rFonts w:ascii="Arial" w:cs="Arial" w:eastAsia="Arial" w:hAnsi="Arial"/>
+                <w:color w:val="5F5E5A"/>
+                <w:sz w:val="18"/>
+                <w:szCs w:val="18"/>
+              </w:rPr>
+              <w:t xml:space="preserve">·</w:t>
+            </w:r>
+          </w:p>
+        </w:tc>
+        <w:tc>
+          <w:tcPr>
+            <w:tcW w:type="dxa" w:w="5560"/>
+            <w:tcBorders>
+              <w:top w:val="single" w:color="DDDDDD" w:sz="1"/>
+              <w:left w:val="single" w:color="DDDDDD" w:sz="1"/>
+              <w:bottom w:val="single" w:color="DDDDDD" w:sz="1"/>
+              <w:right w:val="single" w:color="DDDDDD" w:sz="1"/>
+            </w:tcBorders>
+            <w:shd w:fill="FFFFFF" w:val="clear"/>
+            <w:tcMar>
+              <w:top w:type="dxa" w:w="100"/>
+              <w:left w:type="dxa" w:w="150"/>
+              <w:bottom w:type="dxa" w:w="100"/>
+              <w:right w:type="dxa" w:w="150"/>
+            </w:tcMar>
+          </w:tcPr>
+          <w:p>
+            <w:r>
+              <w:rPr>
+                <w:rFonts w:ascii="Arial" w:cs="Arial" w:eastAsia="Arial" w:hAnsi="Arial"/>
+                <w:b w:val="false"/>
+                <w:bCs w:val="false"/>
+                <w:color w:val="1A1A1A"/>
+                <w:sz w:val="18"/>
+                <w:szCs w:val="18"/>
+              </w:rPr>
+              <w:t xml:space="preserve">DHL, 흥옌에 7,100만 달러 규모 물류 캠퍼스 착공</w:t>
+            </w:r>
+          </w:p>
+          <w:p>
+            <w:pPr>
+              <w:spacing w:before="40"/>
+            </w:pPr>
+            <w:r>
+              <w:rPr>
+                <w:rFonts w:ascii="Arial" w:cs="Arial" w:eastAsia="Arial" w:hAnsi="Arial"/>
+                <w:color w:val="5F5E5A"/>
+                <w:sz w:val="16"/>
+                <w:szCs w:val="16"/>
+              </w:rPr>
+              <w:t xml:space="preserve">①DHL 흥옌 로지스틱스 캠퍼스 ②7,100만 달러 규모 ③착공 단계 ④발주처: DHL, 위치: 흥옌성 ⑤2026년 7월 착공 시작, 향후 운영 개시 예정. 베트남 북부 물류 허브 구축으로 역내 배송 인프라 강화</w:t>
+            </w:r>
+          </w:p>
+        </w:tc>
+        <w:tc>
+          <w:tcPr>
+            <w:tcW w:type="dxa" w:w="1800"/>
+            <w:tcBorders>
+              <w:top w:val="single" w:color="DDDDDD" w:sz="1"/>
+              <w:left w:val="single" w:color="DDDDDD" w:sz="1"/>
+              <w:bottom w:val="single" w:color="DDDDDD" w:sz="1"/>
+              <w:right w:val="single" w:color="DDDDDD" w:sz="1"/>
+            </w:tcBorders>
+            <w:shd w:fill="FFFFFF" w:val="clear"/>
+            <w:tcMar>
+              <w:top w:type="dxa" w:w="100"/>
+              <w:left w:type="dxa" w:w="150"/>
+              <w:bottom w:type="dxa" w:w="100"/>
+              <w:right w:type="dxa" w:w="150"/>
+            </w:tcMar>
+          </w:tcPr>
+          <w:p>
+            <w:r>
+              <w:rPr>
+                <w:rFonts w:ascii="Arial" w:cs="Arial" w:eastAsia="Arial" w:hAnsi="Arial"/>
+                <w:color w:val="185FA5"/>
+                <w:sz w:val="17"/>
+                <w:szCs w:val="17"/>
+              </w:rPr>
+              <w:t xml:space="preserve">vietnamnews_vn</w:t>
+            </w:r>
+          </w:p>
+        </w:tc>
+        <w:tc>
+          <w:tcPr>
+            <w:tcW w:type="dxa" w:w="1300"/>
+            <w:tcBorders>
+              <w:top w:val="single" w:color="DDDDDD" w:sz="1"/>
+              <w:left w:val="single" w:color="DDDDDD" w:sz="1"/>
+              <w:bottom w:val="single" w:color="DDDDDD" w:sz="1"/>
+              <w:right w:val="single" w:color="DDDDDD" w:sz="1"/>
+            </w:tcBorders>
+            <w:shd w:fill="FFFFFF" w:val="clear"/>
+            <w:tcMar>
+              <w:top w:type="dxa" w:w="100"/>
+              <w:left w:type="dxa" w:w="150"/>
+              <w:bottom w:type="dxa" w:w="100"/>
+              <w:right w:type="dxa" w:w="150"/>
+            </w:tcMar>
+          </w:tcPr>
+          <w:p>
+            <w:pPr>
+              <w:jc w:val="center"/>
+            </w:pPr>
+            <w:r>
+              <w:rPr>
+                <w:rFonts w:ascii="Arial" w:cs="Arial" w:eastAsia="Arial" w:hAnsi="Arial"/>
+                <w:color w:val="5F5E5A"/>
+                <w:sz w:val="17"/>
+                <w:szCs w:val="17"/>
+              </w:rPr>
+              <w:t xml:space="preserve">2026-07-24</w:t>
+            </w:r>
+          </w:p>
+        </w:tc>
+      </w:tr>
+      <w:tr>
+        <w:tc>
+          <w:tcPr>
+            <w:tcW w:type="dxa" w:w="700"/>
+            <w:tcBorders>
+              <w:top w:val="single" w:color="DDDDDD" w:sz="1"/>
+              <w:left w:val="single" w:color="DDDDDD" w:sz="1"/>
+              <w:bottom w:val="single" w:color="DDDDDD" w:sz="1"/>
+              <w:right w:val="single" w:color="DDDDDD" w:sz="1"/>
+            </w:tcBorders>
+            <w:shd w:fill="FFFFFF" w:val="clear"/>
+            <w:tcMar>
+              <w:top w:type="dxa" w:w="100"/>
+              <w:left w:type="dxa" w:w="150"/>
+              <w:bottom w:type="dxa" w:w="100"/>
+              <w:right w:type="dxa" w:w="150"/>
+            </w:tcMar>
+          </w:tcPr>
+          <w:p>
+            <w:pPr>
+              <w:jc w:val="center"/>
+            </w:pPr>
+            <w:r>
+              <w:rPr>
+                <w:rFonts w:ascii="Arial" w:cs="Arial" w:eastAsia="Arial" w:hAnsi="Arial"/>
+                <w:color w:val="5F5E5A"/>
+                <w:sz w:val="18"/>
+                <w:szCs w:val="18"/>
+              </w:rPr>
+              <w:t xml:space="preserve">·</w:t>
+            </w:r>
+          </w:p>
+        </w:tc>
+        <w:tc>
+          <w:tcPr>
+            <w:tcW w:type="dxa" w:w="5560"/>
+            <w:tcBorders>
+              <w:top w:val="single" w:color="DDDDDD" w:sz="1"/>
+              <w:left w:val="single" w:color="DDDDDD" w:sz="1"/>
+              <w:bottom w:val="single" w:color="DDDDDD" w:sz="1"/>
+              <w:right w:val="single" w:color="DDDDDD" w:sz="1"/>
+            </w:tcBorders>
+            <w:shd w:fill="FFFFFF" w:val="clear"/>
+            <w:tcMar>
+              <w:top w:type="dxa" w:w="100"/>
+              <w:left w:type="dxa" w:w="150"/>
+              <w:bottom w:type="dxa" w:w="100"/>
+              <w:right w:type="dxa" w:w="150"/>
+            </w:tcMar>
+          </w:tcPr>
+          <w:p>
+            <w:r>
+              <w:rPr>
+                <w:rFonts w:ascii="Arial" w:cs="Arial" w:eastAsia="Arial" w:hAnsi="Arial"/>
+                <w:b w:val="false"/>
+                <w:bCs w:val="false"/>
+                <w:color w:val="1A1A1A"/>
+                <w:sz w:val="18"/>
+                <w:szCs w:val="18"/>
+              </w:rPr>
+              <w:t xml:space="preserve">글로벌 공급망 전환으로 베트남 물류에 새로운 기회가 열리다</w:t>
+            </w:r>
+          </w:p>
+          <w:p>
+            <w:pPr>
+              <w:spacing w:before="40"/>
+            </w:pPr>
+            <w:r>
+              <w:rPr>
+                <w:rFonts w:ascii="Arial" w:cs="Arial" w:eastAsia="Arial" w:hAnsi="Arial"/>
+                <w:color w:val="5F5E5A"/>
+                <w:sz w:val="16"/>
+                <w:szCs w:val="16"/>
+              </w:rPr>
+              <w:t xml:space="preserve">베트남 물류산업이 글로벌 공급망 전환으로 새로운 기회 직면. 광범위한 자유무역협정(FTA) 네트워크와 지정학적 이점을 활용해 제조업 확대 및 수출 증대 추진. 산업통상부 판티탕 부장관이 투자 환경 개선과 신규 투자 ...</w:t>
+            </w:r>
+          </w:p>
+        </w:tc>
+        <w:tc>
+          <w:tcPr>
+            <w:tcW w:type="dxa" w:w="1800"/>
+            <w:tcBorders>
+              <w:top w:val="single" w:color="DDDDDD" w:sz="1"/>
+              <w:left w:val="single" w:color="DDDDDD" w:sz="1"/>
+              <w:bottom w:val="single" w:color="DDDDDD" w:sz="1"/>
+              <w:right w:val="single" w:color="DDDDDD" w:sz="1"/>
+            </w:tcBorders>
+            <w:shd w:fill="FFFFFF" w:val="clear"/>
+            <w:tcMar>
+              <w:top w:type="dxa" w:w="100"/>
+              <w:left w:type="dxa" w:w="150"/>
+              <w:bottom w:type="dxa" w:w="100"/>
+              <w:right w:type="dxa" w:w="150"/>
+            </w:tcMar>
+          </w:tcPr>
+          <w:p>
+            <w:r>
+              <w:rPr>
+                <w:rFonts w:ascii="Arial" w:cs="Arial" w:eastAsia="Arial" w:hAnsi="Arial"/>
+                <w:color w:val="185FA5"/>
+                <w:sz w:val="17"/>
+                <w:szCs w:val="17"/>
+              </w:rPr>
+              <w:t xml:space="preserve">vietnamplus</w:t>
+            </w:r>
+          </w:p>
+        </w:tc>
+        <w:tc>
+          <w:tcPr>
+            <w:tcW w:type="dxa" w:w="1300"/>
+            <w:tcBorders>
+              <w:top w:val="single" w:color="DDDDDD" w:sz="1"/>
+              <w:left w:val="single" w:color="DDDDDD" w:sz="1"/>
+              <w:bottom w:val="single" w:color="DDDDDD" w:sz="1"/>
+              <w:right w:val="single" w:color="DDDDDD" w:sz="1"/>
+            </w:tcBorders>
+            <w:shd w:fill="FFFFFF" w:val="clear"/>
+            <w:tcMar>
+              <w:top w:type="dxa" w:w="100"/>
+              <w:left w:type="dxa" w:w="150"/>
+              <w:bottom w:type="dxa" w:w="100"/>
+              <w:right w:type="dxa" w:w="150"/>
+            </w:tcMar>
+          </w:tcPr>
+          <w:p>
+            <w:pPr>
+              <w:jc w:val="center"/>
+            </w:pPr>
+            <w:r>
+              <w:rPr>
+                <w:rFonts w:ascii="Arial" w:cs="Arial" w:eastAsia="Arial" w:hAnsi="Arial"/>
+                <w:color w:val="5F5E5A"/>
+                <w:sz w:val="17"/>
+                <w:szCs w:val="17"/>
+              </w:rPr>
+              <w:t xml:space="preserve">2026-07-24</w:t>
+            </w:r>
+          </w:p>
+        </w:tc>
+      </w:tr>
+      <w:tr>
+        <w:tc>
+          <w:tcPr>
+            <w:tcW w:type="dxa" w:w="700"/>
+            <w:tcBorders>
+              <w:top w:val="single" w:color="DDDDDD" w:sz="1"/>
+              <w:left w:val="single" w:color="DDDDDD" w:sz="1"/>
+              <w:bottom w:val="single" w:color="DDDDDD" w:sz="1"/>
+              <w:right w:val="single" w:color="DDDDDD" w:sz="1"/>
+            </w:tcBorders>
+            <w:shd w:fill="FFFFFF" w:val="clear"/>
+            <w:tcMar>
+              <w:top w:type="dxa" w:w="100"/>
+              <w:left w:type="dxa" w:w="150"/>
+              <w:bottom w:type="dxa" w:w="100"/>
+              <w:right w:type="dxa" w:w="150"/>
+            </w:tcMar>
+          </w:tcPr>
+          <w:p>
+            <w:pPr>
+              <w:jc w:val="center"/>
+            </w:pPr>
+            <w:r>
+              <w:rPr>
+                <w:rFonts w:ascii="Arial" w:cs="Arial" w:eastAsia="Arial" w:hAnsi="Arial"/>
+                <w:color w:val="5F5E5A"/>
+                <w:sz w:val="18"/>
+                <w:szCs w:val="18"/>
+              </w:rPr>
+              <w:t xml:space="preserve">·</w:t>
+            </w:r>
+          </w:p>
+        </w:tc>
+        <w:tc>
+          <w:tcPr>
+            <w:tcW w:type="dxa" w:w="5560"/>
+            <w:tcBorders>
+              <w:top w:val="single" w:color="DDDDDD" w:sz="1"/>
+              <w:left w:val="single" w:color="DDDDDD" w:sz="1"/>
+              <w:bottom w:val="single" w:color="DDDDDD" w:sz="1"/>
+              <w:right w:val="single" w:color="DDDDDD" w:sz="1"/>
+            </w:tcBorders>
+            <w:shd w:fill="FFFFFF" w:val="clear"/>
+            <w:tcMar>
+              <w:top w:type="dxa" w:w="100"/>
+              <w:left w:type="dxa" w:w="150"/>
+              <w:bottom w:type="dxa" w:w="100"/>
+              <w:right w:type="dxa" w:w="150"/>
+            </w:tcMar>
+          </w:tcPr>
+          <w:p>
+            <w:r>
+              <w:rPr>
+                <w:rFonts w:ascii="Arial" w:cs="Arial" w:eastAsia="Arial" w:hAnsi="Arial"/>
+                <w:b w:val="false"/>
+                <w:bCs w:val="false"/>
+                <w:color w:val="1A1A1A"/>
+                <w:sz w:val="18"/>
+                <w:szCs w:val="18"/>
+              </w:rPr>
+              <w:t xml:space="preserve">말레이시아 학자, 베트남을 ASEAN 비전 2045의 전략적 핵심축으로 칭찬</w:t>
+            </w:r>
+          </w:p>
+          <w:p>
+            <w:pPr>
+              <w:spacing w:before="40"/>
+            </w:pPr>
+            <w:r>
+              <w:rPr>
+                <w:rFonts w:ascii="Arial" w:cs="Arial" w:eastAsia="Arial" w:hAnsi="Arial"/>
+                <w:color w:val="5F5E5A"/>
+                <w:sz w:val="16"/>
+                <w:szCs w:val="16"/>
+              </w:rPr>
+              <w:t xml:space="preserve">본 기사는 인프라 프로젝트가 아닌 정치·외교 오피니언 기사로, 말레이시아 학자가 베트남의 ASEAN 비전 2045 내 전략적 중추 역할을 평가하는 내용입니다. 구체적인 사업명, 예산규모, 진행단계, 주요 기관, 일정...</w:t>
+            </w:r>
+          </w:p>
+        </w:tc>
+        <w:tc>
+          <w:tcPr>
+            <w:tcW w:type="dxa" w:w="1800"/>
+            <w:tcBorders>
+              <w:top w:val="single" w:color="DDDDDD" w:sz="1"/>
+              <w:left w:val="single" w:color="DDDDDD" w:sz="1"/>
+              <w:bottom w:val="single" w:color="DDDDDD" w:sz="1"/>
+              <w:right w:val="single" w:color="DDDDDD" w:sz="1"/>
+            </w:tcBorders>
+            <w:shd w:fill="FFFFFF" w:val="clear"/>
+            <w:tcMar>
+              <w:top w:type="dxa" w:w="100"/>
+              <w:left w:type="dxa" w:w="150"/>
+              <w:bottom w:type="dxa" w:w="100"/>
+              <w:right w:type="dxa" w:w="150"/>
+            </w:tcMar>
+          </w:tcPr>
+          <w:p>
+            <w:r>
+              <w:rPr>
+                <w:rFonts w:ascii="Arial" w:cs="Arial" w:eastAsia="Arial" w:hAnsi="Arial"/>
+                <w:color w:val="185FA5"/>
+                <w:sz w:val="17"/>
+                <w:szCs w:val="17"/>
+              </w:rPr>
+              <w:t xml:space="preserve">vietnamnews_vn</w:t>
+            </w:r>
+          </w:p>
+        </w:tc>
+        <w:tc>
+          <w:tcPr>
+            <w:tcW w:type="dxa" w:w="1300"/>
+            <w:tcBorders>
+              <w:top w:val="single" w:color="DDDDDD" w:sz="1"/>
+              <w:left w:val="single" w:color="DDDDDD" w:sz="1"/>
+              <w:bottom w:val="single" w:color="DDDDDD" w:sz="1"/>
+              <w:right w:val="single" w:color="DDDDDD" w:sz="1"/>
+            </w:tcBorders>
+            <w:shd w:fill="FFFFFF" w:val="clear"/>
+            <w:tcMar>
+              <w:top w:type="dxa" w:w="100"/>
+              <w:left w:type="dxa" w:w="150"/>
+              <w:bottom w:type="dxa" w:w="100"/>
+              <w:right w:type="dxa" w:w="150"/>
+            </w:tcMar>
+          </w:tcPr>
+          <w:p>
+            <w:pPr>
+              <w:jc w:val="center"/>
+            </w:pPr>
+            <w:r>
+              <w:rPr>
+                <w:rFonts w:ascii="Arial" w:cs="Arial" w:eastAsia="Arial" w:hAnsi="Arial"/>
+                <w:color w:val="5F5E5A"/>
+                <w:sz w:val="17"/>
+                <w:szCs w:val="17"/>
+              </w:rPr>
+              <w:t xml:space="preserve">2026-07-24</w:t>
+            </w:r>
+          </w:p>
+        </w:tc>
+      </w:tr>
+      <w:tr>
+        <w:tc>
+          <w:tcPr>
+            <w:tcW w:type="dxa" w:w="700"/>
+            <w:tcBorders>
+              <w:top w:val="single" w:color="DDDDDD" w:sz="1"/>
+              <w:left w:val="single" w:color="DDDDDD" w:sz="1"/>
+              <w:bottom w:val="single" w:color="DDDDDD" w:sz="1"/>
+              <w:right w:val="single" w:color="DDDDDD" w:sz="1"/>
+            </w:tcBorders>
+            <w:shd w:fill="FFFFFF" w:val="clear"/>
+            <w:tcMar>
+              <w:top w:type="dxa" w:w="100"/>
+              <w:left w:type="dxa" w:w="150"/>
+              <w:bottom w:type="dxa" w:w="100"/>
+              <w:right w:type="dxa" w:w="150"/>
+            </w:tcMar>
+          </w:tcPr>
+          <w:p>
+            <w:pPr>
+              <w:jc w:val="center"/>
+            </w:pPr>
+            <w:r>
+              <w:rPr>
+                <w:rFonts w:ascii="Arial" w:cs="Arial" w:eastAsia="Arial" w:hAnsi="Arial"/>
+                <w:color w:val="5F5E5A"/>
+                <w:sz w:val="18"/>
+                <w:szCs w:val="18"/>
+              </w:rPr>
+              <w:t xml:space="preserve">·</w:t>
+            </w:r>
+          </w:p>
+        </w:tc>
+        <w:tc>
+          <w:tcPr>
+            <w:tcW w:type="dxa" w:w="5560"/>
+            <w:tcBorders>
+              <w:top w:val="single" w:color="DDDDDD" w:sz="1"/>
+              <w:left w:val="single" w:color="DDDDDD" w:sz="1"/>
+              <w:bottom w:val="single" w:color="DDDDDD" w:sz="1"/>
+              <w:right w:val="single" w:color="DDDDDD" w:sz="1"/>
+            </w:tcBorders>
+            <w:shd w:fill="FFFFFF" w:val="clear"/>
+            <w:tcMar>
+              <w:top w:type="dxa" w:w="100"/>
+              <w:left w:type="dxa" w:w="150"/>
+              <w:bottom w:type="dxa" w:w="100"/>
+              <w:right w:type="dxa" w:w="150"/>
+            </w:tcMar>
+          </w:tcPr>
+          <w:p>
+            <w:r>
+              <w:rPr>
+                <w:rFonts w:ascii="Arial" w:cs="Arial" w:eastAsia="Arial" w:hAnsi="Arial"/>
+                <w:b w:val="false"/>
+                <w:bCs w:val="false"/>
+                <w:color w:val="1A1A1A"/>
+                <w:sz w:val="18"/>
+                <w:szCs w:val="18"/>
+              </w:rPr>
+              <w:t xml:space="preserve">통합 해양 공간 거버넌스는 지속 가능한 개발을 제공합니다</w:t>
+            </w:r>
+          </w:p>
+          <w:p>
+            <w:pPr>
+              <w:spacing w:before="40"/>
+            </w:pPr>
+            <w:r>
+              <w:rPr>
+                <w:rFonts w:ascii="Arial" w:cs="Arial" w:eastAsia="Arial" w:hAnsi="Arial"/>
+                <w:color w:val="5F5E5A"/>
+                <w:sz w:val="16"/>
+                <w:szCs w:val="16"/>
+              </w:rPr>
+              <w:t xml:space="preserve">기사 제목은 '통합 해양공간 관리'이나 제공된 전문은 다랏(Da Nang) 호텔관광기술포럼, 베트남-블룸버그 금융협력 등 관련 없는 내용입니다. 해양공간관리 관련 구체적 사업 정보(①사업명 ②규모 ③단계 ④기관 ⑤일...</w:t>
+            </w:r>
+          </w:p>
+        </w:tc>
+        <w:tc>
+          <w:tcPr>
+            <w:tcW w:type="dxa" w:w="1800"/>
+            <w:tcBorders>
+              <w:top w:val="single" w:color="DDDDDD" w:sz="1"/>
+              <w:left w:val="single" w:color="DDDDDD" w:sz="1"/>
+              <w:bottom w:val="single" w:color="DDDDDD" w:sz="1"/>
+              <w:right w:val="single" w:color="DDDDDD" w:sz="1"/>
+            </w:tcBorders>
+            <w:shd w:fill="FFFFFF" w:val="clear"/>
+            <w:tcMar>
+              <w:top w:type="dxa" w:w="100"/>
+              <w:left w:type="dxa" w:w="150"/>
+              <w:bottom w:type="dxa" w:w="100"/>
+              <w:right w:type="dxa" w:w="150"/>
+            </w:tcMar>
+          </w:tcPr>
+          <w:p>
+            <w:r>
+              <w:rPr>
+                <w:rFonts w:ascii="Arial" w:cs="Arial" w:eastAsia="Arial" w:hAnsi="Arial"/>
+                <w:color w:val="185FA5"/>
+                <w:sz w:val="17"/>
+                <w:szCs w:val="17"/>
+              </w:rPr>
+              <w:t xml:space="preserve">vietnamplus</w:t>
+            </w:r>
+          </w:p>
+        </w:tc>
+        <w:tc>
+          <w:tcPr>
+            <w:tcW w:type="dxa" w:w="1300"/>
+            <w:tcBorders>
+              <w:top w:val="single" w:color="DDDDDD" w:sz="1"/>
+              <w:left w:val="single" w:color="DDDDDD" w:sz="1"/>
+              <w:bottom w:val="single" w:color="DDDDDD" w:sz="1"/>
+              <w:right w:val="single" w:color="DDDDDD" w:sz="1"/>
+            </w:tcBorders>
+            <w:shd w:fill="FFFFFF" w:val="clear"/>
+            <w:tcMar>
+              <w:top w:type="dxa" w:w="100"/>
+              <w:left w:type="dxa" w:w="150"/>
+              <w:bottom w:type="dxa" w:w="100"/>
+              <w:right w:type="dxa" w:w="150"/>
+            </w:tcMar>
+          </w:tcPr>
+          <w:p>
+            <w:pPr>
+              <w:jc w:val="center"/>
+            </w:pPr>
+            <w:r>
+              <w:rPr>
+                <w:rFonts w:ascii="Arial" w:cs="Arial" w:eastAsia="Arial" w:hAnsi="Arial"/>
+                <w:color w:val="5F5E5A"/>
+                <w:sz w:val="17"/>
+                <w:szCs w:val="17"/>
+              </w:rPr>
+              <w:t xml:space="preserve">2026-07-24</w:t>
+            </w:r>
+          </w:p>
+        </w:tc>
+      </w:tr>
+      <w:tr>
+        <w:tc>
+          <w:tcPr>
+            <w:tcW w:type="dxa" w:w="700"/>
+            <w:tcBorders>
+              <w:top w:val="single" w:color="DDDDDD" w:sz="1"/>
+              <w:left w:val="single" w:color="DDDDDD" w:sz="1"/>
+              <w:bottom w:val="single" w:color="DDDDDD" w:sz="1"/>
+              <w:right w:val="single" w:color="DDDDDD" w:sz="1"/>
+            </w:tcBorders>
+            <w:shd w:fill="FFFFFF" w:val="clear"/>
+            <w:tcMar>
+              <w:top w:type="dxa" w:w="100"/>
+              <w:left w:type="dxa" w:w="150"/>
+              <w:bottom w:type="dxa" w:w="100"/>
+              <w:right w:type="dxa" w:w="150"/>
+            </w:tcMar>
+          </w:tcPr>
+          <w:p>
+            <w:pPr>
+              <w:jc w:val="center"/>
+            </w:pPr>
+            <w:r>
+              <w:rPr>
+                <w:rFonts w:ascii="Arial" w:cs="Arial" w:eastAsia="Arial" w:hAnsi="Arial"/>
+                <w:color w:val="5F5E5A"/>
+                <w:sz w:val="18"/>
+                <w:szCs w:val="18"/>
+              </w:rPr>
+              <w:t xml:space="preserve">·</w:t>
+            </w:r>
+          </w:p>
+        </w:tc>
+        <w:tc>
+          <w:tcPr>
+            <w:tcW w:type="dxa" w:w="5560"/>
+            <w:tcBorders>
+              <w:top w:val="single" w:color="DDDDDD" w:sz="1"/>
+              <w:left w:val="single" w:color="DDDDDD" w:sz="1"/>
+              <w:bottom w:val="single" w:color="DDDDDD" w:sz="1"/>
+              <w:right w:val="single" w:color="DDDDDD" w:sz="1"/>
+            </w:tcBorders>
+            <w:shd w:fill="FFFFFF" w:val="clear"/>
+            <w:tcMar>
+              <w:top w:type="dxa" w:w="100"/>
+              <w:left w:type="dxa" w:w="150"/>
+              <w:bottom w:type="dxa" w:w="100"/>
+              <w:right w:type="dxa" w:w="150"/>
+            </w:tcMar>
+          </w:tcPr>
+          <w:p>
+            <w:r>
+              <w:rPr>
+                <w:rFonts w:ascii="Arial" w:cs="Arial" w:eastAsia="Arial" w:hAnsi="Arial"/>
+                <w:b w:val="false"/>
+                <w:bCs w:val="false"/>
+                <w:color w:val="1A1A1A"/>
+                <w:sz w:val="18"/>
+                <w:szCs w:val="18"/>
+              </w:rPr>
+              <w:t xml:space="preserve">박닌은 고품질의 지속 가능한 성장으로 강력하게 전환하고 있습니다.</w:t>
+            </w:r>
+          </w:p>
+          <w:p>
+            <w:pPr>
+              <w:spacing w:before="40"/>
+            </w:pPr>
+            <w:r>
+              <w:rPr>
+                <w:rFonts w:ascii="Arial" w:cs="Arial" w:eastAsia="Arial" w:hAnsi="Arial"/>
+                <w:color w:val="5F5E5A"/>
+                <w:sz w:val="16"/>
+                <w:szCs w:val="16"/>
+              </w:rPr>
+              <w:t xml:space="preserve">박닌성은 혁신, 첨단 공업 및 균형잡힌 인프라 발전을 기반으로 고품질의 지속가능한 경제성장으로 전환하고 있습니다. 호아푸 산업단지 등 새로운 산업 중심지를 조성하며 경제 구조 개선을 추진 중입니다.</w:t>
+            </w:r>
+          </w:p>
+        </w:tc>
+        <w:tc>
+          <w:tcPr>
+            <w:tcW w:type="dxa" w:w="1800"/>
+            <w:tcBorders>
+              <w:top w:val="single" w:color="DDDDDD" w:sz="1"/>
+              <w:left w:val="single" w:color="DDDDDD" w:sz="1"/>
+              <w:bottom w:val="single" w:color="DDDDDD" w:sz="1"/>
+              <w:right w:val="single" w:color="DDDDDD" w:sz="1"/>
+            </w:tcBorders>
+            <w:shd w:fill="FFFFFF" w:val="clear"/>
+            <w:tcMar>
+              <w:top w:type="dxa" w:w="100"/>
+              <w:left w:type="dxa" w:w="150"/>
+              <w:bottom w:type="dxa" w:w="100"/>
+              <w:right w:type="dxa" w:w="150"/>
+            </w:tcMar>
+          </w:tcPr>
+          <w:p>
+            <w:r>
+              <w:rPr>
+                <w:rFonts w:ascii="Arial" w:cs="Arial" w:eastAsia="Arial" w:hAnsi="Arial"/>
+                <w:color w:val="185FA5"/>
+                <w:sz w:val="17"/>
+                <w:szCs w:val="17"/>
+              </w:rPr>
+              <w:t xml:space="preserve">vietnamplus</w:t>
+            </w:r>
+          </w:p>
+        </w:tc>
+        <w:tc>
+          <w:tcPr>
+            <w:tcW w:type="dxa" w:w="1300"/>
+            <w:tcBorders>
+              <w:top w:val="single" w:color="DDDDDD" w:sz="1"/>
+              <w:left w:val="single" w:color="DDDDDD" w:sz="1"/>
+              <w:bottom w:val="single" w:color="DDDDDD" w:sz="1"/>
+              <w:right w:val="single" w:color="DDDDDD" w:sz="1"/>
+            </w:tcBorders>
+            <w:shd w:fill="FFFFFF" w:val="clear"/>
+            <w:tcMar>
+              <w:top w:type="dxa" w:w="100"/>
+              <w:left w:type="dxa" w:w="150"/>
+              <w:bottom w:type="dxa" w:w="100"/>
+              <w:right w:type="dxa" w:w="150"/>
+            </w:tcMar>
+          </w:tcPr>
+          <w:p>
+            <w:pPr>
+              <w:jc w:val="center"/>
+            </w:pPr>
+            <w:r>
+              <w:rPr>
+                <w:rFonts w:ascii="Arial" w:cs="Arial" w:eastAsia="Arial" w:hAnsi="Arial"/>
+                <w:color w:val="5F5E5A"/>
+                <w:sz w:val="17"/>
+                <w:szCs w:val="17"/>
+              </w:rPr>
+              <w:t xml:space="preserve">2026-07-23</w:t>
+            </w:r>
+          </w:p>
+        </w:tc>
+      </w:tr>
+      <w:tr>
+        <w:tc>
+          <w:tcPr>
+            <w:tcW w:type="dxa" w:w="700"/>
+            <w:tcBorders>
+              <w:top w:val="single" w:color="DDDDDD" w:sz="1"/>
+              <w:left w:val="single" w:color="DDDDDD" w:sz="1"/>
+              <w:bottom w:val="single" w:color="DDDDDD" w:sz="1"/>
+              <w:right w:val="single" w:color="DDDDDD" w:sz="1"/>
+            </w:tcBorders>
+            <w:shd w:fill="FFFFFF" w:val="clear"/>
+            <w:tcMar>
+              <w:top w:type="dxa" w:w="100"/>
+              <w:left w:type="dxa" w:w="150"/>
+              <w:bottom w:type="dxa" w:w="100"/>
+              <w:right w:type="dxa" w:w="150"/>
+            </w:tcMar>
+          </w:tcPr>
+          <w:p>
+            <w:pPr>
+              <w:jc w:val="center"/>
+            </w:pPr>
+            <w:r>
+              <w:rPr>
+                <w:rFonts w:ascii="Arial" w:cs="Arial" w:eastAsia="Arial" w:hAnsi="Arial"/>
+                <w:color w:val="5F5E5A"/>
+                <w:sz w:val="18"/>
+                <w:szCs w:val="18"/>
+              </w:rPr>
+              <w:t xml:space="preserve">·</w:t>
+            </w:r>
+          </w:p>
+        </w:tc>
+        <w:tc>
+          <w:tcPr>
+            <w:tcW w:type="dxa" w:w="5560"/>
+            <w:tcBorders>
+              <w:top w:val="single" w:color="DDDDDD" w:sz="1"/>
+              <w:left w:val="single" w:color="DDDDDD" w:sz="1"/>
+              <w:bottom w:val="single" w:color="DDDDDD" w:sz="1"/>
+              <w:right w:val="single" w:color="DDDDDD" w:sz="1"/>
+            </w:tcBorders>
+            <w:shd w:fill="FFFFFF" w:val="clear"/>
+            <w:tcMar>
+              <w:top w:type="dxa" w:w="100"/>
+              <w:left w:type="dxa" w:w="150"/>
+              <w:bottom w:type="dxa" w:w="100"/>
+              <w:right w:type="dxa" w:w="150"/>
+            </w:tcMar>
+          </w:tcPr>
+          <w:p>
+            <w:r>
+              <w:rPr>
+                <w:rFonts w:ascii="Arial" w:cs="Arial" w:eastAsia="Arial" w:hAnsi="Arial"/>
+                <w:b w:val="false"/>
+                <w:bCs w:val="false"/>
+                <w:color w:val="1A1A1A"/>
+                <w:sz w:val="18"/>
+                <w:szCs w:val="18"/>
+              </w:rPr>
+              <w:t xml:space="preserve">베트남은 관련 당사자들에게 동해/남중국해에서 DOC를 완전히 이행할 것을 촉구합니다.</w:t>
+            </w:r>
+          </w:p>
+          <w:p>
+            <w:pPr>
+              <w:spacing w:before="40"/>
+            </w:pPr>
+            <w:r>
+              <w:rPr>
+                <w:rFonts w:ascii="Arial" w:cs="Arial" w:eastAsia="Arial" w:hAnsi="Arial"/>
+                <w:color w:val="5F5E5A"/>
+                <w:sz w:val="16"/>
+                <w:szCs w:val="16"/>
+              </w:rPr>
+              <w:t xml:space="preserve">본 기사는 인프라 사업 정보가 아닌 정치 외교 관련 보도입니다. 베트남이 동해/남중국해에서 행동수칙(DOC) 완전 이행을 촉구하는 외교 성명으로, 건설·개발 프로젝트의 사업명, 예산, 진행단계, 시공사 정보가 없습니...</w:t>
+            </w:r>
+          </w:p>
+        </w:tc>
+        <w:tc>
+          <w:tcPr>
+            <w:tcW w:type="dxa" w:w="1800"/>
+            <w:tcBorders>
+              <w:top w:val="single" w:color="DDDDDD" w:sz="1"/>
+              <w:left w:val="single" w:color="DDDDDD" w:sz="1"/>
+              <w:bottom w:val="single" w:color="DDDDDD" w:sz="1"/>
+              <w:right w:val="single" w:color="DDDDDD" w:sz="1"/>
+            </w:tcBorders>
+            <w:shd w:fill="FFFFFF" w:val="clear"/>
+            <w:tcMar>
+              <w:top w:type="dxa" w:w="100"/>
+              <w:left w:type="dxa" w:w="150"/>
+              <w:bottom w:type="dxa" w:w="100"/>
+              <w:right w:type="dxa" w:w="150"/>
+            </w:tcMar>
+          </w:tcPr>
+          <w:p>
+            <w:r>
+              <w:rPr>
+                <w:rFonts w:ascii="Arial" w:cs="Arial" w:eastAsia="Arial" w:hAnsi="Arial"/>
+                <w:color w:val="185FA5"/>
+                <w:sz w:val="17"/>
+                <w:szCs w:val="17"/>
+              </w:rPr>
+              <w:t xml:space="preserve">nhandan_vn</w:t>
+            </w:r>
+          </w:p>
+        </w:tc>
+        <w:tc>
+          <w:tcPr>
+            <w:tcW w:type="dxa" w:w="1300"/>
+            <w:tcBorders>
+              <w:top w:val="single" w:color="DDDDDD" w:sz="1"/>
+              <w:left w:val="single" w:color="DDDDDD" w:sz="1"/>
+              <w:bottom w:val="single" w:color="DDDDDD" w:sz="1"/>
+              <w:right w:val="single" w:color="DDDDDD" w:sz="1"/>
+            </w:tcBorders>
+            <w:shd w:fill="FFFFFF" w:val="clear"/>
+            <w:tcMar>
+              <w:top w:type="dxa" w:w="100"/>
+              <w:left w:type="dxa" w:w="150"/>
+              <w:bottom w:type="dxa" w:w="100"/>
+              <w:right w:type="dxa" w:w="150"/>
+            </w:tcMar>
+          </w:tcPr>
+          <w:p>
+            <w:pPr>
+              <w:jc w:val="center"/>
+            </w:pPr>
+            <w:r>
+              <w:rPr>
+                <w:rFonts w:ascii="Arial" w:cs="Arial" w:eastAsia="Arial" w:hAnsi="Arial"/>
+                <w:color w:val="5F5E5A"/>
+                <w:sz w:val="17"/>
+                <w:szCs w:val="17"/>
+              </w:rPr>
+              <w:t xml:space="preserve">2026-07-23</w:t>
+            </w:r>
+          </w:p>
+        </w:tc>
+      </w:tr>
+      <w:tr>
+        <w:tc>
+          <w:tcPr>
+            <w:tcW w:type="dxa" w:w="700"/>
+            <w:tcBorders>
+              <w:top w:val="single" w:color="DDDDDD" w:sz="1"/>
+              <w:left w:val="single" w:color="DDDDDD" w:sz="1"/>
+              <w:bottom w:val="single" w:color="DDDDDD" w:sz="1"/>
+              <w:right w:val="single" w:color="DDDDDD" w:sz="1"/>
+            </w:tcBorders>
+            <w:shd w:fill="FFFFFF" w:val="clear"/>
+            <w:tcMar>
+              <w:top w:type="dxa" w:w="100"/>
+              <w:left w:type="dxa" w:w="150"/>
+              <w:bottom w:type="dxa" w:w="100"/>
+              <w:right w:type="dxa" w:w="150"/>
+            </w:tcMar>
+          </w:tcPr>
+          <w:p>
+            <w:pPr>
+              <w:jc w:val="center"/>
+            </w:pPr>
+            <w:r>
+              <w:rPr>
+                <w:rFonts w:ascii="Arial" w:cs="Arial" w:eastAsia="Arial" w:hAnsi="Arial"/>
+                <w:color w:val="5F5E5A"/>
+                <w:sz w:val="18"/>
+                <w:szCs w:val="18"/>
+              </w:rPr>
+              <w:t xml:space="preserve">·</w:t>
+            </w:r>
+          </w:p>
+        </w:tc>
+        <w:tc>
+          <w:tcPr>
+            <w:tcW w:type="dxa" w:w="5560"/>
+            <w:tcBorders>
+              <w:top w:val="single" w:color="DDDDDD" w:sz="1"/>
+              <w:left w:val="single" w:color="DDDDDD" w:sz="1"/>
+              <w:bottom w:val="single" w:color="DDDDDD" w:sz="1"/>
+              <w:right w:val="single" w:color="DDDDDD" w:sz="1"/>
+            </w:tcBorders>
+            <w:shd w:fill="FFFFFF" w:val="clear"/>
+            <w:tcMar>
+              <w:top w:type="dxa" w:w="100"/>
+              <w:left w:type="dxa" w:w="150"/>
+              <w:bottom w:type="dxa" w:w="100"/>
+              <w:right w:type="dxa" w:w="150"/>
+            </w:tcMar>
+          </w:tcPr>
+          <w:p>
+            <w:r>
+              <w:rPr>
+                <w:rFonts w:ascii="Arial" w:cs="Arial" w:eastAsia="Arial" w:hAnsi="Arial"/>
+                <w:b w:val="false"/>
+                <w:bCs w:val="false"/>
+                <w:color w:val="1A1A1A"/>
+                <w:sz w:val="18"/>
+                <w:szCs w:val="18"/>
+              </w:rPr>
+              <w:t xml:space="preserve">지원 산업의 경쟁력 강화에 주력하는 호치민</w:t>
+            </w:r>
+          </w:p>
+          <w:p>
+            <w:pPr>
+              <w:spacing w:before="40"/>
+            </w:pPr>
+            <w:r>
+              <w:rPr>
+                <w:rFonts w:ascii="Arial" w:cs="Arial" w:eastAsia="Arial" w:hAnsi="Arial"/>
+                <w:color w:val="5F5E5A"/>
+                <w:sz w:val="16"/>
+                <w:szCs w:val="16"/>
+              </w:rPr>
+              <w:t xml:space="preserve">기사가 HCMC의 지원산업 경쟁력 강화 의지를 다루고 있으나, 제공된 본문에 구체적인 사업명, 예산, 진행단계, 주요기관, 일정 등의 상세정보가 부족합니다. VN-TRAN-2055 마스터플랜 관련 구체적 인프라사업 ...</w:t>
+            </w:r>
+          </w:p>
+        </w:tc>
+        <w:tc>
+          <w:tcPr>
+            <w:tcW w:type="dxa" w:w="1800"/>
+            <w:tcBorders>
+              <w:top w:val="single" w:color="DDDDDD" w:sz="1"/>
+              <w:left w:val="single" w:color="DDDDDD" w:sz="1"/>
+              <w:bottom w:val="single" w:color="DDDDDD" w:sz="1"/>
+              <w:right w:val="single" w:color="DDDDDD" w:sz="1"/>
+            </w:tcBorders>
+            <w:shd w:fill="FFFFFF" w:val="clear"/>
+            <w:tcMar>
+              <w:top w:type="dxa" w:w="100"/>
+              <w:left w:type="dxa" w:w="150"/>
+              <w:bottom w:type="dxa" w:w="100"/>
+              <w:right w:type="dxa" w:w="150"/>
+            </w:tcMar>
+          </w:tcPr>
+          <w:p>
+            <w:r>
+              <w:rPr>
+                <w:rFonts w:ascii="Arial" w:cs="Arial" w:eastAsia="Arial" w:hAnsi="Arial"/>
+                <w:color w:val="185FA5"/>
+                <w:sz w:val="17"/>
+                <w:szCs w:val="17"/>
+              </w:rPr>
+              <w:t xml:space="preserve">sggp_org_vn</w:t>
+            </w:r>
+          </w:p>
+        </w:tc>
+        <w:tc>
+          <w:tcPr>
+            <w:tcW w:type="dxa" w:w="1300"/>
+            <w:tcBorders>
+              <w:top w:val="single" w:color="DDDDDD" w:sz="1"/>
+              <w:left w:val="single" w:color="DDDDDD" w:sz="1"/>
+              <w:bottom w:val="single" w:color="DDDDDD" w:sz="1"/>
+              <w:right w:val="single" w:color="DDDDDD" w:sz="1"/>
+            </w:tcBorders>
+            <w:shd w:fill="FFFFFF" w:val="clear"/>
+            <w:tcMar>
+              <w:top w:type="dxa" w:w="100"/>
+              <w:left w:type="dxa" w:w="150"/>
+              <w:bottom w:type="dxa" w:w="100"/>
+              <w:right w:type="dxa" w:w="150"/>
+            </w:tcMar>
+          </w:tcPr>
+          <w:p>
+            <w:pPr>
+              <w:jc w:val="center"/>
+            </w:pPr>
+            <w:r>
+              <w:rPr>
+                <w:rFonts w:ascii="Arial" w:cs="Arial" w:eastAsia="Arial" w:hAnsi="Arial"/>
+                <w:color w:val="5F5E5A"/>
+                <w:sz w:val="17"/>
+                <w:szCs w:val="17"/>
+              </w:rPr>
+              <w:t xml:space="preserve">2026-07-23</w:t>
+            </w:r>
+          </w:p>
+        </w:tc>
+      </w:tr>
+      <w:tr>
+        <w:tc>
+          <w:tcPr>
+            <w:tcW w:type="dxa" w:w="700"/>
+            <w:tcBorders>
+              <w:top w:val="single" w:color="DDDDDD" w:sz="1"/>
+              <w:left w:val="single" w:color="DDDDDD" w:sz="1"/>
+              <w:bottom w:val="single" w:color="DDDDDD" w:sz="1"/>
+              <w:right w:val="single" w:color="DDDDDD" w:sz="1"/>
+            </w:tcBorders>
+            <w:shd w:fill="FFFFFF" w:val="clear"/>
+            <w:tcMar>
+              <w:top w:type="dxa" w:w="100"/>
+              <w:left w:type="dxa" w:w="150"/>
+              <w:bottom w:type="dxa" w:w="100"/>
+              <w:right w:type="dxa" w:w="150"/>
+            </w:tcMar>
+          </w:tcPr>
+          <w:p>
+            <w:pPr>
+              <w:jc w:val="center"/>
+            </w:pPr>
+            <w:r>
+              <w:rPr>
+                <w:rFonts w:ascii="Arial" w:cs="Arial" w:eastAsia="Arial" w:hAnsi="Arial"/>
+                <w:color w:val="5F5E5A"/>
+                <w:sz w:val="18"/>
+                <w:szCs w:val="18"/>
+              </w:rPr>
+              <w:t xml:space="preserve">·</w:t>
+            </w:r>
+          </w:p>
+        </w:tc>
+        <w:tc>
+          <w:tcPr>
+            <w:tcW w:type="dxa" w:w="5560"/>
+            <w:tcBorders>
+              <w:top w:val="single" w:color="DDDDDD" w:sz="1"/>
+              <w:left w:val="single" w:color="DDDDDD" w:sz="1"/>
+              <w:bottom w:val="single" w:color="DDDDDD" w:sz="1"/>
+              <w:right w:val="single" w:color="DDDDDD" w:sz="1"/>
+            </w:tcBorders>
+            <w:shd w:fill="FFFFFF" w:val="clear"/>
+            <w:tcMar>
+              <w:top w:type="dxa" w:w="100"/>
+              <w:left w:type="dxa" w:w="150"/>
+              <w:bottom w:type="dxa" w:w="100"/>
+              <w:right w:type="dxa" w:w="150"/>
+            </w:tcMar>
+          </w:tcPr>
+          <w:p>
+            <w:r>
+              <w:rPr>
+                <w:rFonts w:ascii="Arial" w:cs="Arial" w:eastAsia="Arial" w:hAnsi="Arial"/>
+                <w:b w:val="false"/>
+                <w:bCs w:val="false"/>
+                <w:color w:val="1A1A1A"/>
+                <w:sz w:val="18"/>
+                <w:szCs w:val="18"/>
+              </w:rPr>
+              <w:t xml:space="preserve">외교부, 푸꾸옥 카누 전복 피해자 가족 지원 업데이트</w:t>
+            </w:r>
+          </w:p>
+          <w:p>
+            <w:pPr>
+              <w:spacing w:before="40"/>
+            </w:pPr>
+            <w:r>
+              <w:rPr>
+                <w:rFonts w:ascii="Arial" w:cs="Arial" w:eastAsia="Arial" w:hAnsi="Arial"/>
+                <w:color w:val="5F5E5A"/>
+                <w:sz w:val="16"/>
+                <w:szCs w:val="16"/>
+              </w:rPr>
+              <w:t xml:space="preserve">외교부는 7월 23일 오후 하노이에서 열린 정기 언론 브리핑에서 다가오는 기간에 예정된 몇 가지 주요 외교 활동을 발표했습니다. 마지막 푸꾸옥 보트 전복 피해자는 긍정적인 회복을 보였습니다. 주간 하이라이트: 베트남...</w:t>
+            </w:r>
+          </w:p>
+        </w:tc>
+        <w:tc>
+          <w:tcPr>
+            <w:tcW w:type="dxa" w:w="1800"/>
+            <w:tcBorders>
+              <w:top w:val="single" w:color="DDDDDD" w:sz="1"/>
+              <w:left w:val="single" w:color="DDDDDD" w:sz="1"/>
+              <w:bottom w:val="single" w:color="DDDDDD" w:sz="1"/>
+              <w:right w:val="single" w:color="DDDDDD" w:sz="1"/>
+            </w:tcBorders>
+            <w:shd w:fill="FFFFFF" w:val="clear"/>
+            <w:tcMar>
+              <w:top w:type="dxa" w:w="100"/>
+              <w:left w:type="dxa" w:w="150"/>
+              <w:bottom w:type="dxa" w:w="100"/>
+              <w:right w:type="dxa" w:w="150"/>
+            </w:tcMar>
+          </w:tcPr>
+          <w:p>
+            <w:r>
+              <w:rPr>
+                <w:rFonts w:ascii="Arial" w:cs="Arial" w:eastAsia="Arial" w:hAnsi="Arial"/>
+                <w:color w:val="185FA5"/>
+                <w:sz w:val="17"/>
+                <w:szCs w:val="17"/>
+              </w:rPr>
+              <w:t xml:space="preserve">vietnamplus</w:t>
+            </w:r>
+          </w:p>
+        </w:tc>
+        <w:tc>
+          <w:tcPr>
+            <w:tcW w:type="dxa" w:w="1300"/>
+            <w:tcBorders>
+              <w:top w:val="single" w:color="DDDDDD" w:sz="1"/>
+              <w:left w:val="single" w:color="DDDDDD" w:sz="1"/>
+              <w:bottom w:val="single" w:color="DDDDDD" w:sz="1"/>
+              <w:right w:val="single" w:color="DDDDDD" w:sz="1"/>
+            </w:tcBorders>
+            <w:shd w:fill="FFFFFF" w:val="clear"/>
+            <w:tcMar>
+              <w:top w:type="dxa" w:w="100"/>
+              <w:left w:type="dxa" w:w="150"/>
+              <w:bottom w:type="dxa" w:w="100"/>
+              <w:right w:type="dxa" w:w="150"/>
+            </w:tcMar>
+          </w:tcPr>
+          <w:p>
+            <w:pPr>
+              <w:jc w:val="center"/>
+            </w:pPr>
+            <w:r>
+              <w:rPr>
+                <w:rFonts w:ascii="Arial" w:cs="Arial" w:eastAsia="Arial" w:hAnsi="Arial"/>
+                <w:color w:val="5F5E5A"/>
+                <w:sz w:val="17"/>
+                <w:szCs w:val="17"/>
+              </w:rPr>
+              <w:t xml:space="preserve">2026-07-23</w:t>
+            </w:r>
+          </w:p>
+        </w:tc>
+      </w:tr>
+      <w:tr>
+        <w:tc>
+          <w:tcPr>
+            <w:tcW w:type="dxa" w:w="700"/>
+            <w:tcBorders>
+              <w:top w:val="single" w:color="DDDDDD" w:sz="1"/>
+              <w:left w:val="single" w:color="DDDDDD" w:sz="1"/>
+              <w:bottom w:val="single" w:color="DDDDDD" w:sz="1"/>
+              <w:right w:val="single" w:color="DDDDDD" w:sz="1"/>
+            </w:tcBorders>
+            <w:shd w:fill="FFFFFF" w:val="clear"/>
+            <w:tcMar>
+              <w:top w:type="dxa" w:w="100"/>
+              <w:left w:type="dxa" w:w="150"/>
+              <w:bottom w:type="dxa" w:w="100"/>
+              <w:right w:type="dxa" w:w="150"/>
+            </w:tcMar>
+          </w:tcPr>
+          <w:p>
+            <w:pPr>
+              <w:jc w:val="center"/>
+            </w:pPr>
+            <w:r>
+              <w:rPr>
+                <w:rFonts w:ascii="Arial" w:cs="Arial" w:eastAsia="Arial" w:hAnsi="Arial"/>
+                <w:color w:val="5F5E5A"/>
+                <w:sz w:val="18"/>
+                <w:szCs w:val="18"/>
+              </w:rPr>
+              <w:t xml:space="preserve">·</w:t>
+            </w:r>
+          </w:p>
+        </w:tc>
+        <w:tc>
+          <w:tcPr>
+            <w:tcW w:type="dxa" w:w="5560"/>
+            <w:tcBorders>
+              <w:top w:val="single" w:color="DDDDDD" w:sz="1"/>
+              <w:left w:val="single" w:color="DDDDDD" w:sz="1"/>
+              <w:bottom w:val="single" w:color="DDDDDD" w:sz="1"/>
+              <w:right w:val="single" w:color="DDDDDD" w:sz="1"/>
+            </w:tcBorders>
+            <w:shd w:fill="FFFFFF" w:val="clear"/>
+            <w:tcMar>
+              <w:top w:type="dxa" w:w="100"/>
+              <w:left w:type="dxa" w:w="150"/>
+              <w:bottom w:type="dxa" w:w="100"/>
+              <w:right w:type="dxa" w:w="150"/>
+            </w:tcMar>
+          </w:tcPr>
+          <w:p>
+            <w:r>
+              <w:rPr>
+                <w:rFonts w:ascii="Arial" w:cs="Arial" w:eastAsia="Arial" w:hAnsi="Arial"/>
+                <w:b w:val="false"/>
+                <w:bCs w:val="false"/>
+                <w:color w:val="1A1A1A"/>
+                <w:sz w:val="18"/>
+                <w:szCs w:val="18"/>
+              </w:rPr>
+              <w:t xml:space="preserve">Shandong Heavy Industry, 하노이 전시회에서 친환경 지능형 장비 선보여</w:t>
+            </w:r>
+          </w:p>
+          <w:p>
+            <w:pPr>
+              <w:spacing w:before="40"/>
+            </w:pPr>
+            <w:r>
+              <w:rPr>
+                <w:rFonts w:ascii="Arial" w:cs="Arial" w:eastAsia="Arial" w:hAnsi="Arial"/>
+                <w:color w:val="5F5E5A"/>
+                <w:sz w:val="16"/>
+                <w:szCs w:val="16"/>
+              </w:rPr>
+              <w:t xml:space="preserve">산동중공업이 하노이에서 글로벌 파트너 컨퍼런스 개최. 62개국 1,600명 참석. ① 산동중공업 녹색·지능형 제품 전시회 ② 전시회 규모(참석 1,600명, 62개국) ③ 진행단계: 운영 중(2026년 7월 22일 ...</w:t>
+            </w:r>
+          </w:p>
+        </w:tc>
+        <w:tc>
+          <w:tcPr>
+            <w:tcW w:type="dxa" w:w="1800"/>
+            <w:tcBorders>
+              <w:top w:val="single" w:color="DDDDDD" w:sz="1"/>
+              <w:left w:val="single" w:color="DDDDDD" w:sz="1"/>
+              <w:bottom w:val="single" w:color="DDDDDD" w:sz="1"/>
+              <w:right w:val="single" w:color="DDDDDD" w:sz="1"/>
+            </w:tcBorders>
+            <w:shd w:fill="FFFFFF" w:val="clear"/>
+            <w:tcMar>
+              <w:top w:type="dxa" w:w="100"/>
+              <w:left w:type="dxa" w:w="150"/>
+              <w:bottom w:type="dxa" w:w="100"/>
+              <w:right w:type="dxa" w:w="150"/>
+            </w:tcMar>
+          </w:tcPr>
+          <w:p>
+            <w:r>
+              <w:rPr>
+                <w:rFonts w:ascii="Arial" w:cs="Arial" w:eastAsia="Arial" w:hAnsi="Arial"/>
+                <w:color w:val="185FA5"/>
+                <w:sz w:val="17"/>
+                <w:szCs w:val="17"/>
+              </w:rPr>
+              <w:t xml:space="preserve">vietnamplus</w:t>
+            </w:r>
+          </w:p>
+        </w:tc>
+        <w:tc>
+          <w:tcPr>
+            <w:tcW w:type="dxa" w:w="1300"/>
+            <w:tcBorders>
+              <w:top w:val="single" w:color="DDDDDD" w:sz="1"/>
+              <w:left w:val="single" w:color="DDDDDD" w:sz="1"/>
+              <w:bottom w:val="single" w:color="DDDDDD" w:sz="1"/>
+              <w:right w:val="single" w:color="DDDDDD" w:sz="1"/>
+            </w:tcBorders>
+            <w:shd w:fill="FFFFFF" w:val="clear"/>
+            <w:tcMar>
+              <w:top w:type="dxa" w:w="100"/>
+              <w:left w:type="dxa" w:w="150"/>
+              <w:bottom w:type="dxa" w:w="100"/>
+              <w:right w:type="dxa" w:w="150"/>
+            </w:tcMar>
+          </w:tcPr>
+          <w:p>
+            <w:pPr>
+              <w:jc w:val="center"/>
+            </w:pPr>
+            <w:r>
+              <w:rPr>
+                <w:rFonts w:ascii="Arial" w:cs="Arial" w:eastAsia="Arial" w:hAnsi="Arial"/>
+                <w:color w:val="5F5E5A"/>
+                <w:sz w:val="17"/>
+                <w:szCs w:val="17"/>
+              </w:rPr>
+              <w:t xml:space="preserve">2026-07-23</w:t>
+            </w:r>
+          </w:p>
+        </w:tc>
+      </w:tr>
+      <w:tr>
+        <w:tc>
+          <w:tcPr>
+            <w:tcW w:type="dxa" w:w="700"/>
+            <w:tcBorders>
+              <w:top w:val="single" w:color="DDDDDD" w:sz="1"/>
+              <w:left w:val="single" w:color="DDDDDD" w:sz="1"/>
+              <w:bottom w:val="single" w:color="DDDDDD" w:sz="1"/>
+              <w:right w:val="single" w:color="DDDDDD" w:sz="1"/>
+            </w:tcBorders>
+            <w:shd w:fill="FFFFFF" w:val="clear"/>
+            <w:tcMar>
+              <w:top w:type="dxa" w:w="100"/>
+              <w:left w:type="dxa" w:w="150"/>
+              <w:bottom w:type="dxa" w:w="100"/>
+              <w:right w:type="dxa" w:w="150"/>
+            </w:tcMar>
+          </w:tcPr>
+          <w:p>
+            <w:pPr>
+              <w:jc w:val="center"/>
+            </w:pPr>
+            <w:r>
+              <w:rPr>
+                <w:rFonts w:ascii="Arial" w:cs="Arial" w:eastAsia="Arial" w:hAnsi="Arial"/>
+                <w:color w:val="5F5E5A"/>
+                <w:sz w:val="18"/>
+                <w:szCs w:val="18"/>
+              </w:rPr>
+              <w:t xml:space="preserve">·</w:t>
+            </w:r>
+          </w:p>
+        </w:tc>
+        <w:tc>
+          <w:tcPr>
+            <w:tcW w:type="dxa" w:w="5560"/>
+            <w:tcBorders>
+              <w:top w:val="single" w:color="DDDDDD" w:sz="1"/>
+              <w:left w:val="single" w:color="DDDDDD" w:sz="1"/>
+              <w:bottom w:val="single" w:color="DDDDDD" w:sz="1"/>
+              <w:right w:val="single" w:color="DDDDDD" w:sz="1"/>
+            </w:tcBorders>
+            <w:shd w:fill="FFFFFF" w:val="clear"/>
+            <w:tcMar>
+              <w:top w:type="dxa" w:w="100"/>
+              <w:left w:type="dxa" w:w="150"/>
+              <w:bottom w:type="dxa" w:w="100"/>
+              <w:right w:type="dxa" w:w="150"/>
+            </w:tcMar>
+          </w:tcPr>
+          <w:p>
+            <w:r>
+              <w:rPr>
+                <w:rFonts w:ascii="Arial" w:cs="Arial" w:eastAsia="Arial" w:hAnsi="Arial"/>
+                <w:b w:val="false"/>
+                <w:bCs w:val="false"/>
+                <w:color w:val="1A1A1A"/>
+                <w:sz w:val="18"/>
+                <w:szCs w:val="18"/>
+              </w:rPr>
+              <w:t xml:space="preserve">FDI를 잡을 태세를 갖춘 산업용 부동산</w:t>
+            </w:r>
+          </w:p>
+          <w:p>
+            <w:pPr>
+              <w:spacing w:before="40"/>
+            </w:pPr>
+            <w:r>
+              <w:rPr>
+                <w:rFonts w:ascii="Arial" w:cs="Arial" w:eastAsia="Arial" w:hAnsi="Arial"/>
+                <w:color w:val="5F5E5A"/>
+                <w:sz w:val="16"/>
+                <w:szCs w:val="16"/>
+              </w:rPr>
+              <w:t xml:space="preserve">①산업용 부동산 및 산업단지 개발 ②구체적 규모 미명시, FDI 회복으로 수요 증가 중 ③계획·운영 중 ④베트남 정부, 산업단지 개발사, 외국인 직접투자 기업 ⑤2026년 이후 친환경 스마트 산업단지 개발 및 고부가...</w:t>
+            </w:r>
+          </w:p>
+        </w:tc>
+        <w:tc>
+          <w:tcPr>
+            <w:tcW w:type="dxa" w:w="1800"/>
+            <w:tcBorders>
+              <w:top w:val="single" w:color="DDDDDD" w:sz="1"/>
+              <w:left w:val="single" w:color="DDDDDD" w:sz="1"/>
+              <w:bottom w:val="single" w:color="DDDDDD" w:sz="1"/>
+              <w:right w:val="single" w:color="DDDDDD" w:sz="1"/>
+            </w:tcBorders>
+            <w:shd w:fill="FFFFFF" w:val="clear"/>
+            <w:tcMar>
+              <w:top w:type="dxa" w:w="100"/>
+              <w:left w:type="dxa" w:w="150"/>
+              <w:bottom w:type="dxa" w:w="100"/>
+              <w:right w:type="dxa" w:w="150"/>
+            </w:tcMar>
+          </w:tcPr>
+          <w:p>
+            <w:r>
+              <w:rPr>
+                <w:rFonts w:ascii="Arial" w:cs="Arial" w:eastAsia="Arial" w:hAnsi="Arial"/>
+                <w:color w:val="185FA5"/>
+                <w:sz w:val="17"/>
+                <w:szCs w:val="17"/>
+              </w:rPr>
+              <w:t xml:space="preserve">vir_vn</w:t>
+            </w:r>
+          </w:p>
+        </w:tc>
+        <w:tc>
+          <w:tcPr>
+            <w:tcW w:type="dxa" w:w="1300"/>
+            <w:tcBorders>
+              <w:top w:val="single" w:color="DDDDDD" w:sz="1"/>
+              <w:left w:val="single" w:color="DDDDDD" w:sz="1"/>
+              <w:bottom w:val="single" w:color="DDDDDD" w:sz="1"/>
+              <w:right w:val="single" w:color="DDDDDD" w:sz="1"/>
+            </w:tcBorders>
+            <w:shd w:fill="FFFFFF" w:val="clear"/>
+            <w:tcMar>
+              <w:top w:type="dxa" w:w="100"/>
+              <w:left w:type="dxa" w:w="150"/>
+              <w:bottom w:type="dxa" w:w="100"/>
+              <w:right w:type="dxa" w:w="150"/>
+            </w:tcMar>
+          </w:tcPr>
+          <w:p>
+            <w:pPr>
+              <w:jc w:val="center"/>
+            </w:pPr>
+            <w:r>
+              <w:rPr>
+                <w:rFonts w:ascii="Arial" w:cs="Arial" w:eastAsia="Arial" w:hAnsi="Arial"/>
+                <w:color w:val="5F5E5A"/>
+                <w:sz w:val="17"/>
+                <w:szCs w:val="17"/>
+              </w:rPr>
+              <w:t xml:space="preserve">2026-07-23</w:t>
+            </w:r>
+          </w:p>
+        </w:tc>
+      </w:tr>
+      <w:tr>
+        <w:tc>
+          <w:tcPr>
+            <w:tcW w:type="dxa" w:w="700"/>
+            <w:tcBorders>
+              <w:top w:val="single" w:color="DDDDDD" w:sz="1"/>
+              <w:left w:val="single" w:color="DDDDDD" w:sz="1"/>
+              <w:bottom w:val="single" w:color="DDDDDD" w:sz="1"/>
+              <w:right w:val="single" w:color="DDDDDD" w:sz="1"/>
+            </w:tcBorders>
+            <w:shd w:fill="FFFFFF" w:val="clear"/>
+            <w:tcMar>
+              <w:top w:type="dxa" w:w="100"/>
+              <w:left w:type="dxa" w:w="150"/>
+              <w:bottom w:type="dxa" w:w="100"/>
+              <w:right w:type="dxa" w:w="150"/>
+            </w:tcMar>
+          </w:tcPr>
+          <w:p>
+            <w:pPr>
+              <w:jc w:val="center"/>
+            </w:pPr>
+            <w:r>
+              <w:rPr>
+                <w:rFonts w:ascii="Arial" w:cs="Arial" w:eastAsia="Arial" w:hAnsi="Arial"/>
+                <w:color w:val="5F5E5A"/>
+                <w:sz w:val="18"/>
+                <w:szCs w:val="18"/>
+              </w:rPr>
+              <w:t xml:space="preserve">·</w:t>
+            </w:r>
+          </w:p>
+        </w:tc>
+        <w:tc>
+          <w:tcPr>
+            <w:tcW w:type="dxa" w:w="5560"/>
+            <w:tcBorders>
+              <w:top w:val="single" w:color="DDDDDD" w:sz="1"/>
+              <w:left w:val="single" w:color="DDDDDD" w:sz="1"/>
+              <w:bottom w:val="single" w:color="DDDDDD" w:sz="1"/>
+              <w:right w:val="single" w:color="DDDDDD" w:sz="1"/>
+            </w:tcBorders>
+            <w:shd w:fill="FFFFFF" w:val="clear"/>
+            <w:tcMar>
+              <w:top w:type="dxa" w:w="100"/>
+              <w:left w:type="dxa" w:w="150"/>
+              <w:bottom w:type="dxa" w:w="100"/>
+              <w:right w:type="dxa" w:w="150"/>
+            </w:tcMar>
+          </w:tcPr>
+          <w:p>
+            <w:r>
+              <w:rPr>
+                <w:rFonts w:ascii="Arial" w:cs="Arial" w:eastAsia="Arial" w:hAnsi="Arial"/>
+                <w:b w:val="false"/>
+                <w:bCs w:val="false"/>
+                <w:color w:val="1A1A1A"/>
+                <w:sz w:val="18"/>
+                <w:szCs w:val="18"/>
+              </w:rPr>
+              <w:t xml:space="preserve">일본 내 베트남 공동체는 단결을 강화하고 조국 발전에 기여할 것을 촉구했습니다.</w:t>
+            </w:r>
+          </w:p>
+          <w:p>
+            <w:pPr>
+              <w:spacing w:before="40"/>
+            </w:pPr>
+            <w:r>
+              <w:rPr>
+                <w:rFonts w:ascii="Arial" w:cs="Arial" w:eastAsia="Arial" w:hAnsi="Arial"/>
+                <w:color w:val="5F5E5A"/>
+                <w:sz w:val="16"/>
+                <w:szCs w:val="16"/>
+              </w:rPr>
+              <w:t xml:space="preserve">본 기사는 베트남 인프라 개발과 직접적인 관련이 없으며, 일본 거주 베트남인 커뮤니티의 단합과 조국 발전 기여를 촉구하는 정치·사회 관련 내용입니다. 제시된 마스터플랜 ID(VN-TRAN-2055)와의 연관성이 확인...</w:t>
+            </w:r>
+          </w:p>
+        </w:tc>
+        <w:tc>
+          <w:tcPr>
+            <w:tcW w:type="dxa" w:w="1800"/>
+            <w:tcBorders>
+              <w:top w:val="single" w:color="DDDDDD" w:sz="1"/>
+              <w:left w:val="single" w:color="DDDDDD" w:sz="1"/>
+              <w:bottom w:val="single" w:color="DDDDDD" w:sz="1"/>
+              <w:right w:val="single" w:color="DDDDDD" w:sz="1"/>
+            </w:tcBorders>
+            <w:shd w:fill="FFFFFF" w:val="clear"/>
+            <w:tcMar>
+              <w:top w:type="dxa" w:w="100"/>
+              <w:left w:type="dxa" w:w="150"/>
+              <w:bottom w:type="dxa" w:w="100"/>
+              <w:right w:type="dxa" w:w="150"/>
+            </w:tcMar>
+          </w:tcPr>
+          <w:p>
+            <w:r>
+              <w:rPr>
+                <w:rFonts w:ascii="Arial" w:cs="Arial" w:eastAsia="Arial" w:hAnsi="Arial"/>
+                <w:color w:val="185FA5"/>
+                <w:sz w:val="17"/>
+                <w:szCs w:val="17"/>
+              </w:rPr>
+              <w:t xml:space="preserve">vietnamplus</w:t>
+            </w:r>
+          </w:p>
+        </w:tc>
+        <w:tc>
+          <w:tcPr>
+            <w:tcW w:type="dxa" w:w="1300"/>
+            <w:tcBorders>
+              <w:top w:val="single" w:color="DDDDDD" w:sz="1"/>
+              <w:left w:val="single" w:color="DDDDDD" w:sz="1"/>
+              <w:bottom w:val="single" w:color="DDDDDD" w:sz="1"/>
+              <w:right w:val="single" w:color="DDDDDD" w:sz="1"/>
+            </w:tcBorders>
+            <w:shd w:fill="FFFFFF" w:val="clear"/>
+            <w:tcMar>
+              <w:top w:type="dxa" w:w="100"/>
+              <w:left w:type="dxa" w:w="150"/>
+              <w:bottom w:type="dxa" w:w="100"/>
+              <w:right w:type="dxa" w:w="150"/>
+            </w:tcMar>
+          </w:tcPr>
+          <w:p>
+            <w:pPr>
+              <w:jc w:val="center"/>
+            </w:pPr>
+            <w:r>
+              <w:rPr>
+                <w:rFonts w:ascii="Arial" w:cs="Arial" w:eastAsia="Arial" w:hAnsi="Arial"/>
+                <w:color w:val="5F5E5A"/>
+                <w:sz w:val="17"/>
+                <w:szCs w:val="17"/>
+              </w:rPr>
+              <w:t xml:space="preserve">2026-07-22</w:t>
+            </w:r>
+          </w:p>
+        </w:tc>
+      </w:tr>
+      <w:tr>
+        <w:tc>
+          <w:tcPr>
+            <w:tcW w:type="dxa" w:w="700"/>
+            <w:tcBorders>
+              <w:top w:val="single" w:color="DDDDDD" w:sz="1"/>
+              <w:left w:val="single" w:color="DDDDDD" w:sz="1"/>
+              <w:bottom w:val="single" w:color="DDDDDD" w:sz="1"/>
+              <w:right w:val="single" w:color="DDDDDD" w:sz="1"/>
+            </w:tcBorders>
+            <w:shd w:fill="FFFFFF" w:val="clear"/>
+            <w:tcMar>
+              <w:top w:type="dxa" w:w="100"/>
+              <w:left w:type="dxa" w:w="150"/>
+              <w:bottom w:type="dxa" w:w="100"/>
+              <w:right w:type="dxa" w:w="150"/>
+            </w:tcMar>
+          </w:tcPr>
+          <w:p>
+            <w:pPr>
+              <w:jc w:val="center"/>
+            </w:pPr>
+            <w:r>
+              <w:rPr>
+                <w:rFonts w:ascii="Arial" w:cs="Arial" w:eastAsia="Arial" w:hAnsi="Arial"/>
+                <w:color w:val="5F5E5A"/>
+                <w:sz w:val="18"/>
+                <w:szCs w:val="18"/>
+              </w:rPr>
+              <w:t xml:space="preserve">·</w:t>
+            </w:r>
+          </w:p>
+        </w:tc>
+        <w:tc>
+          <w:tcPr>
+            <w:tcW w:type="dxa" w:w="5560"/>
+            <w:tcBorders>
+              <w:top w:val="single" w:color="DDDDDD" w:sz="1"/>
+              <w:left w:val="single" w:color="DDDDDD" w:sz="1"/>
+              <w:bottom w:val="single" w:color="DDDDDD" w:sz="1"/>
+              <w:right w:val="single" w:color="DDDDDD" w:sz="1"/>
+            </w:tcBorders>
+            <w:shd w:fill="FFFFFF" w:val="clear"/>
+            <w:tcMar>
+              <w:top w:type="dxa" w:w="100"/>
+              <w:left w:type="dxa" w:w="150"/>
+              <w:bottom w:type="dxa" w:w="100"/>
+              <w:right w:type="dxa" w:w="150"/>
+            </w:tcMar>
+          </w:tcPr>
+          <w:p>
+            <w:r>
+              <w:rPr>
+                <w:rFonts w:ascii="Arial" w:cs="Arial" w:eastAsia="Arial" w:hAnsi="Arial"/>
+                <w:b w:val="false"/>
+                <w:bCs w:val="false"/>
+                <w:color w:val="1A1A1A"/>
+                <w:sz w:val="18"/>
+                <w:szCs w:val="18"/>
+              </w:rPr>
+              <w:t xml:space="preserve">베트남, 중국 양국 협력 강화</w:t>
+            </w:r>
+          </w:p>
+          <w:p>
+            <w:pPr>
+              <w:spacing w:before="40"/>
+            </w:pPr>
+            <w:r>
+              <w:rPr>
+                <w:rFonts w:ascii="Arial" w:cs="Arial" w:eastAsia="Arial" w:hAnsi="Arial"/>
+                <w:color w:val="5F5E5A"/>
+                <w:sz w:val="16"/>
+                <w:szCs w:val="16"/>
+              </w:rPr>
+              <w:t xml:space="preserve">기사는 베트남-중국 양국 협력 강화를 제목으로 하고 있으나, 본문은 베트남 당·국가 지도자의 전몰장병 추도식과 인사 발령 내용으로 구성되어 있습니다. 구체적인 인프라 사업 정보가 없어 요약 불가합니다. VN-TRAN...</w:t>
+            </w:r>
+          </w:p>
+        </w:tc>
+        <w:tc>
+          <w:tcPr>
+            <w:tcW w:type="dxa" w:w="1800"/>
+            <w:tcBorders>
+              <w:top w:val="single" w:color="DDDDDD" w:sz="1"/>
+              <w:left w:val="single" w:color="DDDDDD" w:sz="1"/>
+              <w:bottom w:val="single" w:color="DDDDDD" w:sz="1"/>
+              <w:right w:val="single" w:color="DDDDDD" w:sz="1"/>
+            </w:tcBorders>
+            <w:shd w:fill="FFFFFF" w:val="clear"/>
+            <w:tcMar>
+              <w:top w:type="dxa" w:w="100"/>
+              <w:left w:type="dxa" w:w="150"/>
+              <w:bottom w:type="dxa" w:w="100"/>
+              <w:right w:type="dxa" w:w="150"/>
+            </w:tcMar>
+          </w:tcPr>
+          <w:p>
+            <w:r>
+              <w:rPr>
+                <w:rFonts w:ascii="Arial" w:cs="Arial" w:eastAsia="Arial" w:hAnsi="Arial"/>
+                <w:color w:val="185FA5"/>
+                <w:sz w:val="17"/>
+                <w:szCs w:val="17"/>
+              </w:rPr>
+              <w:t xml:space="preserve">vietnamplus</w:t>
+            </w:r>
+          </w:p>
+        </w:tc>
+        <w:tc>
+          <w:tcPr>
+            <w:tcW w:type="dxa" w:w="1300"/>
+            <w:tcBorders>
+              <w:top w:val="single" w:color="DDDDDD" w:sz="1"/>
+              <w:left w:val="single" w:color="DDDDDD" w:sz="1"/>
+              <w:bottom w:val="single" w:color="DDDDDD" w:sz="1"/>
+              <w:right w:val="single" w:color="DDDDDD" w:sz="1"/>
+            </w:tcBorders>
+            <w:shd w:fill="FFFFFF" w:val="clear"/>
+            <w:tcMar>
+              <w:top w:type="dxa" w:w="100"/>
+              <w:left w:type="dxa" w:w="150"/>
+              <w:bottom w:type="dxa" w:w="100"/>
+              <w:right w:type="dxa" w:w="150"/>
+            </w:tcMar>
+          </w:tcPr>
+          <w:p>
+            <w:pPr>
+              <w:jc w:val="center"/>
+            </w:pPr>
+            <w:r>
+              <w:rPr>
+                <w:rFonts w:ascii="Arial" w:cs="Arial" w:eastAsia="Arial" w:hAnsi="Arial"/>
+                <w:color w:val="5F5E5A"/>
+                <w:sz w:val="17"/>
+                <w:szCs w:val="17"/>
+              </w:rPr>
+              <w:t xml:space="preserve">2026-07-22</w:t>
+            </w:r>
+          </w:p>
+        </w:tc>
+      </w:tr>
+      <w:tr>
+        <w:tc>
+          <w:tcPr>
+            <w:tcW w:type="dxa" w:w="700"/>
+            <w:tcBorders>
+              <w:top w:val="single" w:color="DDDDDD" w:sz="1"/>
+              <w:left w:val="single" w:color="DDDDDD" w:sz="1"/>
+              <w:bottom w:val="single" w:color="DDDDDD" w:sz="1"/>
+              <w:right w:val="single" w:color="DDDDDD" w:sz="1"/>
+            </w:tcBorders>
+            <w:shd w:fill="FFFFFF" w:val="clear"/>
+            <w:tcMar>
+              <w:top w:type="dxa" w:w="100"/>
+              <w:left w:type="dxa" w:w="150"/>
+              <w:bottom w:type="dxa" w:w="100"/>
+              <w:right w:type="dxa" w:w="150"/>
+            </w:tcMar>
+          </w:tcPr>
+          <w:p>
+            <w:pPr>
+              <w:jc w:val="center"/>
+            </w:pPr>
+            <w:r>
+              <w:rPr>
+                <w:rFonts w:ascii="Arial" w:cs="Arial" w:eastAsia="Arial" w:hAnsi="Arial"/>
+                <w:color w:val="5F5E5A"/>
+                <w:sz w:val="18"/>
+                <w:szCs w:val="18"/>
+              </w:rPr>
+              <w:t xml:space="preserve">·</w:t>
+            </w:r>
+          </w:p>
+        </w:tc>
+        <w:tc>
+          <w:tcPr>
+            <w:tcW w:type="dxa" w:w="5560"/>
+            <w:tcBorders>
+              <w:top w:val="single" w:color="DDDDDD" w:sz="1"/>
+              <w:left w:val="single" w:color="DDDDDD" w:sz="1"/>
+              <w:bottom w:val="single" w:color="DDDDDD" w:sz="1"/>
+              <w:right w:val="single" w:color="DDDDDD" w:sz="1"/>
+            </w:tcBorders>
+            <w:shd w:fill="FFFFFF" w:val="clear"/>
+            <w:tcMar>
+              <w:top w:type="dxa" w:w="100"/>
+              <w:left w:type="dxa" w:w="150"/>
+              <w:bottom w:type="dxa" w:w="100"/>
+              <w:right w:type="dxa" w:w="150"/>
+            </w:tcMar>
+          </w:tcPr>
+          <w:p>
+            <w:r>
+              <w:rPr>
+                <w:rFonts w:ascii="Arial" w:cs="Arial" w:eastAsia="Arial" w:hAnsi="Arial"/>
+                <w:b w:val="false"/>
+                <w:bCs w:val="false"/>
+                <w:color w:val="1A1A1A"/>
+                <w:sz w:val="18"/>
+                <w:szCs w:val="18"/>
+              </w:rPr>
+              <w:t xml:space="preserve">베트남, 파트너들과 아세안 외무장관 회의 참석</w:t>
+            </w:r>
+          </w:p>
+          <w:p>
+            <w:pPr>
+              <w:spacing w:before="40"/>
+            </w:pPr>
+            <w:r>
+              <w:rPr>
+                <w:rFonts w:ascii="Arial" w:cs="Arial" w:eastAsia="Arial" w:hAnsi="Arial"/>
+                <w:color w:val="5F5E5A"/>
+                <w:sz w:val="16"/>
+                <w:szCs w:val="16"/>
+              </w:rPr>
+              <w:t xml:space="preserve">기사는 외교 회담 내용으로 인프라 사업이 아닙니다. ASEAN 외교장관회담(AMM-59)에서 베트남이 캐나다와의 에너지 안보 협력, ASEAN 전력망 구축, 재생에너지·수소·원전 등 협력 확대를 제안한 정치·외교 뉘...</w:t>
+            </w:r>
+          </w:p>
+        </w:tc>
+        <w:tc>
+          <w:tcPr>
+            <w:tcW w:type="dxa" w:w="1800"/>
+            <w:tcBorders>
+              <w:top w:val="single" w:color="DDDDDD" w:sz="1"/>
+              <w:left w:val="single" w:color="DDDDDD" w:sz="1"/>
+              <w:bottom w:val="single" w:color="DDDDDD" w:sz="1"/>
+              <w:right w:val="single" w:color="DDDDDD" w:sz="1"/>
+            </w:tcBorders>
+            <w:shd w:fill="FFFFFF" w:val="clear"/>
+            <w:tcMar>
+              <w:top w:type="dxa" w:w="100"/>
+              <w:left w:type="dxa" w:w="150"/>
+              <w:bottom w:type="dxa" w:w="100"/>
+              <w:right w:type="dxa" w:w="150"/>
+            </w:tcMar>
+          </w:tcPr>
+          <w:p>
+            <w:r>
+              <w:rPr>
+                <w:rFonts w:ascii="Arial" w:cs="Arial" w:eastAsia="Arial" w:hAnsi="Arial"/>
+                <w:color w:val="185FA5"/>
+                <w:sz w:val="17"/>
+                <w:szCs w:val="17"/>
+              </w:rPr>
+              <w:t xml:space="preserve">vietnamplus</w:t>
+            </w:r>
+          </w:p>
+        </w:tc>
+        <w:tc>
+          <w:tcPr>
+            <w:tcW w:type="dxa" w:w="1300"/>
+            <w:tcBorders>
+              <w:top w:val="single" w:color="DDDDDD" w:sz="1"/>
+              <w:left w:val="single" w:color="DDDDDD" w:sz="1"/>
+              <w:bottom w:val="single" w:color="DDDDDD" w:sz="1"/>
+              <w:right w:val="single" w:color="DDDDDD" w:sz="1"/>
+            </w:tcBorders>
+            <w:shd w:fill="FFFFFF" w:val="clear"/>
+            <w:tcMar>
+              <w:top w:type="dxa" w:w="100"/>
+              <w:left w:type="dxa" w:w="150"/>
+              <w:bottom w:type="dxa" w:w="100"/>
+              <w:right w:type="dxa" w:w="150"/>
+            </w:tcMar>
+          </w:tcPr>
+          <w:p>
+            <w:pPr>
+              <w:jc w:val="center"/>
+            </w:pPr>
+            <w:r>
+              <w:rPr>
+                <w:rFonts w:ascii="Arial" w:cs="Arial" w:eastAsia="Arial" w:hAnsi="Arial"/>
+                <w:color w:val="5F5E5A"/>
+                <w:sz w:val="17"/>
+                <w:szCs w:val="17"/>
+              </w:rPr>
+              <w:t xml:space="preserve">2026-07-22</w:t>
+            </w:r>
+          </w:p>
+        </w:tc>
+      </w:tr>
+      <w:tr>
+        <w:tc>
+          <w:tcPr>
+            <w:tcW w:type="dxa" w:w="700"/>
+            <w:tcBorders>
+              <w:top w:val="single" w:color="DDDDDD" w:sz="1"/>
+              <w:left w:val="single" w:color="DDDDDD" w:sz="1"/>
+              <w:bottom w:val="single" w:color="DDDDDD" w:sz="1"/>
+              <w:right w:val="single" w:color="DDDDDD" w:sz="1"/>
+            </w:tcBorders>
+            <w:shd w:fill="FFFFFF" w:val="clear"/>
+            <w:tcMar>
+              <w:top w:type="dxa" w:w="100"/>
+              <w:left w:type="dxa" w:w="150"/>
+              <w:bottom w:type="dxa" w:w="100"/>
+              <w:right w:type="dxa" w:w="150"/>
+            </w:tcMar>
+          </w:tcPr>
+          <w:p>
+            <w:pPr>
+              <w:jc w:val="center"/>
+            </w:pPr>
+            <w:r>
+              <w:rPr>
+                <w:rFonts w:ascii="Arial" w:cs="Arial" w:eastAsia="Arial" w:hAnsi="Arial"/>
+                <w:color w:val="5F5E5A"/>
+                <w:sz w:val="18"/>
+                <w:szCs w:val="18"/>
+              </w:rPr>
+              <w:t xml:space="preserve">·</w:t>
+            </w:r>
+          </w:p>
+        </w:tc>
+        <w:tc>
+          <w:tcPr>
+            <w:tcW w:type="dxa" w:w="5560"/>
+            <w:tcBorders>
+              <w:top w:val="single" w:color="DDDDDD" w:sz="1"/>
+              <w:left w:val="single" w:color="DDDDDD" w:sz="1"/>
+              <w:bottom w:val="single" w:color="DDDDDD" w:sz="1"/>
+              <w:right w:val="single" w:color="DDDDDD" w:sz="1"/>
+            </w:tcBorders>
+            <w:shd w:fill="FFFFFF" w:val="clear"/>
+            <w:tcMar>
+              <w:top w:type="dxa" w:w="100"/>
+              <w:left w:type="dxa" w:w="150"/>
+              <w:bottom w:type="dxa" w:w="100"/>
+              <w:right w:type="dxa" w:w="150"/>
+            </w:tcMar>
+          </w:tcPr>
+          <w:p>
+            <w:r>
+              <w:rPr>
+                <w:rFonts w:ascii="Arial" w:cs="Arial" w:eastAsia="Arial" w:hAnsi="Arial"/>
+                <w:b w:val="false"/>
+                <w:bCs w:val="false"/>
+                <w:color w:val="1A1A1A"/>
+                <w:sz w:val="18"/>
+                <w:szCs w:val="18"/>
+              </w:rPr>
+              <w:t xml:space="preserve">베트남과 중국, 양자 협력 강화</w:t>
+            </w:r>
+          </w:p>
+          <w:p>
+            <w:pPr>
+              <w:spacing w:before="40"/>
+            </w:pPr>
+            <w:r>
+              <w:rPr>
+                <w:rFonts w:ascii="Arial" w:cs="Arial" w:eastAsia="Arial" w:hAnsi="Arial"/>
+                <w:color w:val="5F5E5A"/>
+                <w:sz w:val="16"/>
+                <w:szCs w:val="16"/>
+              </w:rPr>
+              <w:t xml:space="preserve">베트남-중국 양국 외교장관이 마닐라에서 만나 포괄적 전략적 협력 동반자 관계 발전을 확인했다. 최근 베트남 총서기의 중국 방문과 총리 통화를 통해 정치적 신뢰 강화 및 각 분야 협력 확대에 합의했으며, 양국은 지역 ...</w:t>
+            </w:r>
+          </w:p>
+        </w:tc>
+        <w:tc>
+          <w:tcPr>
+            <w:tcW w:type="dxa" w:w="1800"/>
+            <w:tcBorders>
+              <w:top w:val="single" w:color="DDDDDD" w:sz="1"/>
+              <w:left w:val="single" w:color="DDDDDD" w:sz="1"/>
+              <w:bottom w:val="single" w:color="DDDDDD" w:sz="1"/>
+              <w:right w:val="single" w:color="DDDDDD" w:sz="1"/>
+            </w:tcBorders>
+            <w:shd w:fill="FFFFFF" w:val="clear"/>
+            <w:tcMar>
+              <w:top w:type="dxa" w:w="100"/>
+              <w:left w:type="dxa" w:w="150"/>
+              <w:bottom w:type="dxa" w:w="100"/>
+              <w:right w:type="dxa" w:w="150"/>
+            </w:tcMar>
+          </w:tcPr>
+          <w:p>
+            <w:r>
+              <w:rPr>
+                <w:rFonts w:ascii="Arial" w:cs="Arial" w:eastAsia="Arial" w:hAnsi="Arial"/>
+                <w:color w:val="185FA5"/>
+                <w:sz w:val="17"/>
+                <w:szCs w:val="17"/>
+              </w:rPr>
+              <w:t xml:space="preserve">vietnamnews_vn</w:t>
+            </w:r>
+          </w:p>
+        </w:tc>
+        <w:tc>
+          <w:tcPr>
+            <w:tcW w:type="dxa" w:w="1300"/>
+            <w:tcBorders>
+              <w:top w:val="single" w:color="DDDDDD" w:sz="1"/>
+              <w:left w:val="single" w:color="DDDDDD" w:sz="1"/>
+              <w:bottom w:val="single" w:color="DDDDDD" w:sz="1"/>
+              <w:right w:val="single" w:color="DDDDDD" w:sz="1"/>
+            </w:tcBorders>
+            <w:shd w:fill="FFFFFF" w:val="clear"/>
+            <w:tcMar>
+              <w:top w:type="dxa" w:w="100"/>
+              <w:left w:type="dxa" w:w="150"/>
+              <w:bottom w:type="dxa" w:w="100"/>
+              <w:right w:type="dxa" w:w="150"/>
+            </w:tcMar>
+          </w:tcPr>
+          <w:p>
+            <w:pPr>
+              <w:jc w:val="center"/>
+            </w:pPr>
+            <w:r>
+              <w:rPr>
+                <w:rFonts w:ascii="Arial" w:cs="Arial" w:eastAsia="Arial" w:hAnsi="Arial"/>
+                <w:color w:val="5F5E5A"/>
+                <w:sz w:val="17"/>
+                <w:szCs w:val="17"/>
+              </w:rPr>
+              <w:t xml:space="preserve">2026-07-22</w:t>
+            </w:r>
+          </w:p>
+        </w:tc>
+      </w:tr>
+      <w:tr>
+        <w:tc>
+          <w:tcPr>
+            <w:tcW w:type="dxa" w:w="700"/>
+            <w:tcBorders>
+              <w:top w:val="single" w:color="DDDDDD" w:sz="1"/>
+              <w:left w:val="single" w:color="DDDDDD" w:sz="1"/>
+              <w:bottom w:val="single" w:color="DDDDDD" w:sz="1"/>
+              <w:right w:val="single" w:color="DDDDDD" w:sz="1"/>
+            </w:tcBorders>
+            <w:shd w:fill="FFFFFF" w:val="clear"/>
+            <w:tcMar>
+              <w:top w:type="dxa" w:w="100"/>
+              <w:left w:type="dxa" w:w="150"/>
+              <w:bottom w:type="dxa" w:w="100"/>
+              <w:right w:type="dxa" w:w="150"/>
+            </w:tcMar>
+          </w:tcPr>
+          <w:p>
+            <w:pPr>
+              <w:jc w:val="center"/>
+            </w:pPr>
+            <w:r>
+              <w:rPr>
+                <w:rFonts w:ascii="Arial" w:cs="Arial" w:eastAsia="Arial" w:hAnsi="Arial"/>
+                <w:color w:val="5F5E5A"/>
+                <w:sz w:val="18"/>
+                <w:szCs w:val="18"/>
+              </w:rPr>
+              <w:t xml:space="preserve">·</w:t>
+            </w:r>
+          </w:p>
+        </w:tc>
+        <w:tc>
+          <w:tcPr>
+            <w:tcW w:type="dxa" w:w="5560"/>
+            <w:tcBorders>
+              <w:top w:val="single" w:color="DDDDDD" w:sz="1"/>
+              <w:left w:val="single" w:color="DDDDDD" w:sz="1"/>
+              <w:bottom w:val="single" w:color="DDDDDD" w:sz="1"/>
+              <w:right w:val="single" w:color="DDDDDD" w:sz="1"/>
+            </w:tcBorders>
+            <w:shd w:fill="FFFFFF" w:val="clear"/>
+            <w:tcMar>
+              <w:top w:type="dxa" w:w="100"/>
+              <w:left w:type="dxa" w:w="150"/>
+              <w:bottom w:type="dxa" w:w="100"/>
+              <w:right w:type="dxa" w:w="150"/>
+            </w:tcMar>
+          </w:tcPr>
+          <w:p>
+            <w:r>
+              <w:rPr>
+                <w:rFonts w:ascii="Arial" w:cs="Arial" w:eastAsia="Arial" w:hAnsi="Arial"/>
+                <w:b w:val="false"/>
+                <w:bCs w:val="false"/>
+                <w:color w:val="1A1A1A"/>
+                <w:sz w:val="18"/>
+                <w:szCs w:val="18"/>
+              </w:rPr>
+              <w:t xml:space="preserve">디지털 혁신으로 하노이의 새로운 성장 모델 기반 마련</w:t>
+            </w:r>
+          </w:p>
+          <w:p>
+            <w:pPr>
+              <w:spacing w:before="40"/>
+            </w:pPr>
+            <w:r>
+              <w:rPr>
+                <w:rFonts w:ascii="Arial" w:cs="Arial" w:eastAsia="Arial" w:hAnsi="Arial"/>
+                <w:color w:val="5F5E5A"/>
+                <w:sz w:val="16"/>
+                <w:szCs w:val="16"/>
+              </w:rPr>
+              <w:t xml:space="preserve">하노이 디지털 전환 전략: ① 하노이 디지털경제 육성 ② 2030년까지 지역내총생산(GRDP) 40% 기여 목표 ③ 계획 단계 ④ 하노이시 정부, 화라크 하이테크파크 ⑤ 2030년 목표 달성을 위한 디지털 경제 인프...</w:t>
+            </w:r>
+          </w:p>
+        </w:tc>
+        <w:tc>
+          <w:tcPr>
+            <w:tcW w:type="dxa" w:w="1800"/>
+            <w:tcBorders>
+              <w:top w:val="single" w:color="DDDDDD" w:sz="1"/>
+              <w:left w:val="single" w:color="DDDDDD" w:sz="1"/>
+              <w:bottom w:val="single" w:color="DDDDDD" w:sz="1"/>
+              <w:right w:val="single" w:color="DDDDDD" w:sz="1"/>
+            </w:tcBorders>
+            <w:shd w:fill="FFFFFF" w:val="clear"/>
+            <w:tcMar>
+              <w:top w:type="dxa" w:w="100"/>
+              <w:left w:type="dxa" w:w="150"/>
+              <w:bottom w:type="dxa" w:w="100"/>
+              <w:right w:type="dxa" w:w="150"/>
+            </w:tcMar>
+          </w:tcPr>
+          <w:p>
+            <w:r>
+              <w:rPr>
+                <w:rFonts w:ascii="Arial" w:cs="Arial" w:eastAsia="Arial" w:hAnsi="Arial"/>
+                <w:color w:val="185FA5"/>
+                <w:sz w:val="17"/>
+                <w:szCs w:val="17"/>
+              </w:rPr>
+              <w:t xml:space="preserve">vietnamplus</w:t>
+            </w:r>
+          </w:p>
+        </w:tc>
+        <w:tc>
+          <w:tcPr>
+            <w:tcW w:type="dxa" w:w="1300"/>
+            <w:tcBorders>
+              <w:top w:val="single" w:color="DDDDDD" w:sz="1"/>
+              <w:left w:val="single" w:color="DDDDDD" w:sz="1"/>
+              <w:bottom w:val="single" w:color="DDDDDD" w:sz="1"/>
+              <w:right w:val="single" w:color="DDDDDD" w:sz="1"/>
+            </w:tcBorders>
+            <w:shd w:fill="FFFFFF" w:val="clear"/>
+            <w:tcMar>
+              <w:top w:type="dxa" w:w="100"/>
+              <w:left w:type="dxa" w:w="150"/>
+              <w:bottom w:type="dxa" w:w="100"/>
+              <w:right w:type="dxa" w:w="150"/>
+            </w:tcMar>
+          </w:tcPr>
+          <w:p>
+            <w:pPr>
+              <w:jc w:val="center"/>
+            </w:pPr>
+            <w:r>
+              <w:rPr>
+                <w:rFonts w:ascii="Arial" w:cs="Arial" w:eastAsia="Arial" w:hAnsi="Arial"/>
+                <w:color w:val="5F5E5A"/>
+                <w:sz w:val="17"/>
+                <w:szCs w:val="17"/>
+              </w:rPr>
+              <w:t xml:space="preserve">2026-07-22</w:t>
+            </w:r>
+          </w:p>
+        </w:tc>
+      </w:tr>
+      <w:tr>
+        <w:tc>
+          <w:tcPr>
+            <w:tcW w:type="dxa" w:w="700"/>
+            <w:tcBorders>
+              <w:top w:val="single" w:color="DDDDDD" w:sz="1"/>
+              <w:left w:val="single" w:color="DDDDDD" w:sz="1"/>
+              <w:bottom w:val="single" w:color="DDDDDD" w:sz="1"/>
+              <w:right w:val="single" w:color="DDDDDD" w:sz="1"/>
+            </w:tcBorders>
+            <w:shd w:fill="FFFFFF" w:val="clear"/>
+            <w:tcMar>
+              <w:top w:type="dxa" w:w="100"/>
+              <w:left w:type="dxa" w:w="150"/>
+              <w:bottom w:type="dxa" w:w="100"/>
+              <w:right w:type="dxa" w:w="150"/>
+            </w:tcMar>
+          </w:tcPr>
+          <w:p>
+            <w:pPr>
+              <w:jc w:val="center"/>
+            </w:pPr>
+            <w:r>
+              <w:rPr>
+                <w:rFonts w:ascii="Arial" w:cs="Arial" w:eastAsia="Arial" w:hAnsi="Arial"/>
+                <w:color w:val="5F5E5A"/>
+                <w:sz w:val="18"/>
+                <w:szCs w:val="18"/>
+              </w:rPr>
+              <w:t xml:space="preserve">·</w:t>
+            </w:r>
+          </w:p>
+        </w:tc>
+        <w:tc>
+          <w:tcPr>
+            <w:tcW w:type="dxa" w:w="5560"/>
+            <w:tcBorders>
+              <w:top w:val="single" w:color="DDDDDD" w:sz="1"/>
+              <w:left w:val="single" w:color="DDDDDD" w:sz="1"/>
+              <w:bottom w:val="single" w:color="DDDDDD" w:sz="1"/>
+              <w:right w:val="single" w:color="DDDDDD" w:sz="1"/>
+            </w:tcBorders>
+            <w:shd w:fill="FFFFFF" w:val="clear"/>
+            <w:tcMar>
+              <w:top w:type="dxa" w:w="100"/>
+              <w:left w:type="dxa" w:w="150"/>
+              <w:bottom w:type="dxa" w:w="100"/>
+              <w:right w:type="dxa" w:w="150"/>
+            </w:tcMar>
+          </w:tcPr>
+          <w:p>
+            <w:r>
+              <w:rPr>
+                <w:rFonts w:ascii="Arial" w:cs="Arial" w:eastAsia="Arial" w:hAnsi="Arial"/>
+                <w:b w:val="false"/>
+                <w:bCs w:val="false"/>
+                <w:color w:val="1A1A1A"/>
+                <w:sz w:val="18"/>
+                <w:szCs w:val="18"/>
+              </w:rPr>
+              <w:t xml:space="preserve">베트남은 저배출 산업용 가스 솔루션의 핵심 시장으로 여겨진다</w:t>
+            </w:r>
+          </w:p>
+          <w:p>
+            <w:pPr>
+              <w:spacing w:before="40"/>
+            </w:pPr>
+            <w:r>
+              <w:rPr>
+                <w:rFonts w:ascii="Arial" w:cs="Arial" w:eastAsia="Arial" w:hAnsi="Arial"/>
+                <w:color w:val="5F5E5A"/>
+                <w:sz w:val="16"/>
+                <w:szCs w:val="16"/>
+              </w:rPr>
+              <w:t xml:space="preserve">①저배출 수소 공급 확대 프로젝트 ②Cai Mep 산업단지 신규 공장(구체적 규모 미기재) ③계획 단계 ④발주처: Messer(독일 산업가스 그룹), 베트남 정부 ⑤재생에너지 안정공급, DPPA 메커니즘 구축 필요</w:t>
+            </w:r>
+          </w:p>
+        </w:tc>
+        <w:tc>
+          <w:tcPr>
+            <w:tcW w:type="dxa" w:w="1800"/>
+            <w:tcBorders>
+              <w:top w:val="single" w:color="DDDDDD" w:sz="1"/>
+              <w:left w:val="single" w:color="DDDDDD" w:sz="1"/>
+              <w:bottom w:val="single" w:color="DDDDDD" w:sz="1"/>
+              <w:right w:val="single" w:color="DDDDDD" w:sz="1"/>
+            </w:tcBorders>
+            <w:shd w:fill="FFFFFF" w:val="clear"/>
+            <w:tcMar>
+              <w:top w:type="dxa" w:w="100"/>
+              <w:left w:type="dxa" w:w="150"/>
+              <w:bottom w:type="dxa" w:w="100"/>
+              <w:right w:type="dxa" w:w="150"/>
+            </w:tcMar>
+          </w:tcPr>
+          <w:p>
+            <w:r>
+              <w:rPr>
+                <w:rFonts w:ascii="Arial" w:cs="Arial" w:eastAsia="Arial" w:hAnsi="Arial"/>
+                <w:color w:val="185FA5"/>
+                <w:sz w:val="17"/>
+                <w:szCs w:val="17"/>
+              </w:rPr>
+              <w:t xml:space="preserve">vietnamplus</w:t>
+            </w:r>
+          </w:p>
+        </w:tc>
+        <w:tc>
+          <w:tcPr>
+            <w:tcW w:type="dxa" w:w="1300"/>
+            <w:tcBorders>
+              <w:top w:val="single" w:color="DDDDDD" w:sz="1"/>
+              <w:left w:val="single" w:color="DDDDDD" w:sz="1"/>
+              <w:bottom w:val="single" w:color="DDDDDD" w:sz="1"/>
+              <w:right w:val="single" w:color="DDDDDD" w:sz="1"/>
+            </w:tcBorders>
+            <w:shd w:fill="FFFFFF" w:val="clear"/>
+            <w:tcMar>
+              <w:top w:type="dxa" w:w="100"/>
+              <w:left w:type="dxa" w:w="150"/>
+              <w:bottom w:type="dxa" w:w="100"/>
+              <w:right w:type="dxa" w:w="150"/>
+            </w:tcMar>
+          </w:tcPr>
+          <w:p>
+            <w:pPr>
+              <w:jc w:val="center"/>
+            </w:pPr>
+            <w:r>
+              <w:rPr>
+                <w:rFonts w:ascii="Arial" w:cs="Arial" w:eastAsia="Arial" w:hAnsi="Arial"/>
+                <w:color w:val="5F5E5A"/>
+                <w:sz w:val="17"/>
+                <w:szCs w:val="17"/>
+              </w:rPr>
+              <w:t xml:space="preserve">2026-07-22</w:t>
+            </w:r>
+          </w:p>
+        </w:tc>
+      </w:tr>
+      <w:tr>
+        <w:tc>
+          <w:tcPr>
+            <w:tcW w:type="dxa" w:w="700"/>
+            <w:tcBorders>
+              <w:top w:val="single" w:color="DDDDDD" w:sz="1"/>
+              <w:left w:val="single" w:color="DDDDDD" w:sz="1"/>
+              <w:bottom w:val="single" w:color="DDDDDD" w:sz="1"/>
+              <w:right w:val="single" w:color="DDDDDD" w:sz="1"/>
+            </w:tcBorders>
+            <w:shd w:fill="FFFFFF" w:val="clear"/>
+            <w:tcMar>
+              <w:top w:type="dxa" w:w="100"/>
+              <w:left w:type="dxa" w:w="150"/>
+              <w:bottom w:type="dxa" w:w="100"/>
+              <w:right w:type="dxa" w:w="150"/>
+            </w:tcMar>
+          </w:tcPr>
+          <w:p>
+            <w:pPr>
+              <w:jc w:val="center"/>
+            </w:pPr>
+            <w:r>
+              <w:rPr>
+                <w:rFonts w:ascii="Arial" w:cs="Arial" w:eastAsia="Arial" w:hAnsi="Arial"/>
+                <w:color w:val="5F5E5A"/>
+                <w:sz w:val="18"/>
+                <w:szCs w:val="18"/>
+              </w:rPr>
+              <w:t xml:space="preserve">·</w:t>
+            </w:r>
+          </w:p>
+        </w:tc>
+        <w:tc>
+          <w:tcPr>
+            <w:tcW w:type="dxa" w:w="5560"/>
+            <w:tcBorders>
+              <w:top w:val="single" w:color="DDDDDD" w:sz="1"/>
+              <w:left w:val="single" w:color="DDDDDD" w:sz="1"/>
+              <w:bottom w:val="single" w:color="DDDDDD" w:sz="1"/>
+              <w:right w:val="single" w:color="DDDDDD" w:sz="1"/>
+            </w:tcBorders>
+            <w:shd w:fill="FFFFFF" w:val="clear"/>
+            <w:tcMar>
+              <w:top w:type="dxa" w:w="100"/>
+              <w:left w:type="dxa" w:w="150"/>
+              <w:bottom w:type="dxa" w:w="100"/>
+              <w:right w:type="dxa" w:w="150"/>
+            </w:tcMar>
+          </w:tcPr>
+          <w:p>
+            <w:r>
+              <w:rPr>
+                <w:rFonts w:ascii="Arial" w:cs="Arial" w:eastAsia="Arial" w:hAnsi="Arial"/>
+                <w:b w:val="false"/>
+                <w:bCs w:val="false"/>
+                <w:color w:val="1A1A1A"/>
+                <w:sz w:val="18"/>
+                <w:szCs w:val="18"/>
+              </w:rPr>
+              <w:t xml:space="preserve">Lam Dong 관광 활성화를 위해 Lien Khuong 공항 재개장</w:t>
+            </w:r>
+          </w:p>
+          <w:p>
+            <w:pPr>
+              <w:spacing w:before="40"/>
+            </w:pPr>
+            <w:r>
+              <w:rPr>
+                <w:rFonts w:ascii="Arial" w:cs="Arial" w:eastAsia="Arial" w:hAnsi="Arial"/>
+                <w:color w:val="5F5E5A"/>
+                <w:sz w:val="16"/>
+                <w:szCs w:val="16"/>
+              </w:rPr>
+              <w:t xml:space="preserve">①연향쿠옹 국제공항 재개장 ②일일 3만6~4만편, 연 81만6천명 승객 처리 ③준공(8월19일 재개장) ④람동성인민위원회, 베트남항공·비에트젯·대나 항공사 ⑤8월19일 국내 6개노선 운영 개시, 9월2일 쿠알라룸푸르...</w:t>
+            </w:r>
+          </w:p>
+        </w:tc>
+        <w:tc>
+          <w:tcPr>
+            <w:tcW w:type="dxa" w:w="1800"/>
+            <w:tcBorders>
+              <w:top w:val="single" w:color="DDDDDD" w:sz="1"/>
+              <w:left w:val="single" w:color="DDDDDD" w:sz="1"/>
+              <w:bottom w:val="single" w:color="DDDDDD" w:sz="1"/>
+              <w:right w:val="single" w:color="DDDDDD" w:sz="1"/>
+            </w:tcBorders>
+            <w:shd w:fill="FFFFFF" w:val="clear"/>
+            <w:tcMar>
+              <w:top w:type="dxa" w:w="100"/>
+              <w:left w:type="dxa" w:w="150"/>
+              <w:bottom w:type="dxa" w:w="100"/>
+              <w:right w:type="dxa" w:w="150"/>
+            </w:tcMar>
+          </w:tcPr>
+          <w:p>
+            <w:r>
+              <w:rPr>
+                <w:rFonts w:ascii="Arial" w:cs="Arial" w:eastAsia="Arial" w:hAnsi="Arial"/>
+                <w:color w:val="185FA5"/>
+                <w:sz w:val="17"/>
+                <w:szCs w:val="17"/>
+              </w:rPr>
+              <w:t xml:space="preserve">vietnamplus</w:t>
+            </w:r>
+          </w:p>
+        </w:tc>
+        <w:tc>
+          <w:tcPr>
+            <w:tcW w:type="dxa" w:w="1300"/>
+            <w:tcBorders>
+              <w:top w:val="single" w:color="DDDDDD" w:sz="1"/>
+              <w:left w:val="single" w:color="DDDDDD" w:sz="1"/>
+              <w:bottom w:val="single" w:color="DDDDDD" w:sz="1"/>
+              <w:right w:val="single" w:color="DDDDDD" w:sz="1"/>
+            </w:tcBorders>
+            <w:shd w:fill="FFFFFF" w:val="clear"/>
+            <w:tcMar>
+              <w:top w:type="dxa" w:w="100"/>
+              <w:left w:type="dxa" w:w="150"/>
+              <w:bottom w:type="dxa" w:w="100"/>
+              <w:right w:type="dxa" w:w="150"/>
+            </w:tcMar>
+          </w:tcPr>
+          <w:p>
+            <w:pPr>
+              <w:jc w:val="center"/>
+            </w:pPr>
+            <w:r>
+              <w:rPr>
+                <w:rFonts w:ascii="Arial" w:cs="Arial" w:eastAsia="Arial" w:hAnsi="Arial"/>
+                <w:color w:val="5F5E5A"/>
+                <w:sz w:val="17"/>
+                <w:szCs w:val="17"/>
+              </w:rPr>
+              <w:t xml:space="preserve">2026-07-21</w:t>
+            </w:r>
+          </w:p>
+        </w:tc>
+      </w:tr>
+      <w:tr>
+        <w:tc>
+          <w:tcPr>
+            <w:tcW w:type="dxa" w:w="700"/>
+            <w:tcBorders>
+              <w:top w:val="single" w:color="DDDDDD" w:sz="1"/>
+              <w:left w:val="single" w:color="DDDDDD" w:sz="1"/>
+              <w:bottom w:val="single" w:color="DDDDDD" w:sz="1"/>
+              <w:right w:val="single" w:color="DDDDDD" w:sz="1"/>
+            </w:tcBorders>
+            <w:shd w:fill="FFFFFF" w:val="clear"/>
+            <w:tcMar>
+              <w:top w:type="dxa" w:w="100"/>
+              <w:left w:type="dxa" w:w="150"/>
+              <w:bottom w:type="dxa" w:w="100"/>
+              <w:right w:type="dxa" w:w="150"/>
+            </w:tcMar>
+          </w:tcPr>
+          <w:p>
+            <w:pPr>
+              <w:jc w:val="center"/>
+            </w:pPr>
+            <w:r>
+              <w:rPr>
+                <w:rFonts w:ascii="Arial" w:cs="Arial" w:eastAsia="Arial" w:hAnsi="Arial"/>
+                <w:color w:val="5F5E5A"/>
+                <w:sz w:val="18"/>
+                <w:szCs w:val="18"/>
+              </w:rPr>
+              <w:t xml:space="preserve">·</w:t>
+            </w:r>
+          </w:p>
+        </w:tc>
+        <w:tc>
+          <w:tcPr>
+            <w:tcW w:type="dxa" w:w="5560"/>
+            <w:tcBorders>
+              <w:top w:val="single" w:color="DDDDDD" w:sz="1"/>
+              <w:left w:val="single" w:color="DDDDDD" w:sz="1"/>
+              <w:bottom w:val="single" w:color="DDDDDD" w:sz="1"/>
+              <w:right w:val="single" w:color="DDDDDD" w:sz="1"/>
+            </w:tcBorders>
+            <w:shd w:fill="FFFFFF" w:val="clear"/>
+            <w:tcMar>
+              <w:top w:type="dxa" w:w="100"/>
+              <w:left w:type="dxa" w:w="150"/>
+              <w:bottom w:type="dxa" w:w="100"/>
+              <w:right w:type="dxa" w:w="150"/>
+            </w:tcMar>
+          </w:tcPr>
+          <w:p>
+            <w:r>
+              <w:rPr>
+                <w:rFonts w:ascii="Arial" w:cs="Arial" w:eastAsia="Arial" w:hAnsi="Arial"/>
+                <w:b w:val="false"/>
+                <w:bCs w:val="false"/>
+                <w:color w:val="1A1A1A"/>
+                <w:sz w:val="18"/>
+                <w:szCs w:val="18"/>
+              </w:rPr>
+              <w:t xml:space="preserve">베트남은 글로벌 반도체 공급망에서 역할을 심화할 수 있다: 대만 기반 전문가</w:t>
+            </w:r>
+          </w:p>
+          <w:p>
+            <w:pPr>
+              <w:spacing w:before="40"/>
+            </w:pPr>
+            <w:r>
+              <w:rPr>
+                <w:rFonts w:ascii="Arial" w:cs="Arial" w:eastAsia="Arial" w:hAnsi="Arial"/>
+                <w:color w:val="5F5E5A"/>
+                <w:sz w:val="16"/>
+                <w:szCs w:val="16"/>
+              </w:rPr>
+              <w:t xml:space="preserve">본 기사는 인프라 사업 관련 내용이 아닌 반도체 산업 정책 분석 기사입니다. 베트남의 반도체 공급망 심화 가능성에 대한 전문가 의견으로, 구체적인 ① 사업명 ② 사업규모 ③ 진행단계 ④ 주요 기관 ⑤ 일정 정보를 포...</w:t>
+            </w:r>
+          </w:p>
+        </w:tc>
+        <w:tc>
+          <w:tcPr>
+            <w:tcW w:type="dxa" w:w="1800"/>
+            <w:tcBorders>
+              <w:top w:val="single" w:color="DDDDDD" w:sz="1"/>
+              <w:left w:val="single" w:color="DDDDDD" w:sz="1"/>
+              <w:bottom w:val="single" w:color="DDDDDD" w:sz="1"/>
+              <w:right w:val="single" w:color="DDDDDD" w:sz="1"/>
+            </w:tcBorders>
+            <w:shd w:fill="FFFFFF" w:val="clear"/>
+            <w:tcMar>
+              <w:top w:type="dxa" w:w="100"/>
+              <w:left w:type="dxa" w:w="150"/>
+              <w:bottom w:type="dxa" w:w="100"/>
+              <w:right w:type="dxa" w:w="150"/>
+            </w:tcMar>
+          </w:tcPr>
+          <w:p>
+            <w:r>
+              <w:rPr>
+                <w:rFonts w:ascii="Arial" w:cs="Arial" w:eastAsia="Arial" w:hAnsi="Arial"/>
+                <w:color w:val="185FA5"/>
+                <w:sz w:val="17"/>
+                <w:szCs w:val="17"/>
+              </w:rPr>
+              <w:t xml:space="preserve">vietnamplus</w:t>
+            </w:r>
+          </w:p>
+        </w:tc>
+        <w:tc>
+          <w:tcPr>
+            <w:tcW w:type="dxa" w:w="1300"/>
+            <w:tcBorders>
+              <w:top w:val="single" w:color="DDDDDD" w:sz="1"/>
+              <w:left w:val="single" w:color="DDDDDD" w:sz="1"/>
+              <w:bottom w:val="single" w:color="DDDDDD" w:sz="1"/>
+              <w:right w:val="single" w:color="DDDDDD" w:sz="1"/>
+            </w:tcBorders>
+            <w:shd w:fill="FFFFFF" w:val="clear"/>
+            <w:tcMar>
+              <w:top w:type="dxa" w:w="100"/>
+              <w:left w:type="dxa" w:w="150"/>
+              <w:bottom w:type="dxa" w:w="100"/>
+              <w:right w:type="dxa" w:w="150"/>
+            </w:tcMar>
+          </w:tcPr>
+          <w:p>
+            <w:pPr>
+              <w:jc w:val="center"/>
+            </w:pPr>
+            <w:r>
+              <w:rPr>
+                <w:rFonts w:ascii="Arial" w:cs="Arial" w:eastAsia="Arial" w:hAnsi="Arial"/>
+                <w:color w:val="5F5E5A"/>
+                <w:sz w:val="17"/>
+                <w:szCs w:val="17"/>
+              </w:rPr>
+              <w:t xml:space="preserve">2026-07-21</w:t>
+            </w:r>
+          </w:p>
+        </w:tc>
+      </w:tr>
+      <w:tr>
+        <w:tc>
+          <w:tcPr>
+            <w:tcW w:type="dxa" w:w="700"/>
+            <w:tcBorders>
+              <w:top w:val="single" w:color="DDDDDD" w:sz="1"/>
+              <w:left w:val="single" w:color="DDDDDD" w:sz="1"/>
+              <w:bottom w:val="single" w:color="DDDDDD" w:sz="1"/>
+              <w:right w:val="single" w:color="DDDDDD" w:sz="1"/>
+            </w:tcBorders>
+            <w:shd w:fill="E8F5E9" w:val="clear"/>
+            <w:tcMar>
+              <w:top w:type="dxa" w:w="100"/>
+              <w:left w:type="dxa" w:w="150"/>
+              <w:bottom w:type="dxa" w:w="100"/>
+              <w:right w:type="dxa" w:w="150"/>
+            </w:tcMar>
+          </w:tcPr>
+          <w:p>
+            <w:pPr>
+              <w:jc w:val="center"/>
+            </w:pPr>
+            <w:r>
+              <w:rPr>
+                <w:rFonts w:ascii="Arial" w:cs="Arial" w:eastAsia="Arial" w:hAnsi="Arial"/>
                 <w:color w:val="2E7D32"/>
                 <w:sz w:val="18"/>
                 <w:szCs w:val="18"/>
@@ -29521,7 +33300,7 @@
                 <w:sz w:val="18"/>
                 <w:szCs w:val="18"/>
               </w:rPr>
-              <w:t xml:space="preserve">리엔크엉 국제공항, 8월 19일 재개장</w:t>
+              <w:t xml:space="preserve">롱탄(Long Thanh) 국제공항의 주요 공사가 완공을 향해 박차를 가하고 있습니다.</w:t>
             </w:r>
           </w:p>
           <w:p>
@@ -29535,7 +33314,7 @@
                 <w:sz w:val="16"/>
                 <w:szCs w:val="16"/>
               </w:rPr>
-              <w:t xml:space="preserve">운영이 안정화되면 Lam Dong 중부고원지방에 위치한 Lien Khuong 국제공항은 하루 약 6,800명의 승객을 수용할 것으로 예상됩니다. 이는 임시 폐쇄 전보다 거의 1,000명 증가한 수치입니다. 2026년...</w:t>
+              <w:t xml:space="preserve">ACV는 7월 20일 계약업체들이 공항의 필수 항공 인프라를 다루는 구성 요소 프로젝트 3에 따라 건설 속도를 높이기 위해 추가 작업자와 장비를 배치하고 있다고 밝혔습니다. 제1, 제2 활주로, 유도로, 항공기 계류...</w:t>
             </w:r>
           </w:p>
         </w:tc>
@@ -29596,3239 +33375,7 @@
                 <w:sz w:val="17"/>
                 <w:szCs w:val="17"/>
               </w:rPr>
-              <w:t xml:space="preserve">2026-07-24</w:t>
-            </w:r>
-          </w:p>
-        </w:tc>
-      </w:tr>
-      <w:tr>
-        <w:tc>
-          <w:tcPr>
-            <w:tcW w:type="dxa" w:w="700"/>
-            <w:tcBorders>
-              <w:top w:val="single" w:color="DDDDDD" w:sz="1"/>
-              <w:left w:val="single" w:color="DDDDDD" w:sz="1"/>
-              <w:bottom w:val="single" w:color="DDDDDD" w:sz="1"/>
-              <w:right w:val="single" w:color="DDDDDD" w:sz="1"/>
-            </w:tcBorders>
-            <w:shd w:fill="E8F5E9" w:val="clear"/>
-            <w:tcMar>
-              <w:top w:type="dxa" w:w="100"/>
-              <w:left w:type="dxa" w:w="150"/>
-              <w:bottom w:type="dxa" w:w="100"/>
-              <w:right w:type="dxa" w:w="150"/>
-            </w:tcMar>
-          </w:tcPr>
-          <w:p>
-            <w:pPr>
-              <w:jc w:val="center"/>
-            </w:pPr>
-            <w:r>
-              <w:rPr>
-                <w:rFonts w:ascii="Arial" w:cs="Arial" w:eastAsia="Arial" w:hAnsi="Arial"/>
-                <w:color w:val="2E7D32"/>
-                <w:sz w:val="18"/>
-                <w:szCs w:val="18"/>
-              </w:rPr>
-              <w:t xml:space="preserve">🆕</w:t>
-            </w:r>
-          </w:p>
-        </w:tc>
-        <w:tc>
-          <w:tcPr>
-            <w:tcW w:type="dxa" w:w="5560"/>
-            <w:tcBorders>
-              <w:top w:val="single" w:color="DDDDDD" w:sz="1"/>
-              <w:left w:val="single" w:color="DDDDDD" w:sz="1"/>
-              <w:bottom w:val="single" w:color="DDDDDD" w:sz="1"/>
-              <w:right w:val="single" w:color="DDDDDD" w:sz="1"/>
-            </w:tcBorders>
-            <w:shd w:fill="E8F5E9" w:val="clear"/>
-            <w:tcMar>
-              <w:top w:type="dxa" w:w="100"/>
-              <w:left w:type="dxa" w:w="150"/>
-              <w:bottom w:type="dxa" w:w="100"/>
-              <w:right w:type="dxa" w:w="150"/>
-            </w:tcMar>
-          </w:tcPr>
-          <w:p>
-            <w:r>
-              <w:rPr>
-                <w:rFonts w:ascii="Arial" w:cs="Arial" w:eastAsia="Arial" w:hAnsi="Arial"/>
-                <w:b/>
-                <w:bCs/>
-                <w:color w:val="1A1A1A"/>
-                <w:sz w:val="18"/>
-                <w:szCs w:val="18"/>
-              </w:rPr>
-              <w:t xml:space="preserve">스마트하고 지속 가능한 초점으로 돌아온 베트남의 대표적인 물류 전시회</w:t>
-            </w:r>
-          </w:p>
-          <w:p>
-            <w:pPr>
-              <w:spacing w:before="40"/>
-            </w:pPr>
-            <w:r>
-              <w:rPr>
-                <w:rFonts w:ascii="Arial" w:cs="Arial" w:eastAsia="Arial" w:hAnsi="Arial"/>
-                <w:color w:val="5F5E5A"/>
-                <w:sz w:val="16"/>
-                <w:szCs w:val="16"/>
-              </w:rPr>
-              <w:t xml:space="preserve">이번 전시회는 베트남이 보다 통합되고 기술 중심적인 공급망 솔루션에 대한 수요가 증가함에 따라 아시아에서 가장 빠르게 성장하는 제조 및 물류 허브 중 하나로 입지를 확고히 하는 가운데 열렸습니다. 이는 또한 더 큰 ...</w:t>
-            </w:r>
-          </w:p>
-        </w:tc>
-        <w:tc>
-          <w:tcPr>
-            <w:tcW w:type="dxa" w:w="1800"/>
-            <w:tcBorders>
-              <w:top w:val="single" w:color="DDDDDD" w:sz="1"/>
-              <w:left w:val="single" w:color="DDDDDD" w:sz="1"/>
-              <w:bottom w:val="single" w:color="DDDDDD" w:sz="1"/>
-              <w:right w:val="single" w:color="DDDDDD" w:sz="1"/>
-            </w:tcBorders>
-            <w:shd w:fill="E8F5E9" w:val="clear"/>
-            <w:tcMar>
-              <w:top w:type="dxa" w:w="100"/>
-              <w:left w:type="dxa" w:w="150"/>
-              <w:bottom w:type="dxa" w:w="100"/>
-              <w:right w:type="dxa" w:w="150"/>
-            </w:tcMar>
-          </w:tcPr>
-          <w:p>
-            <w:r>
-              <w:rPr>
-                <w:rFonts w:ascii="Arial" w:cs="Arial" w:eastAsia="Arial" w:hAnsi="Arial"/>
-                <w:color w:val="185FA5"/>
-                <w:sz w:val="17"/>
-                <w:szCs w:val="17"/>
-              </w:rPr>
-              <w:t xml:space="preserve">vietnamplus</w:t>
-            </w:r>
-          </w:p>
-        </w:tc>
-        <w:tc>
-          <w:tcPr>
-            <w:tcW w:type="dxa" w:w="1300"/>
-            <w:tcBorders>
-              <w:top w:val="single" w:color="DDDDDD" w:sz="1"/>
-              <w:left w:val="single" w:color="DDDDDD" w:sz="1"/>
-              <w:bottom w:val="single" w:color="DDDDDD" w:sz="1"/>
-              <w:right w:val="single" w:color="DDDDDD" w:sz="1"/>
-            </w:tcBorders>
-            <w:shd w:fill="E8F5E9" w:val="clear"/>
-            <w:tcMar>
-              <w:top w:type="dxa" w:w="100"/>
-              <w:left w:type="dxa" w:w="150"/>
-              <w:bottom w:type="dxa" w:w="100"/>
-              <w:right w:type="dxa" w:w="150"/>
-            </w:tcMar>
-          </w:tcPr>
-          <w:p>
-            <w:pPr>
-              <w:jc w:val="center"/>
-            </w:pPr>
-            <w:r>
-              <w:rPr>
-                <w:rFonts w:ascii="Arial" w:cs="Arial" w:eastAsia="Arial" w:hAnsi="Arial"/>
-                <w:color w:val="5F5E5A"/>
-                <w:sz w:val="17"/>
-                <w:szCs w:val="17"/>
-              </w:rPr>
-              <w:t xml:space="preserve">2026-07-24</w:t>
-            </w:r>
-          </w:p>
-        </w:tc>
-      </w:tr>
-      <w:tr>
-        <w:tc>
-          <w:tcPr>
-            <w:tcW w:type="dxa" w:w="700"/>
-            <w:tcBorders>
-              <w:top w:val="single" w:color="DDDDDD" w:sz="1"/>
-              <w:left w:val="single" w:color="DDDDDD" w:sz="1"/>
-              <w:bottom w:val="single" w:color="DDDDDD" w:sz="1"/>
-              <w:right w:val="single" w:color="DDDDDD" w:sz="1"/>
-            </w:tcBorders>
-            <w:shd w:fill="E8F5E9" w:val="clear"/>
-            <w:tcMar>
-              <w:top w:type="dxa" w:w="100"/>
-              <w:left w:type="dxa" w:w="150"/>
-              <w:bottom w:type="dxa" w:w="100"/>
-              <w:right w:type="dxa" w:w="150"/>
-            </w:tcMar>
-          </w:tcPr>
-          <w:p>
-            <w:pPr>
-              <w:jc w:val="center"/>
-            </w:pPr>
-            <w:r>
-              <w:rPr>
-                <w:rFonts w:ascii="Arial" w:cs="Arial" w:eastAsia="Arial" w:hAnsi="Arial"/>
-                <w:color w:val="2E7D32"/>
-                <w:sz w:val="18"/>
-                <w:szCs w:val="18"/>
-              </w:rPr>
-              <w:t xml:space="preserve">🆕</w:t>
-            </w:r>
-          </w:p>
-        </w:tc>
-        <w:tc>
-          <w:tcPr>
-            <w:tcW w:type="dxa" w:w="5560"/>
-            <w:tcBorders>
-              <w:top w:val="single" w:color="DDDDDD" w:sz="1"/>
-              <w:left w:val="single" w:color="DDDDDD" w:sz="1"/>
-              <w:bottom w:val="single" w:color="DDDDDD" w:sz="1"/>
-              <w:right w:val="single" w:color="DDDDDD" w:sz="1"/>
-            </w:tcBorders>
-            <w:shd w:fill="E8F5E9" w:val="clear"/>
-            <w:tcMar>
-              <w:top w:type="dxa" w:w="100"/>
-              <w:left w:type="dxa" w:w="150"/>
-              <w:bottom w:type="dxa" w:w="100"/>
-              <w:right w:type="dxa" w:w="150"/>
-            </w:tcMar>
-          </w:tcPr>
-          <w:p>
-            <w:r>
-              <w:rPr>
-                <w:rFonts w:ascii="Arial" w:cs="Arial" w:eastAsia="Arial" w:hAnsi="Arial"/>
-                <w:b/>
-                <w:bCs/>
-                <w:color w:val="1A1A1A"/>
-                <w:sz w:val="18"/>
-                <w:szCs w:val="18"/>
-              </w:rPr>
-              <w:t xml:space="preserve">스마트하고 지속 가능한 초점으로 돌아온 베트남의 대표적인 물류 전시회</w:t>
-            </w:r>
-          </w:p>
-          <w:p>
-            <w:pPr>
-              <w:spacing w:before="40"/>
-            </w:pPr>
-            <w:r>
-              <w:rPr>
-                <w:rFonts w:ascii="Arial" w:cs="Arial" w:eastAsia="Arial" w:hAnsi="Arial"/>
-                <w:color w:val="5F5E5A"/>
-                <w:sz w:val="16"/>
-                <w:szCs w:val="16"/>
-              </w:rPr>
-              <w:t xml:space="preserve">제4회 베트남 국제 물류 전시회(VILOG 2026)는 7월 30일부터 8월 1일까지 호치민시에서 개최되며, 22개 국가 및 지역의 450개 전시업체가 550개 이상의 부스에 모일 예정입니다. 주최측은 이번 행사에 ...</w:t>
-            </w:r>
-          </w:p>
-        </w:tc>
-        <w:tc>
-          <w:tcPr>
-            <w:tcW w:type="dxa" w:w="1800"/>
-            <w:tcBorders>
-              <w:top w:val="single" w:color="DDDDDD" w:sz="1"/>
-              <w:left w:val="single" w:color="DDDDDD" w:sz="1"/>
-              <w:bottom w:val="single" w:color="DDDDDD" w:sz="1"/>
-              <w:right w:val="single" w:color="DDDDDD" w:sz="1"/>
-            </w:tcBorders>
-            <w:shd w:fill="E8F5E9" w:val="clear"/>
-            <w:tcMar>
-              <w:top w:type="dxa" w:w="100"/>
-              <w:left w:type="dxa" w:w="150"/>
-              <w:bottom w:type="dxa" w:w="100"/>
-              <w:right w:type="dxa" w:w="150"/>
-            </w:tcMar>
-          </w:tcPr>
-          <w:p>
-            <w:r>
-              <w:rPr>
-                <w:rFonts w:ascii="Arial" w:cs="Arial" w:eastAsia="Arial" w:hAnsi="Arial"/>
-                <w:color w:val="185FA5"/>
-                <w:sz w:val="17"/>
-                <w:szCs w:val="17"/>
-              </w:rPr>
-              <w:t xml:space="preserve">nhandan_vn</w:t>
-            </w:r>
-          </w:p>
-        </w:tc>
-        <w:tc>
-          <w:tcPr>
-            <w:tcW w:type="dxa" w:w="1300"/>
-            <w:tcBorders>
-              <w:top w:val="single" w:color="DDDDDD" w:sz="1"/>
-              <w:left w:val="single" w:color="DDDDDD" w:sz="1"/>
-              <w:bottom w:val="single" w:color="DDDDDD" w:sz="1"/>
-              <w:right w:val="single" w:color="DDDDDD" w:sz="1"/>
-            </w:tcBorders>
-            <w:shd w:fill="E8F5E9" w:val="clear"/>
-            <w:tcMar>
-              <w:top w:type="dxa" w:w="100"/>
-              <w:left w:type="dxa" w:w="150"/>
-              <w:bottom w:type="dxa" w:w="100"/>
-              <w:right w:type="dxa" w:w="150"/>
-            </w:tcMar>
-          </w:tcPr>
-          <w:p>
-            <w:pPr>
-              <w:jc w:val="center"/>
-            </w:pPr>
-            <w:r>
-              <w:rPr>
-                <w:rFonts w:ascii="Arial" w:cs="Arial" w:eastAsia="Arial" w:hAnsi="Arial"/>
-                <w:color w:val="5F5E5A"/>
-                <w:sz w:val="17"/>
-                <w:szCs w:val="17"/>
-              </w:rPr>
-              <w:t xml:space="preserve">2026-07-25</w:t>
-            </w:r>
-          </w:p>
-        </w:tc>
-      </w:tr>
-      <w:tr>
-        <w:tc>
-          <w:tcPr>
-            <w:tcW w:type="dxa" w:w="700"/>
-            <w:tcBorders>
-              <w:top w:val="single" w:color="DDDDDD" w:sz="1"/>
-              <w:left w:val="single" w:color="DDDDDD" w:sz="1"/>
-              <w:bottom w:val="single" w:color="DDDDDD" w:sz="1"/>
-              <w:right w:val="single" w:color="DDDDDD" w:sz="1"/>
-            </w:tcBorders>
-            <w:shd w:fill="E8F5E9" w:val="clear"/>
-            <w:tcMar>
-              <w:top w:type="dxa" w:w="100"/>
-              <w:left w:type="dxa" w:w="150"/>
-              <w:bottom w:type="dxa" w:w="100"/>
-              <w:right w:type="dxa" w:w="150"/>
-            </w:tcMar>
-          </w:tcPr>
-          <w:p>
-            <w:pPr>
-              <w:jc w:val="center"/>
-            </w:pPr>
-            <w:r>
-              <w:rPr>
-                <w:rFonts w:ascii="Arial" w:cs="Arial" w:eastAsia="Arial" w:hAnsi="Arial"/>
-                <w:color w:val="2E7D32"/>
-                <w:sz w:val="18"/>
-                <w:szCs w:val="18"/>
-              </w:rPr>
-              <w:t xml:space="preserve">🆕</w:t>
-            </w:r>
-          </w:p>
-        </w:tc>
-        <w:tc>
-          <w:tcPr>
-            <w:tcW w:type="dxa" w:w="5560"/>
-            <w:tcBorders>
-              <w:top w:val="single" w:color="DDDDDD" w:sz="1"/>
-              <w:left w:val="single" w:color="DDDDDD" w:sz="1"/>
-              <w:bottom w:val="single" w:color="DDDDDD" w:sz="1"/>
-              <w:right w:val="single" w:color="DDDDDD" w:sz="1"/>
-            </w:tcBorders>
-            <w:shd w:fill="E8F5E9" w:val="clear"/>
-            <w:tcMar>
-              <w:top w:type="dxa" w:w="100"/>
-              <w:left w:type="dxa" w:w="150"/>
-              <w:bottom w:type="dxa" w:w="100"/>
-              <w:right w:type="dxa" w:w="150"/>
-            </w:tcMar>
-          </w:tcPr>
-          <w:p>
-            <w:r>
-              <w:rPr>
-                <w:rFonts w:ascii="Arial" w:cs="Arial" w:eastAsia="Arial" w:hAnsi="Arial"/>
-                <w:b/>
-                <w:bCs/>
-                <w:color w:val="1A1A1A"/>
-                <w:sz w:val="18"/>
-                <w:szCs w:val="18"/>
-              </w:rPr>
-              <w:t xml:space="preserve">글로벌 공급망 구조 조정, 베트남 물류의 새로운 기회</w:t>
-            </w:r>
-          </w:p>
-          <w:p>
-            <w:pPr>
-              <w:spacing w:before="40"/>
-            </w:pPr>
-            <w:r>
-              <w:rPr>
-                <w:rFonts w:ascii="Arial" w:cs="Arial" w:eastAsia="Arial" w:hAnsi="Arial"/>
-                <w:color w:val="5F5E5A"/>
-                <w:sz w:val="16"/>
-                <w:szCs w:val="16"/>
-              </w:rPr>
-              <w:t xml:space="preserve">7월 24일 오후 호치민시에서 산업통상부는 "글로벌 공급망 재구축 - 베트남 물류의 새로운 기회"라는 주제로 지역을 연결하는 물류 포럼을 개최했습니다. 물류비용이 늘어나고 있는데, 기업은 어떻게 해야 할까요?</w:t>
-            </w:r>
-          </w:p>
-        </w:tc>
-        <w:tc>
-          <w:tcPr>
-            <w:tcW w:type="dxa" w:w="1800"/>
-            <w:tcBorders>
-              <w:top w:val="single" w:color="DDDDDD" w:sz="1"/>
-              <w:left w:val="single" w:color="DDDDDD" w:sz="1"/>
-              <w:bottom w:val="single" w:color="DDDDDD" w:sz="1"/>
-              <w:right w:val="single" w:color="DDDDDD" w:sz="1"/>
-            </w:tcBorders>
-            <w:shd w:fill="E8F5E9" w:val="clear"/>
-            <w:tcMar>
-              <w:top w:type="dxa" w:w="100"/>
-              <w:left w:type="dxa" w:w="150"/>
-              <w:bottom w:type="dxa" w:w="100"/>
-              <w:right w:type="dxa" w:w="150"/>
-            </w:tcMar>
-          </w:tcPr>
-          <w:p>
-            <w:r>
-              <w:rPr>
-                <w:rFonts w:ascii="Arial" w:cs="Arial" w:eastAsia="Arial" w:hAnsi="Arial"/>
-                <w:color w:val="185FA5"/>
-                <w:sz w:val="17"/>
-                <w:szCs w:val="17"/>
-              </w:rPr>
-              <w:t xml:space="preserve">nhandan_vn</w:t>
-            </w:r>
-          </w:p>
-        </w:tc>
-        <w:tc>
-          <w:tcPr>
-            <w:tcW w:type="dxa" w:w="1300"/>
-            <w:tcBorders>
-              <w:top w:val="single" w:color="DDDDDD" w:sz="1"/>
-              <w:left w:val="single" w:color="DDDDDD" w:sz="1"/>
-              <w:bottom w:val="single" w:color="DDDDDD" w:sz="1"/>
-              <w:right w:val="single" w:color="DDDDDD" w:sz="1"/>
-            </w:tcBorders>
-            <w:shd w:fill="E8F5E9" w:val="clear"/>
-            <w:tcMar>
-              <w:top w:type="dxa" w:w="100"/>
-              <w:left w:type="dxa" w:w="150"/>
-              <w:bottom w:type="dxa" w:w="100"/>
-              <w:right w:type="dxa" w:w="150"/>
-            </w:tcMar>
-          </w:tcPr>
-          <w:p>
-            <w:pPr>
-              <w:jc w:val="center"/>
-            </w:pPr>
-            <w:r>
-              <w:rPr>
-                <w:rFonts w:ascii="Arial" w:cs="Arial" w:eastAsia="Arial" w:hAnsi="Arial"/>
-                <w:color w:val="5F5E5A"/>
-                <w:sz w:val="17"/>
-                <w:szCs w:val="17"/>
-              </w:rPr>
-              <w:t xml:space="preserve">2026-07-24</w:t>
-            </w:r>
-          </w:p>
-        </w:tc>
-      </w:tr>
-      <w:tr>
-        <w:tc>
-          <w:tcPr>
-            <w:tcW w:type="dxa" w:w="700"/>
-            <w:tcBorders>
-              <w:top w:val="single" w:color="DDDDDD" w:sz="1"/>
-              <w:left w:val="single" w:color="DDDDDD" w:sz="1"/>
-              <w:bottom w:val="single" w:color="DDDDDD" w:sz="1"/>
-              <w:right w:val="single" w:color="DDDDDD" w:sz="1"/>
-            </w:tcBorders>
-            <w:shd w:fill="E8F5E9" w:val="clear"/>
-            <w:tcMar>
-              <w:top w:type="dxa" w:w="100"/>
-              <w:left w:type="dxa" w:w="150"/>
-              <w:bottom w:type="dxa" w:w="100"/>
-              <w:right w:type="dxa" w:w="150"/>
-            </w:tcMar>
-          </w:tcPr>
-          <w:p>
-            <w:pPr>
-              <w:jc w:val="center"/>
-            </w:pPr>
-            <w:r>
-              <w:rPr>
-                <w:rFonts w:ascii="Arial" w:cs="Arial" w:eastAsia="Arial" w:hAnsi="Arial"/>
-                <w:color w:val="2E7D32"/>
-                <w:sz w:val="18"/>
-                <w:szCs w:val="18"/>
-              </w:rPr>
-              <w:t xml:space="preserve">🆕</w:t>
-            </w:r>
-          </w:p>
-        </w:tc>
-        <w:tc>
-          <w:tcPr>
-            <w:tcW w:type="dxa" w:w="5560"/>
-            <w:tcBorders>
-              <w:top w:val="single" w:color="DDDDDD" w:sz="1"/>
-              <w:left w:val="single" w:color="DDDDDD" w:sz="1"/>
-              <w:bottom w:val="single" w:color="DDDDDD" w:sz="1"/>
-              <w:right w:val="single" w:color="DDDDDD" w:sz="1"/>
-            </w:tcBorders>
-            <w:shd w:fill="E8F5E9" w:val="clear"/>
-            <w:tcMar>
-              <w:top w:type="dxa" w:w="100"/>
-              <w:left w:type="dxa" w:w="150"/>
-              <w:bottom w:type="dxa" w:w="100"/>
-              <w:right w:type="dxa" w:w="150"/>
-            </w:tcMar>
-          </w:tcPr>
-          <w:p>
-            <w:r>
-              <w:rPr>
-                <w:rFonts w:ascii="Arial" w:cs="Arial" w:eastAsia="Arial" w:hAnsi="Arial"/>
-                <w:b/>
-                <w:bCs/>
-                <w:color w:val="1A1A1A"/>
-                <w:sz w:val="18"/>
-                <w:szCs w:val="18"/>
-              </w:rPr>
-              <w:t xml:space="preserve">2030년 이전에 Hung Yen을 중앙 운영 도시로 전환</w:t>
-            </w:r>
-          </w:p>
-          <w:p>
-            <w:pPr>
-              <w:spacing w:before="40"/>
-            </w:pPr>
-            <w:r>
-              <w:rPr>
-                <w:rFonts w:ascii="Arial" w:cs="Arial" w:eastAsia="Arial" w:hAnsi="Arial"/>
-                <w:color w:val="5F5E5A"/>
-                <w:sz w:val="16"/>
-                <w:szCs w:val="16"/>
-              </w:rPr>
-              <w:t xml:space="preserve">정부 지도자들은 Hung Yen에게 성장 모델을 혁신하고 물류, 첨단 기술을 개발하고 도시화를 가속화할 것을 요청했습니다.</w:t>
-            </w:r>
-          </w:p>
-        </w:tc>
-        <w:tc>
-          <w:tcPr>
-            <w:tcW w:type="dxa" w:w="1800"/>
-            <w:tcBorders>
-              <w:top w:val="single" w:color="DDDDDD" w:sz="1"/>
-              <w:left w:val="single" w:color="DDDDDD" w:sz="1"/>
-              <w:bottom w:val="single" w:color="DDDDDD" w:sz="1"/>
-              <w:right w:val="single" w:color="DDDDDD" w:sz="1"/>
-            </w:tcBorders>
-            <w:shd w:fill="E8F5E9" w:val="clear"/>
-            <w:tcMar>
-              <w:top w:type="dxa" w:w="100"/>
-              <w:left w:type="dxa" w:w="150"/>
-              <w:bottom w:type="dxa" w:w="100"/>
-              <w:right w:type="dxa" w:w="150"/>
-            </w:tcMar>
-          </w:tcPr>
-          <w:p>
-            <w:r>
-              <w:rPr>
-                <w:rFonts w:ascii="Arial" w:cs="Arial" w:eastAsia="Arial" w:hAnsi="Arial"/>
-                <w:color w:val="185FA5"/>
-                <w:sz w:val="17"/>
-                <w:szCs w:val="17"/>
-              </w:rPr>
-              <w:t xml:space="preserve">tuoitre</w:t>
-            </w:r>
-          </w:p>
-        </w:tc>
-        <w:tc>
-          <w:tcPr>
-            <w:tcW w:type="dxa" w:w="1300"/>
-            <w:tcBorders>
-              <w:top w:val="single" w:color="DDDDDD" w:sz="1"/>
-              <w:left w:val="single" w:color="DDDDDD" w:sz="1"/>
-              <w:bottom w:val="single" w:color="DDDDDD" w:sz="1"/>
-              <w:right w:val="single" w:color="DDDDDD" w:sz="1"/>
-            </w:tcBorders>
-            <w:shd w:fill="E8F5E9" w:val="clear"/>
-            <w:tcMar>
-              <w:top w:type="dxa" w:w="100"/>
-              <w:left w:type="dxa" w:w="150"/>
-              <w:bottom w:type="dxa" w:w="100"/>
-              <w:right w:type="dxa" w:w="150"/>
-            </w:tcMar>
-          </w:tcPr>
-          <w:p>
-            <w:pPr>
-              <w:jc w:val="center"/>
-            </w:pPr>
-            <w:r>
-              <w:rPr>
-                <w:rFonts w:ascii="Arial" w:cs="Arial" w:eastAsia="Arial" w:hAnsi="Arial"/>
-                <w:color w:val="5F5E5A"/>
-                <w:sz w:val="17"/>
-                <w:szCs w:val="17"/>
-              </w:rPr>
-              <w:t xml:space="preserve">2026-07-24</w:t>
-            </w:r>
-          </w:p>
-        </w:tc>
-      </w:tr>
-      <w:tr>
-        <w:tc>
-          <w:tcPr>
-            <w:tcW w:type="dxa" w:w="700"/>
-            <w:tcBorders>
-              <w:top w:val="single" w:color="DDDDDD" w:sz="1"/>
-              <w:left w:val="single" w:color="DDDDDD" w:sz="1"/>
-              <w:bottom w:val="single" w:color="DDDDDD" w:sz="1"/>
-              <w:right w:val="single" w:color="DDDDDD" w:sz="1"/>
-            </w:tcBorders>
-            <w:shd w:fill="E8F5E9" w:val="clear"/>
-            <w:tcMar>
-              <w:top w:type="dxa" w:w="100"/>
-              <w:left w:type="dxa" w:w="150"/>
-              <w:bottom w:type="dxa" w:w="100"/>
-              <w:right w:type="dxa" w:w="150"/>
-            </w:tcMar>
-          </w:tcPr>
-          <w:p>
-            <w:pPr>
-              <w:jc w:val="center"/>
-            </w:pPr>
-            <w:r>
-              <w:rPr>
-                <w:rFonts w:ascii="Arial" w:cs="Arial" w:eastAsia="Arial" w:hAnsi="Arial"/>
-                <w:color w:val="2E7D32"/>
-                <w:sz w:val="18"/>
-                <w:szCs w:val="18"/>
-              </w:rPr>
-              <w:t xml:space="preserve">🆕</w:t>
-            </w:r>
-          </w:p>
-        </w:tc>
-        <w:tc>
-          <w:tcPr>
-            <w:tcW w:type="dxa" w:w="5560"/>
-            <w:tcBorders>
-              <w:top w:val="single" w:color="DDDDDD" w:sz="1"/>
-              <w:left w:val="single" w:color="DDDDDD" w:sz="1"/>
-              <w:bottom w:val="single" w:color="DDDDDD" w:sz="1"/>
-              <w:right w:val="single" w:color="DDDDDD" w:sz="1"/>
-            </w:tcBorders>
-            <w:shd w:fill="E8F5E9" w:val="clear"/>
-            <w:tcMar>
-              <w:top w:type="dxa" w:w="100"/>
-              <w:left w:type="dxa" w:w="150"/>
-              <w:bottom w:type="dxa" w:w="100"/>
-              <w:right w:type="dxa" w:w="150"/>
-            </w:tcMar>
-          </w:tcPr>
-          <w:p>
-            <w:r>
-              <w:rPr>
-                <w:rFonts w:ascii="Arial" w:cs="Arial" w:eastAsia="Arial" w:hAnsi="Arial"/>
-                <w:b/>
-                <w:bCs/>
-                <w:color w:val="1A1A1A"/>
-                <w:sz w:val="18"/>
-                <w:szCs w:val="18"/>
-              </w:rPr>
-              <w:t xml:space="preserve">미국 301조 조사: 베트남 수출업체에 대한 새로운 관세 위험</w:t>
-            </w:r>
-          </w:p>
-          <w:p>
-            <w:pPr>
-              <w:spacing w:before="40"/>
-            </w:pPr>
-            <w:r>
-              <w:rPr>
-                <w:rFonts w:ascii="Arial" w:cs="Arial" w:eastAsia="Arial" w:hAnsi="Arial"/>
-                <w:color w:val="5F5E5A"/>
-                <w:sz w:val="16"/>
-                <w:szCs w:val="16"/>
-              </w:rPr>
-              <w:t xml:space="preserve">베트남 및 기타 국가로부터의 수입품에 대해 미국이 제안한 301조 관세에 기업이 어떻게 대비해야 하는지 알아보세요.</w:t>
-            </w:r>
-          </w:p>
-        </w:tc>
-        <w:tc>
-          <w:tcPr>
-            <w:tcW w:type="dxa" w:w="1800"/>
-            <w:tcBorders>
-              <w:top w:val="single" w:color="DDDDDD" w:sz="1"/>
-              <w:left w:val="single" w:color="DDDDDD" w:sz="1"/>
-              <w:bottom w:val="single" w:color="DDDDDD" w:sz="1"/>
-              <w:right w:val="single" w:color="DDDDDD" w:sz="1"/>
-            </w:tcBorders>
-            <w:shd w:fill="E8F5E9" w:val="clear"/>
-            <w:tcMar>
-              <w:top w:type="dxa" w:w="100"/>
-              <w:left w:type="dxa" w:w="150"/>
-              <w:bottom w:type="dxa" w:w="100"/>
-              <w:right w:type="dxa" w:w="150"/>
-            </w:tcMar>
-          </w:tcPr>
-          <w:p>
-            <w:r>
-              <w:rPr>
-                <w:rFonts w:ascii="Arial" w:cs="Arial" w:eastAsia="Arial" w:hAnsi="Arial"/>
-                <w:color w:val="185FA5"/>
-                <w:sz w:val="17"/>
-                <w:szCs w:val="17"/>
-              </w:rPr>
-              <w:t xml:space="preserve">vietnambriefing</w:t>
-            </w:r>
-          </w:p>
-        </w:tc>
-        <w:tc>
-          <w:tcPr>
-            <w:tcW w:type="dxa" w:w="1300"/>
-            <w:tcBorders>
-              <w:top w:val="single" w:color="DDDDDD" w:sz="1"/>
-              <w:left w:val="single" w:color="DDDDDD" w:sz="1"/>
-              <w:bottom w:val="single" w:color="DDDDDD" w:sz="1"/>
-              <w:right w:val="single" w:color="DDDDDD" w:sz="1"/>
-            </w:tcBorders>
-            <w:shd w:fill="E8F5E9" w:val="clear"/>
-            <w:tcMar>
-              <w:top w:type="dxa" w:w="100"/>
-              <w:left w:type="dxa" w:w="150"/>
-              <w:bottom w:type="dxa" w:w="100"/>
-              <w:right w:type="dxa" w:w="150"/>
-            </w:tcMar>
-          </w:tcPr>
-          <w:p>
-            <w:pPr>
-              <w:jc w:val="center"/>
-            </w:pPr>
-            <w:r>
-              <w:rPr>
-                <w:rFonts w:ascii="Arial" w:cs="Arial" w:eastAsia="Arial" w:hAnsi="Arial"/>
-                <w:color w:val="5F5E5A"/>
-                <w:sz w:val="17"/>
-                <w:szCs w:val="17"/>
-              </w:rPr>
-              <w:t xml:space="preserve">2026-07-24</w:t>
-            </w:r>
-          </w:p>
-        </w:tc>
-      </w:tr>
-      <w:tr>
-        <w:tc>
-          <w:tcPr>
-            <w:tcW w:type="dxa" w:w="700"/>
-            <w:tcBorders>
-              <w:top w:val="single" w:color="DDDDDD" w:sz="1"/>
-              <w:left w:val="single" w:color="DDDDDD" w:sz="1"/>
-              <w:bottom w:val="single" w:color="DDDDDD" w:sz="1"/>
-              <w:right w:val="single" w:color="DDDDDD" w:sz="1"/>
-            </w:tcBorders>
-            <w:shd w:fill="E8F5E9" w:val="clear"/>
-            <w:tcMar>
-              <w:top w:type="dxa" w:w="100"/>
-              <w:left w:type="dxa" w:w="150"/>
-              <w:bottom w:type="dxa" w:w="100"/>
-              <w:right w:type="dxa" w:w="150"/>
-            </w:tcMar>
-          </w:tcPr>
-          <w:p>
-            <w:pPr>
-              <w:jc w:val="center"/>
-            </w:pPr>
-            <w:r>
-              <w:rPr>
-                <w:rFonts w:ascii="Arial" w:cs="Arial" w:eastAsia="Arial" w:hAnsi="Arial"/>
-                <w:color w:val="2E7D32"/>
-                <w:sz w:val="18"/>
-                <w:szCs w:val="18"/>
-              </w:rPr>
-              <w:t xml:space="preserve">🆕</w:t>
-            </w:r>
-          </w:p>
-        </w:tc>
-        <w:tc>
-          <w:tcPr>
-            <w:tcW w:type="dxa" w:w="5560"/>
-            <w:tcBorders>
-              <w:top w:val="single" w:color="DDDDDD" w:sz="1"/>
-              <w:left w:val="single" w:color="DDDDDD" w:sz="1"/>
-              <w:bottom w:val="single" w:color="DDDDDD" w:sz="1"/>
-              <w:right w:val="single" w:color="DDDDDD" w:sz="1"/>
-            </w:tcBorders>
-            <w:shd w:fill="E8F5E9" w:val="clear"/>
-            <w:tcMar>
-              <w:top w:type="dxa" w:w="100"/>
-              <w:left w:type="dxa" w:w="150"/>
-              <w:bottom w:type="dxa" w:w="100"/>
-              <w:right w:type="dxa" w:w="150"/>
-            </w:tcMar>
-          </w:tcPr>
-          <w:p>
-            <w:r>
-              <w:rPr>
-                <w:rFonts w:ascii="Arial" w:cs="Arial" w:eastAsia="Arial" w:hAnsi="Arial"/>
-                <w:b/>
-                <w:bCs/>
-                <w:color w:val="1A1A1A"/>
-                <w:sz w:val="18"/>
-                <w:szCs w:val="18"/>
-              </w:rPr>
-              <w:t xml:space="preserve">DHL, 흥옌에 7,100만 달러 규모 물류 캠퍼스 착공</w:t>
-            </w:r>
-          </w:p>
-          <w:p>
-            <w:pPr>
-              <w:spacing w:before="40"/>
-            </w:pPr>
-            <w:r>
-              <w:rPr>
-                <w:rFonts w:ascii="Arial" w:cs="Arial" w:eastAsia="Arial" w:hAnsi="Arial"/>
-                <w:color w:val="5F5E5A"/>
-                <w:sz w:val="16"/>
-                <w:szCs w:val="16"/>
-              </w:rPr>
-              <w:t xml:space="preserve">이번 투자는 베트남이 강력한 수출, 광범위한 자유무역협정, 외국인 직접투자 증가에 힘입어 계속해서 글로벌 제조업체를 유치하고 국제 무역에서 역할을 늘리는 가운데 이루어졌다.</w:t>
-            </w:r>
-          </w:p>
-        </w:tc>
-        <w:tc>
-          <w:tcPr>
-            <w:tcW w:type="dxa" w:w="1800"/>
-            <w:tcBorders>
-              <w:top w:val="single" w:color="DDDDDD" w:sz="1"/>
-              <w:left w:val="single" w:color="DDDDDD" w:sz="1"/>
-              <w:bottom w:val="single" w:color="DDDDDD" w:sz="1"/>
-              <w:right w:val="single" w:color="DDDDDD" w:sz="1"/>
-            </w:tcBorders>
-            <w:shd w:fill="E8F5E9" w:val="clear"/>
-            <w:tcMar>
-              <w:top w:type="dxa" w:w="100"/>
-              <w:left w:type="dxa" w:w="150"/>
-              <w:bottom w:type="dxa" w:w="100"/>
-              <w:right w:type="dxa" w:w="150"/>
-            </w:tcMar>
-          </w:tcPr>
-          <w:p>
-            <w:r>
-              <w:rPr>
-                <w:rFonts w:ascii="Arial" w:cs="Arial" w:eastAsia="Arial" w:hAnsi="Arial"/>
-                <w:color w:val="185FA5"/>
-                <w:sz w:val="17"/>
-                <w:szCs w:val="17"/>
-              </w:rPr>
-              <w:t xml:space="preserve">vietnamnews_vn</w:t>
-            </w:r>
-          </w:p>
-        </w:tc>
-        <w:tc>
-          <w:tcPr>
-            <w:tcW w:type="dxa" w:w="1300"/>
-            <w:tcBorders>
-              <w:top w:val="single" w:color="DDDDDD" w:sz="1"/>
-              <w:left w:val="single" w:color="DDDDDD" w:sz="1"/>
-              <w:bottom w:val="single" w:color="DDDDDD" w:sz="1"/>
-              <w:right w:val="single" w:color="DDDDDD" w:sz="1"/>
-            </w:tcBorders>
-            <w:shd w:fill="E8F5E9" w:val="clear"/>
-            <w:tcMar>
-              <w:top w:type="dxa" w:w="100"/>
-              <w:left w:type="dxa" w:w="150"/>
-              <w:bottom w:type="dxa" w:w="100"/>
-              <w:right w:type="dxa" w:w="150"/>
-            </w:tcMar>
-          </w:tcPr>
-          <w:p>
-            <w:pPr>
-              <w:jc w:val="center"/>
-            </w:pPr>
-            <w:r>
-              <w:rPr>
-                <w:rFonts w:ascii="Arial" w:cs="Arial" w:eastAsia="Arial" w:hAnsi="Arial"/>
-                <w:color w:val="5F5E5A"/>
-                <w:sz w:val="17"/>
-                <w:szCs w:val="17"/>
-              </w:rPr>
-              <w:t xml:space="preserve">2026-07-24</w:t>
-            </w:r>
-          </w:p>
-        </w:tc>
-      </w:tr>
-      <w:tr>
-        <w:tc>
-          <w:tcPr>
-            <w:tcW w:type="dxa" w:w="700"/>
-            <w:tcBorders>
-              <w:top w:val="single" w:color="DDDDDD" w:sz="1"/>
-              <w:left w:val="single" w:color="DDDDDD" w:sz="1"/>
-              <w:bottom w:val="single" w:color="DDDDDD" w:sz="1"/>
-              <w:right w:val="single" w:color="DDDDDD" w:sz="1"/>
-            </w:tcBorders>
-            <w:shd w:fill="E8F5E9" w:val="clear"/>
-            <w:tcMar>
-              <w:top w:type="dxa" w:w="100"/>
-              <w:left w:type="dxa" w:w="150"/>
-              <w:bottom w:type="dxa" w:w="100"/>
-              <w:right w:type="dxa" w:w="150"/>
-            </w:tcMar>
-          </w:tcPr>
-          <w:p>
-            <w:pPr>
-              <w:jc w:val="center"/>
-            </w:pPr>
-            <w:r>
-              <w:rPr>
-                <w:rFonts w:ascii="Arial" w:cs="Arial" w:eastAsia="Arial" w:hAnsi="Arial"/>
-                <w:color w:val="2E7D32"/>
-                <w:sz w:val="18"/>
-                <w:szCs w:val="18"/>
-              </w:rPr>
-              <w:t xml:space="preserve">🆕</w:t>
-            </w:r>
-          </w:p>
-        </w:tc>
-        <w:tc>
-          <w:tcPr>
-            <w:tcW w:type="dxa" w:w="5560"/>
-            <w:tcBorders>
-              <w:top w:val="single" w:color="DDDDDD" w:sz="1"/>
-              <w:left w:val="single" w:color="DDDDDD" w:sz="1"/>
-              <w:bottom w:val="single" w:color="DDDDDD" w:sz="1"/>
-              <w:right w:val="single" w:color="DDDDDD" w:sz="1"/>
-            </w:tcBorders>
-            <w:shd w:fill="E8F5E9" w:val="clear"/>
-            <w:tcMar>
-              <w:top w:type="dxa" w:w="100"/>
-              <w:left w:type="dxa" w:w="150"/>
-              <w:bottom w:type="dxa" w:w="100"/>
-              <w:right w:type="dxa" w:w="150"/>
-            </w:tcMar>
-          </w:tcPr>
-          <w:p>
-            <w:r>
-              <w:rPr>
-                <w:rFonts w:ascii="Arial" w:cs="Arial" w:eastAsia="Arial" w:hAnsi="Arial"/>
-                <w:b/>
-                <w:bCs/>
-                <w:color w:val="1A1A1A"/>
-                <w:sz w:val="18"/>
-                <w:szCs w:val="18"/>
-              </w:rPr>
-              <w:t xml:space="preserve">글로벌 공급망 전환으로 베트남 물류에 새로운 기회가 열리다</w:t>
-            </w:r>
-          </w:p>
-          <w:p>
-            <w:pPr>
-              <w:spacing w:before="40"/>
-            </w:pPr>
-            <w:r>
-              <w:rPr>
-                <w:rFonts w:ascii="Arial" w:cs="Arial" w:eastAsia="Arial" w:hAnsi="Arial"/>
-                <w:color w:val="5F5E5A"/>
-                <w:sz w:val="16"/>
-                <w:szCs w:val="16"/>
-              </w:rPr>
-              <w:t xml:space="preserve">베트남의 경우 현재의 전환은 지경학적 이점, 광범위한 자유 무역 협정(FTA) 네트워크 및 투자 환경 개선을 활용하여 새로운 투자를 유치하고 제조를 확대하며 수출을 촉진할 수 있는 기회를 제공한다고 산업통상부 차관이...</w:t>
-            </w:r>
-          </w:p>
-        </w:tc>
-        <w:tc>
-          <w:tcPr>
-            <w:tcW w:type="dxa" w:w="1800"/>
-            <w:tcBorders>
-              <w:top w:val="single" w:color="DDDDDD" w:sz="1"/>
-              <w:left w:val="single" w:color="DDDDDD" w:sz="1"/>
-              <w:bottom w:val="single" w:color="DDDDDD" w:sz="1"/>
-              <w:right w:val="single" w:color="DDDDDD" w:sz="1"/>
-            </w:tcBorders>
-            <w:shd w:fill="E8F5E9" w:val="clear"/>
-            <w:tcMar>
-              <w:top w:type="dxa" w:w="100"/>
-              <w:left w:type="dxa" w:w="150"/>
-              <w:bottom w:type="dxa" w:w="100"/>
-              <w:right w:type="dxa" w:w="150"/>
-            </w:tcMar>
-          </w:tcPr>
-          <w:p>
-            <w:r>
-              <w:rPr>
-                <w:rFonts w:ascii="Arial" w:cs="Arial" w:eastAsia="Arial" w:hAnsi="Arial"/>
-                <w:color w:val="185FA5"/>
-                <w:sz w:val="17"/>
-                <w:szCs w:val="17"/>
-              </w:rPr>
-              <w:t xml:space="preserve">vietnamplus</w:t>
-            </w:r>
-          </w:p>
-        </w:tc>
-        <w:tc>
-          <w:tcPr>
-            <w:tcW w:type="dxa" w:w="1300"/>
-            <w:tcBorders>
-              <w:top w:val="single" w:color="DDDDDD" w:sz="1"/>
-              <w:left w:val="single" w:color="DDDDDD" w:sz="1"/>
-              <w:bottom w:val="single" w:color="DDDDDD" w:sz="1"/>
-              <w:right w:val="single" w:color="DDDDDD" w:sz="1"/>
-            </w:tcBorders>
-            <w:shd w:fill="E8F5E9" w:val="clear"/>
-            <w:tcMar>
-              <w:top w:type="dxa" w:w="100"/>
-              <w:left w:type="dxa" w:w="150"/>
-              <w:bottom w:type="dxa" w:w="100"/>
-              <w:right w:type="dxa" w:w="150"/>
-            </w:tcMar>
-          </w:tcPr>
-          <w:p>
-            <w:pPr>
-              <w:jc w:val="center"/>
-            </w:pPr>
-            <w:r>
-              <w:rPr>
-                <w:rFonts w:ascii="Arial" w:cs="Arial" w:eastAsia="Arial" w:hAnsi="Arial"/>
-                <w:color w:val="5F5E5A"/>
-                <w:sz w:val="17"/>
-                <w:szCs w:val="17"/>
-              </w:rPr>
-              <w:t xml:space="preserve">2026-07-24</w:t>
-            </w:r>
-          </w:p>
-        </w:tc>
-      </w:tr>
-      <w:tr>
-        <w:tc>
-          <w:tcPr>
-            <w:tcW w:type="dxa" w:w="700"/>
-            <w:tcBorders>
-              <w:top w:val="single" w:color="DDDDDD" w:sz="1"/>
-              <w:left w:val="single" w:color="DDDDDD" w:sz="1"/>
-              <w:bottom w:val="single" w:color="DDDDDD" w:sz="1"/>
-              <w:right w:val="single" w:color="DDDDDD" w:sz="1"/>
-            </w:tcBorders>
-            <w:shd w:fill="E8F5E9" w:val="clear"/>
-            <w:tcMar>
-              <w:top w:type="dxa" w:w="100"/>
-              <w:left w:type="dxa" w:w="150"/>
-              <w:bottom w:type="dxa" w:w="100"/>
-              <w:right w:type="dxa" w:w="150"/>
-            </w:tcMar>
-          </w:tcPr>
-          <w:p>
-            <w:pPr>
-              <w:jc w:val="center"/>
-            </w:pPr>
-            <w:r>
-              <w:rPr>
-                <w:rFonts w:ascii="Arial" w:cs="Arial" w:eastAsia="Arial" w:hAnsi="Arial"/>
-                <w:color w:val="2E7D32"/>
-                <w:sz w:val="18"/>
-                <w:szCs w:val="18"/>
-              </w:rPr>
-              <w:t xml:space="preserve">🆕</w:t>
-            </w:r>
-          </w:p>
-        </w:tc>
-        <w:tc>
-          <w:tcPr>
-            <w:tcW w:type="dxa" w:w="5560"/>
-            <w:tcBorders>
-              <w:top w:val="single" w:color="DDDDDD" w:sz="1"/>
-              <w:left w:val="single" w:color="DDDDDD" w:sz="1"/>
-              <w:bottom w:val="single" w:color="DDDDDD" w:sz="1"/>
-              <w:right w:val="single" w:color="DDDDDD" w:sz="1"/>
-            </w:tcBorders>
-            <w:shd w:fill="E8F5E9" w:val="clear"/>
-            <w:tcMar>
-              <w:top w:type="dxa" w:w="100"/>
-              <w:left w:type="dxa" w:w="150"/>
-              <w:bottom w:type="dxa" w:w="100"/>
-              <w:right w:type="dxa" w:w="150"/>
-            </w:tcMar>
-          </w:tcPr>
-          <w:p>
-            <w:r>
-              <w:rPr>
-                <w:rFonts w:ascii="Arial" w:cs="Arial" w:eastAsia="Arial" w:hAnsi="Arial"/>
-                <w:b/>
-                <w:bCs/>
-                <w:color w:val="1A1A1A"/>
-                <w:sz w:val="18"/>
-                <w:szCs w:val="18"/>
-              </w:rPr>
-              <w:t xml:space="preserve">말레이시아 학자, 베트남을 ASEAN 비전 2045의 전략적 핵심축으로 칭찬</w:t>
-            </w:r>
-          </w:p>
-          <w:p>
-            <w:pPr>
-              <w:spacing w:before="40"/>
-            </w:pPr>
-            <w:r>
-              <w:rPr>
-                <w:rFonts w:ascii="Arial" w:cs="Arial" w:eastAsia="Arial" w:hAnsi="Arial"/>
-                <w:color w:val="5F5E5A"/>
-                <w:sz w:val="16"/>
-                <w:szCs w:val="16"/>
-              </w:rPr>
-              <w:t xml:space="preserve">쿠알라룸푸르에 거주하는 베트남 통신사 기자와 이야기를 나누는 말레이시아 테일러 대학교 국제 관계 수석 강사 Julia Roknifard 박사는 2045 비전은 건국 원칙을 유지하고 제도적 적응을 개선하는 세 가지 기...</w:t>
-            </w:r>
-          </w:p>
-        </w:tc>
-        <w:tc>
-          <w:tcPr>
-            <w:tcW w:type="dxa" w:w="1800"/>
-            <w:tcBorders>
-              <w:top w:val="single" w:color="DDDDDD" w:sz="1"/>
-              <w:left w:val="single" w:color="DDDDDD" w:sz="1"/>
-              <w:bottom w:val="single" w:color="DDDDDD" w:sz="1"/>
-              <w:right w:val="single" w:color="DDDDDD" w:sz="1"/>
-            </w:tcBorders>
-            <w:shd w:fill="E8F5E9" w:val="clear"/>
-            <w:tcMar>
-              <w:top w:type="dxa" w:w="100"/>
-              <w:left w:type="dxa" w:w="150"/>
-              <w:bottom w:type="dxa" w:w="100"/>
-              <w:right w:type="dxa" w:w="150"/>
-            </w:tcMar>
-          </w:tcPr>
-          <w:p>
-            <w:r>
-              <w:rPr>
-                <w:rFonts w:ascii="Arial" w:cs="Arial" w:eastAsia="Arial" w:hAnsi="Arial"/>
-                <w:color w:val="185FA5"/>
-                <w:sz w:val="17"/>
-                <w:szCs w:val="17"/>
-              </w:rPr>
-              <w:t xml:space="preserve">vietnamnews_vn</w:t>
-            </w:r>
-          </w:p>
-        </w:tc>
-        <w:tc>
-          <w:tcPr>
-            <w:tcW w:type="dxa" w:w="1300"/>
-            <w:tcBorders>
-              <w:top w:val="single" w:color="DDDDDD" w:sz="1"/>
-              <w:left w:val="single" w:color="DDDDDD" w:sz="1"/>
-              <w:bottom w:val="single" w:color="DDDDDD" w:sz="1"/>
-              <w:right w:val="single" w:color="DDDDDD" w:sz="1"/>
-            </w:tcBorders>
-            <w:shd w:fill="E8F5E9" w:val="clear"/>
-            <w:tcMar>
-              <w:top w:type="dxa" w:w="100"/>
-              <w:left w:type="dxa" w:w="150"/>
-              <w:bottom w:type="dxa" w:w="100"/>
-              <w:right w:type="dxa" w:w="150"/>
-            </w:tcMar>
-          </w:tcPr>
-          <w:p>
-            <w:pPr>
-              <w:jc w:val="center"/>
-            </w:pPr>
-            <w:r>
-              <w:rPr>
-                <w:rFonts w:ascii="Arial" w:cs="Arial" w:eastAsia="Arial" w:hAnsi="Arial"/>
-                <w:color w:val="5F5E5A"/>
-                <w:sz w:val="17"/>
-                <w:szCs w:val="17"/>
-              </w:rPr>
-              <w:t xml:space="preserve">2026-07-24</w:t>
-            </w:r>
-          </w:p>
-        </w:tc>
-      </w:tr>
-      <w:tr>
-        <w:tc>
-          <w:tcPr>
-            <w:tcW w:type="dxa" w:w="700"/>
-            <w:tcBorders>
-              <w:top w:val="single" w:color="DDDDDD" w:sz="1"/>
-              <w:left w:val="single" w:color="DDDDDD" w:sz="1"/>
-              <w:bottom w:val="single" w:color="DDDDDD" w:sz="1"/>
-              <w:right w:val="single" w:color="DDDDDD" w:sz="1"/>
-            </w:tcBorders>
-            <w:shd w:fill="E8F5E9" w:val="clear"/>
-            <w:tcMar>
-              <w:top w:type="dxa" w:w="100"/>
-              <w:left w:type="dxa" w:w="150"/>
-              <w:bottom w:type="dxa" w:w="100"/>
-              <w:right w:type="dxa" w:w="150"/>
-            </w:tcMar>
-          </w:tcPr>
-          <w:p>
-            <w:pPr>
-              <w:jc w:val="center"/>
-            </w:pPr>
-            <w:r>
-              <w:rPr>
-                <w:rFonts w:ascii="Arial" w:cs="Arial" w:eastAsia="Arial" w:hAnsi="Arial"/>
-                <w:color w:val="2E7D32"/>
-                <w:sz w:val="18"/>
-                <w:szCs w:val="18"/>
-              </w:rPr>
-              <w:t xml:space="preserve">🆕</w:t>
-            </w:r>
-          </w:p>
-        </w:tc>
-        <w:tc>
-          <w:tcPr>
-            <w:tcW w:type="dxa" w:w="5560"/>
-            <w:tcBorders>
-              <w:top w:val="single" w:color="DDDDDD" w:sz="1"/>
-              <w:left w:val="single" w:color="DDDDDD" w:sz="1"/>
-              <w:bottom w:val="single" w:color="DDDDDD" w:sz="1"/>
-              <w:right w:val="single" w:color="DDDDDD" w:sz="1"/>
-            </w:tcBorders>
-            <w:shd w:fill="E8F5E9" w:val="clear"/>
-            <w:tcMar>
-              <w:top w:type="dxa" w:w="100"/>
-              <w:left w:type="dxa" w:w="150"/>
-              <w:bottom w:type="dxa" w:w="100"/>
-              <w:right w:type="dxa" w:w="150"/>
-            </w:tcMar>
-          </w:tcPr>
-          <w:p>
-            <w:r>
-              <w:rPr>
-                <w:rFonts w:ascii="Arial" w:cs="Arial" w:eastAsia="Arial" w:hAnsi="Arial"/>
-                <w:b/>
-                <w:bCs/>
-                <w:color w:val="1A1A1A"/>
-                <w:sz w:val="18"/>
-                <w:szCs w:val="18"/>
-              </w:rPr>
-              <w:t xml:space="preserve">통합 해양 공간 거버넌스는 지속 가능한 개발을 제공합니다</w:t>
-            </w:r>
-          </w:p>
-          <w:p>
-            <w:pPr>
-              <w:spacing w:before="40"/>
-            </w:pPr>
-            <w:r>
-              <w:rPr>
-                <w:rFonts w:ascii="Arial" w:cs="Arial" w:eastAsia="Arial" w:hAnsi="Arial"/>
-                <w:color w:val="5F5E5A"/>
-                <w:sz w:val="16"/>
-                <w:szCs w:val="16"/>
-              </w:rPr>
-              <w:t xml:space="preserve">과학기술을 강화하고 국제협력을 확대하여 효과적인 부문 간 조정을 통해 해양 공간 거버넌스가 구현될 때 바다는 개발 가능한 자원일 뿐만 아니라 국가의 장기적인 발전 공간이 될 것입니다. 부분</w:t>
-            </w:r>
-          </w:p>
-        </w:tc>
-        <w:tc>
-          <w:tcPr>
-            <w:tcW w:type="dxa" w:w="1800"/>
-            <w:tcBorders>
-              <w:top w:val="single" w:color="DDDDDD" w:sz="1"/>
-              <w:left w:val="single" w:color="DDDDDD" w:sz="1"/>
-              <w:bottom w:val="single" w:color="DDDDDD" w:sz="1"/>
-              <w:right w:val="single" w:color="DDDDDD" w:sz="1"/>
-            </w:tcBorders>
-            <w:shd w:fill="E8F5E9" w:val="clear"/>
-            <w:tcMar>
-              <w:top w:type="dxa" w:w="100"/>
-              <w:left w:type="dxa" w:w="150"/>
-              <w:bottom w:type="dxa" w:w="100"/>
-              <w:right w:type="dxa" w:w="150"/>
-            </w:tcMar>
-          </w:tcPr>
-          <w:p>
-            <w:r>
-              <w:rPr>
-                <w:rFonts w:ascii="Arial" w:cs="Arial" w:eastAsia="Arial" w:hAnsi="Arial"/>
-                <w:color w:val="185FA5"/>
-                <w:sz w:val="17"/>
-                <w:szCs w:val="17"/>
-              </w:rPr>
-              <w:t xml:space="preserve">vietnamplus</w:t>
-            </w:r>
-          </w:p>
-        </w:tc>
-        <w:tc>
-          <w:tcPr>
-            <w:tcW w:type="dxa" w:w="1300"/>
-            <w:tcBorders>
-              <w:top w:val="single" w:color="DDDDDD" w:sz="1"/>
-              <w:left w:val="single" w:color="DDDDDD" w:sz="1"/>
-              <w:bottom w:val="single" w:color="DDDDDD" w:sz="1"/>
-              <w:right w:val="single" w:color="DDDDDD" w:sz="1"/>
-            </w:tcBorders>
-            <w:shd w:fill="E8F5E9" w:val="clear"/>
-            <w:tcMar>
-              <w:top w:type="dxa" w:w="100"/>
-              <w:left w:type="dxa" w:w="150"/>
-              <w:bottom w:type="dxa" w:w="100"/>
-              <w:right w:type="dxa" w:w="150"/>
-            </w:tcMar>
-          </w:tcPr>
-          <w:p>
-            <w:pPr>
-              <w:jc w:val="center"/>
-            </w:pPr>
-            <w:r>
-              <w:rPr>
-                <w:rFonts w:ascii="Arial" w:cs="Arial" w:eastAsia="Arial" w:hAnsi="Arial"/>
-                <w:color w:val="5F5E5A"/>
-                <w:sz w:val="17"/>
-                <w:szCs w:val="17"/>
-              </w:rPr>
-              <w:t xml:space="preserve">2026-07-24</w:t>
-            </w:r>
-          </w:p>
-        </w:tc>
-      </w:tr>
-      <w:tr>
-        <w:tc>
-          <w:tcPr>
-            <w:tcW w:type="dxa" w:w="700"/>
-            <w:tcBorders>
-              <w:top w:val="single" w:color="DDDDDD" w:sz="1"/>
-              <w:left w:val="single" w:color="DDDDDD" w:sz="1"/>
-              <w:bottom w:val="single" w:color="DDDDDD" w:sz="1"/>
-              <w:right w:val="single" w:color="DDDDDD" w:sz="1"/>
-            </w:tcBorders>
-            <w:shd w:fill="FFFFFF" w:val="clear"/>
-            <w:tcMar>
-              <w:top w:type="dxa" w:w="100"/>
-              <w:left w:type="dxa" w:w="150"/>
-              <w:bottom w:type="dxa" w:w="100"/>
-              <w:right w:type="dxa" w:w="150"/>
-            </w:tcMar>
-          </w:tcPr>
-          <w:p>
-            <w:pPr>
-              <w:jc w:val="center"/>
-            </w:pPr>
-            <w:r>
-              <w:rPr>
-                <w:rFonts w:ascii="Arial" w:cs="Arial" w:eastAsia="Arial" w:hAnsi="Arial"/>
-                <w:color w:val="5F5E5A"/>
-                <w:sz w:val="18"/>
-                <w:szCs w:val="18"/>
-              </w:rPr>
-              <w:t xml:space="preserve">·</w:t>
-            </w:r>
-          </w:p>
-        </w:tc>
-        <w:tc>
-          <w:tcPr>
-            <w:tcW w:type="dxa" w:w="5560"/>
-            <w:tcBorders>
-              <w:top w:val="single" w:color="DDDDDD" w:sz="1"/>
-              <w:left w:val="single" w:color="DDDDDD" w:sz="1"/>
-              <w:bottom w:val="single" w:color="DDDDDD" w:sz="1"/>
-              <w:right w:val="single" w:color="DDDDDD" w:sz="1"/>
-            </w:tcBorders>
-            <w:shd w:fill="FFFFFF" w:val="clear"/>
-            <w:tcMar>
-              <w:top w:type="dxa" w:w="100"/>
-              <w:left w:type="dxa" w:w="150"/>
-              <w:bottom w:type="dxa" w:w="100"/>
-              <w:right w:type="dxa" w:w="150"/>
-            </w:tcMar>
-          </w:tcPr>
-          <w:p>
-            <w:r>
-              <w:rPr>
-                <w:rFonts w:ascii="Arial" w:cs="Arial" w:eastAsia="Arial" w:hAnsi="Arial"/>
-                <w:b w:val="false"/>
-                <w:bCs w:val="false"/>
-                <w:color w:val="1A1A1A"/>
-                <w:sz w:val="18"/>
-                <w:szCs w:val="18"/>
-              </w:rPr>
-              <w:t xml:space="preserve">박닌은 고품질의 지속 가능한 성장으로 강력하게 전환하고 있습니다.</w:t>
-            </w:r>
-          </w:p>
-          <w:p>
-            <w:pPr>
-              <w:spacing w:before="40"/>
-            </w:pPr>
-            <w:r>
-              <w:rPr>
-                <w:rFonts w:ascii="Arial" w:cs="Arial" w:eastAsia="Arial" w:hAnsi="Arial"/>
-                <w:color w:val="5F5E5A"/>
-                <w:sz w:val="16"/>
-                <w:szCs w:val="16"/>
-              </w:rPr>
-              <w:t xml:space="preserve">박닌성이 혁신, 고기술산업, 균형잡힌 인프라 개발을 기반으로 고품질 지속가능한 경제성장으로의 전환을 추진중이다. 호아푸 공단 등 새로운 산업중심지 개발을 통해 산업고도화를 이루고 있다.</w:t>
-            </w:r>
-          </w:p>
-        </w:tc>
-        <w:tc>
-          <w:tcPr>
-            <w:tcW w:type="dxa" w:w="1800"/>
-            <w:tcBorders>
-              <w:top w:val="single" w:color="DDDDDD" w:sz="1"/>
-              <w:left w:val="single" w:color="DDDDDD" w:sz="1"/>
-              <w:bottom w:val="single" w:color="DDDDDD" w:sz="1"/>
-              <w:right w:val="single" w:color="DDDDDD" w:sz="1"/>
-            </w:tcBorders>
-            <w:shd w:fill="FFFFFF" w:val="clear"/>
-            <w:tcMar>
-              <w:top w:type="dxa" w:w="100"/>
-              <w:left w:type="dxa" w:w="150"/>
-              <w:bottom w:type="dxa" w:w="100"/>
-              <w:right w:type="dxa" w:w="150"/>
-            </w:tcMar>
-          </w:tcPr>
-          <w:p>
-            <w:r>
-              <w:rPr>
-                <w:rFonts w:ascii="Arial" w:cs="Arial" w:eastAsia="Arial" w:hAnsi="Arial"/>
-                <w:color w:val="185FA5"/>
-                <w:sz w:val="17"/>
-                <w:szCs w:val="17"/>
-              </w:rPr>
-              <w:t xml:space="preserve">vietnamplus</w:t>
-            </w:r>
-          </w:p>
-        </w:tc>
-        <w:tc>
-          <w:tcPr>
-            <w:tcW w:type="dxa" w:w="1300"/>
-            <w:tcBorders>
-              <w:top w:val="single" w:color="DDDDDD" w:sz="1"/>
-              <w:left w:val="single" w:color="DDDDDD" w:sz="1"/>
-              <w:bottom w:val="single" w:color="DDDDDD" w:sz="1"/>
-              <w:right w:val="single" w:color="DDDDDD" w:sz="1"/>
-            </w:tcBorders>
-            <w:shd w:fill="FFFFFF" w:val="clear"/>
-            <w:tcMar>
-              <w:top w:type="dxa" w:w="100"/>
-              <w:left w:type="dxa" w:w="150"/>
-              <w:bottom w:type="dxa" w:w="100"/>
-              <w:right w:type="dxa" w:w="150"/>
-            </w:tcMar>
-          </w:tcPr>
-          <w:p>
-            <w:pPr>
-              <w:jc w:val="center"/>
-            </w:pPr>
-            <w:r>
-              <w:rPr>
-                <w:rFonts w:ascii="Arial" w:cs="Arial" w:eastAsia="Arial" w:hAnsi="Arial"/>
-                <w:color w:val="5F5E5A"/>
-                <w:sz w:val="17"/>
-                <w:szCs w:val="17"/>
-              </w:rPr>
-              <w:t xml:space="preserve">2026-07-23</w:t>
-            </w:r>
-          </w:p>
-        </w:tc>
-      </w:tr>
-      <w:tr>
-        <w:tc>
-          <w:tcPr>
-            <w:tcW w:type="dxa" w:w="700"/>
-            <w:tcBorders>
-              <w:top w:val="single" w:color="DDDDDD" w:sz="1"/>
-              <w:left w:val="single" w:color="DDDDDD" w:sz="1"/>
-              <w:bottom w:val="single" w:color="DDDDDD" w:sz="1"/>
-              <w:right w:val="single" w:color="DDDDDD" w:sz="1"/>
-            </w:tcBorders>
-            <w:shd w:fill="FFFFFF" w:val="clear"/>
-            <w:tcMar>
-              <w:top w:type="dxa" w:w="100"/>
-              <w:left w:type="dxa" w:w="150"/>
-              <w:bottom w:type="dxa" w:w="100"/>
-              <w:right w:type="dxa" w:w="150"/>
-            </w:tcMar>
-          </w:tcPr>
-          <w:p>
-            <w:pPr>
-              <w:jc w:val="center"/>
-            </w:pPr>
-            <w:r>
-              <w:rPr>
-                <w:rFonts w:ascii="Arial" w:cs="Arial" w:eastAsia="Arial" w:hAnsi="Arial"/>
-                <w:color w:val="5F5E5A"/>
-                <w:sz w:val="18"/>
-                <w:szCs w:val="18"/>
-              </w:rPr>
-              <w:t xml:space="preserve">·</w:t>
-            </w:r>
-          </w:p>
-        </w:tc>
-        <w:tc>
-          <w:tcPr>
-            <w:tcW w:type="dxa" w:w="5560"/>
-            <w:tcBorders>
-              <w:top w:val="single" w:color="DDDDDD" w:sz="1"/>
-              <w:left w:val="single" w:color="DDDDDD" w:sz="1"/>
-              <w:bottom w:val="single" w:color="DDDDDD" w:sz="1"/>
-              <w:right w:val="single" w:color="DDDDDD" w:sz="1"/>
-            </w:tcBorders>
-            <w:shd w:fill="FFFFFF" w:val="clear"/>
-            <w:tcMar>
-              <w:top w:type="dxa" w:w="100"/>
-              <w:left w:type="dxa" w:w="150"/>
-              <w:bottom w:type="dxa" w:w="100"/>
-              <w:right w:type="dxa" w:w="150"/>
-            </w:tcMar>
-          </w:tcPr>
-          <w:p>
-            <w:r>
-              <w:rPr>
-                <w:rFonts w:ascii="Arial" w:cs="Arial" w:eastAsia="Arial" w:hAnsi="Arial"/>
-                <w:b w:val="false"/>
-                <w:bCs w:val="false"/>
-                <w:color w:val="1A1A1A"/>
-                <w:sz w:val="18"/>
-                <w:szCs w:val="18"/>
-              </w:rPr>
-              <w:t xml:space="preserve">베트남은 관련 당사자들에게 동해/남중국해에서 DOC를 완전히 이행할 것을 촉구합니다.</w:t>
-            </w:r>
-          </w:p>
-          <w:p>
-            <w:pPr>
-              <w:spacing w:before="40"/>
-            </w:pPr>
-            <w:r>
-              <w:rPr>
-                <w:rFonts w:ascii="Arial" w:cs="Arial" w:eastAsia="Arial" w:hAnsi="Arial"/>
-                <w:color w:val="5F5E5A"/>
-                <w:sz w:val="16"/>
-                <w:szCs w:val="16"/>
-              </w:rPr>
-              <w:t xml:space="preserve">본 기사는 인프라 사업이 아닌 외교 정책 관련 뉴스로, 베트남의 동해(남중국해) 행동강령(DOC) 이행 촉구 성명입니다. 구체적인 사업명, 예산규모, 시공사 등 인프라 프로젝트 정보가 없어 마스터플랜 VN-TRAN-...</w:t>
-            </w:r>
-          </w:p>
-        </w:tc>
-        <w:tc>
-          <w:tcPr>
-            <w:tcW w:type="dxa" w:w="1800"/>
-            <w:tcBorders>
-              <w:top w:val="single" w:color="DDDDDD" w:sz="1"/>
-              <w:left w:val="single" w:color="DDDDDD" w:sz="1"/>
-              <w:bottom w:val="single" w:color="DDDDDD" w:sz="1"/>
-              <w:right w:val="single" w:color="DDDDDD" w:sz="1"/>
-            </w:tcBorders>
-            <w:shd w:fill="FFFFFF" w:val="clear"/>
-            <w:tcMar>
-              <w:top w:type="dxa" w:w="100"/>
-              <w:left w:type="dxa" w:w="150"/>
-              <w:bottom w:type="dxa" w:w="100"/>
-              <w:right w:type="dxa" w:w="150"/>
-            </w:tcMar>
-          </w:tcPr>
-          <w:p>
-            <w:r>
-              <w:rPr>
-                <w:rFonts w:ascii="Arial" w:cs="Arial" w:eastAsia="Arial" w:hAnsi="Arial"/>
-                <w:color w:val="185FA5"/>
-                <w:sz w:val="17"/>
-                <w:szCs w:val="17"/>
-              </w:rPr>
-              <w:t xml:space="preserve">nhandan_vn</w:t>
-            </w:r>
-          </w:p>
-        </w:tc>
-        <w:tc>
-          <w:tcPr>
-            <w:tcW w:type="dxa" w:w="1300"/>
-            <w:tcBorders>
-              <w:top w:val="single" w:color="DDDDDD" w:sz="1"/>
-              <w:left w:val="single" w:color="DDDDDD" w:sz="1"/>
-              <w:bottom w:val="single" w:color="DDDDDD" w:sz="1"/>
-              <w:right w:val="single" w:color="DDDDDD" w:sz="1"/>
-            </w:tcBorders>
-            <w:shd w:fill="FFFFFF" w:val="clear"/>
-            <w:tcMar>
-              <w:top w:type="dxa" w:w="100"/>
-              <w:left w:type="dxa" w:w="150"/>
-              <w:bottom w:type="dxa" w:w="100"/>
-              <w:right w:type="dxa" w:w="150"/>
-            </w:tcMar>
-          </w:tcPr>
-          <w:p>
-            <w:pPr>
-              <w:jc w:val="center"/>
-            </w:pPr>
-            <w:r>
-              <w:rPr>
-                <w:rFonts w:ascii="Arial" w:cs="Arial" w:eastAsia="Arial" w:hAnsi="Arial"/>
-                <w:color w:val="5F5E5A"/>
-                <w:sz w:val="17"/>
-                <w:szCs w:val="17"/>
-              </w:rPr>
-              <w:t xml:space="preserve">2026-07-23</w:t>
-            </w:r>
-          </w:p>
-        </w:tc>
-      </w:tr>
-      <w:tr>
-        <w:tc>
-          <w:tcPr>
-            <w:tcW w:type="dxa" w:w="700"/>
-            <w:tcBorders>
-              <w:top w:val="single" w:color="DDDDDD" w:sz="1"/>
-              <w:left w:val="single" w:color="DDDDDD" w:sz="1"/>
-              <w:bottom w:val="single" w:color="DDDDDD" w:sz="1"/>
-              <w:right w:val="single" w:color="DDDDDD" w:sz="1"/>
-            </w:tcBorders>
-            <w:shd w:fill="FFFFFF" w:val="clear"/>
-            <w:tcMar>
-              <w:top w:type="dxa" w:w="100"/>
-              <w:left w:type="dxa" w:w="150"/>
-              <w:bottom w:type="dxa" w:w="100"/>
-              <w:right w:type="dxa" w:w="150"/>
-            </w:tcMar>
-          </w:tcPr>
-          <w:p>
-            <w:pPr>
-              <w:jc w:val="center"/>
-            </w:pPr>
-            <w:r>
-              <w:rPr>
-                <w:rFonts w:ascii="Arial" w:cs="Arial" w:eastAsia="Arial" w:hAnsi="Arial"/>
-                <w:color w:val="5F5E5A"/>
-                <w:sz w:val="18"/>
-                <w:szCs w:val="18"/>
-              </w:rPr>
-              <w:t xml:space="preserve">·</w:t>
-            </w:r>
-          </w:p>
-        </w:tc>
-        <w:tc>
-          <w:tcPr>
-            <w:tcW w:type="dxa" w:w="5560"/>
-            <w:tcBorders>
-              <w:top w:val="single" w:color="DDDDDD" w:sz="1"/>
-              <w:left w:val="single" w:color="DDDDDD" w:sz="1"/>
-              <w:bottom w:val="single" w:color="DDDDDD" w:sz="1"/>
-              <w:right w:val="single" w:color="DDDDDD" w:sz="1"/>
-            </w:tcBorders>
-            <w:shd w:fill="FFFFFF" w:val="clear"/>
-            <w:tcMar>
-              <w:top w:type="dxa" w:w="100"/>
-              <w:left w:type="dxa" w:w="150"/>
-              <w:bottom w:type="dxa" w:w="100"/>
-              <w:right w:type="dxa" w:w="150"/>
-            </w:tcMar>
-          </w:tcPr>
-          <w:p>
-            <w:r>
-              <w:rPr>
-                <w:rFonts w:ascii="Arial" w:cs="Arial" w:eastAsia="Arial" w:hAnsi="Arial"/>
-                <w:b w:val="false"/>
-                <w:bCs w:val="false"/>
-                <w:color w:val="1A1A1A"/>
-                <w:sz w:val="18"/>
-                <w:szCs w:val="18"/>
-              </w:rPr>
-              <w:t xml:space="preserve">지원 산업의 경쟁력 강화에 주력하는 호치민</w:t>
-            </w:r>
-          </w:p>
-          <w:p>
-            <w:pPr>
-              <w:spacing w:before="40"/>
-            </w:pPr>
-            <w:r>
-              <w:rPr>
-                <w:rFonts w:ascii="Arial" w:cs="Arial" w:eastAsia="Arial" w:hAnsi="Arial"/>
-                <w:color w:val="5F5E5A"/>
-                <w:sz w:val="16"/>
-                <w:szCs w:val="16"/>
-              </w:rPr>
-              <w:t xml:space="preserve">사업명: 호찌민시 지원산업 경쟁력 강화 사업 | 규모: 구체적 예산 미기재 | 진행단계: 계획 | 주요기관: 호찌민시 정부 | 일정: 2026년 7월 기준 추진 중. 호찌민시가 지원산업의 경쟁력 강화를 통한 산업 경...</w:t>
-            </w:r>
-          </w:p>
-        </w:tc>
-        <w:tc>
-          <w:tcPr>
-            <w:tcW w:type="dxa" w:w="1800"/>
-            <w:tcBorders>
-              <w:top w:val="single" w:color="DDDDDD" w:sz="1"/>
-              <w:left w:val="single" w:color="DDDDDD" w:sz="1"/>
-              <w:bottom w:val="single" w:color="DDDDDD" w:sz="1"/>
-              <w:right w:val="single" w:color="DDDDDD" w:sz="1"/>
-            </w:tcBorders>
-            <w:shd w:fill="FFFFFF" w:val="clear"/>
-            <w:tcMar>
-              <w:top w:type="dxa" w:w="100"/>
-              <w:left w:type="dxa" w:w="150"/>
-              <w:bottom w:type="dxa" w:w="100"/>
-              <w:right w:type="dxa" w:w="150"/>
-            </w:tcMar>
-          </w:tcPr>
-          <w:p>
-            <w:r>
-              <w:rPr>
-                <w:rFonts w:ascii="Arial" w:cs="Arial" w:eastAsia="Arial" w:hAnsi="Arial"/>
-                <w:color w:val="185FA5"/>
-                <w:sz w:val="17"/>
-                <w:szCs w:val="17"/>
-              </w:rPr>
-              <w:t xml:space="preserve">sggp_org_vn</w:t>
-            </w:r>
-          </w:p>
-        </w:tc>
-        <w:tc>
-          <w:tcPr>
-            <w:tcW w:type="dxa" w:w="1300"/>
-            <w:tcBorders>
-              <w:top w:val="single" w:color="DDDDDD" w:sz="1"/>
-              <w:left w:val="single" w:color="DDDDDD" w:sz="1"/>
-              <w:bottom w:val="single" w:color="DDDDDD" w:sz="1"/>
-              <w:right w:val="single" w:color="DDDDDD" w:sz="1"/>
-            </w:tcBorders>
-            <w:shd w:fill="FFFFFF" w:val="clear"/>
-            <w:tcMar>
-              <w:top w:type="dxa" w:w="100"/>
-              <w:left w:type="dxa" w:w="150"/>
-              <w:bottom w:type="dxa" w:w="100"/>
-              <w:right w:type="dxa" w:w="150"/>
-            </w:tcMar>
-          </w:tcPr>
-          <w:p>
-            <w:pPr>
-              <w:jc w:val="center"/>
-            </w:pPr>
-            <w:r>
-              <w:rPr>
-                <w:rFonts w:ascii="Arial" w:cs="Arial" w:eastAsia="Arial" w:hAnsi="Arial"/>
-                <w:color w:val="5F5E5A"/>
-                <w:sz w:val="17"/>
-                <w:szCs w:val="17"/>
-              </w:rPr>
-              <w:t xml:space="preserve">2026-07-23</w:t>
-            </w:r>
-          </w:p>
-        </w:tc>
-      </w:tr>
-      <w:tr>
-        <w:tc>
-          <w:tcPr>
-            <w:tcW w:type="dxa" w:w="700"/>
-            <w:tcBorders>
-              <w:top w:val="single" w:color="DDDDDD" w:sz="1"/>
-              <w:left w:val="single" w:color="DDDDDD" w:sz="1"/>
-              <w:bottom w:val="single" w:color="DDDDDD" w:sz="1"/>
-              <w:right w:val="single" w:color="DDDDDD" w:sz="1"/>
-            </w:tcBorders>
-            <w:shd w:fill="FFFFFF" w:val="clear"/>
-            <w:tcMar>
-              <w:top w:type="dxa" w:w="100"/>
-              <w:left w:type="dxa" w:w="150"/>
-              <w:bottom w:type="dxa" w:w="100"/>
-              <w:right w:type="dxa" w:w="150"/>
-            </w:tcMar>
-          </w:tcPr>
-          <w:p>
-            <w:pPr>
-              <w:jc w:val="center"/>
-            </w:pPr>
-            <w:r>
-              <w:rPr>
-                <w:rFonts w:ascii="Arial" w:cs="Arial" w:eastAsia="Arial" w:hAnsi="Arial"/>
-                <w:color w:val="5F5E5A"/>
-                <w:sz w:val="18"/>
-                <w:szCs w:val="18"/>
-              </w:rPr>
-              <w:t xml:space="preserve">·</w:t>
-            </w:r>
-          </w:p>
-        </w:tc>
-        <w:tc>
-          <w:tcPr>
-            <w:tcW w:type="dxa" w:w="5560"/>
-            <w:tcBorders>
-              <w:top w:val="single" w:color="DDDDDD" w:sz="1"/>
-              <w:left w:val="single" w:color="DDDDDD" w:sz="1"/>
-              <w:bottom w:val="single" w:color="DDDDDD" w:sz="1"/>
-              <w:right w:val="single" w:color="DDDDDD" w:sz="1"/>
-            </w:tcBorders>
-            <w:shd w:fill="FFFFFF" w:val="clear"/>
-            <w:tcMar>
-              <w:top w:type="dxa" w:w="100"/>
-              <w:left w:type="dxa" w:w="150"/>
-              <w:bottom w:type="dxa" w:w="100"/>
-              <w:right w:type="dxa" w:w="150"/>
-            </w:tcMar>
-          </w:tcPr>
-          <w:p>
-            <w:r>
-              <w:rPr>
-                <w:rFonts w:ascii="Arial" w:cs="Arial" w:eastAsia="Arial" w:hAnsi="Arial"/>
-                <w:b w:val="false"/>
-                <w:bCs w:val="false"/>
-                <w:color w:val="1A1A1A"/>
-                <w:sz w:val="18"/>
-                <w:szCs w:val="18"/>
-              </w:rPr>
-              <w:t xml:space="preserve">외교부, 푸꾸옥 카누 전복 피해자 가족 지원 업데이트</w:t>
-            </w:r>
-          </w:p>
-          <w:p>
-            <w:pPr>
-              <w:spacing w:before="40"/>
-            </w:pPr>
-            <w:r>
-              <w:rPr>
-                <w:rFonts w:ascii="Arial" w:cs="Arial" w:eastAsia="Arial" w:hAnsi="Arial"/>
-                <w:color w:val="5F5E5A"/>
-                <w:sz w:val="16"/>
-                <w:szCs w:val="16"/>
-              </w:rPr>
-              <w:t xml:space="preserve">외교부는 7월 23일 오후 하노이에서 열린 정기 언론 브리핑에서 다가오는 기간에 예정된 몇 가지 주요 외교 활동을 발표했습니다. 마지막 푸꾸옥 보트 전복 피해자는 긍정적인 회복을 보였습니다. 주간 하이라이트: 베트남...</w:t>
-            </w:r>
-          </w:p>
-        </w:tc>
-        <w:tc>
-          <w:tcPr>
-            <w:tcW w:type="dxa" w:w="1800"/>
-            <w:tcBorders>
-              <w:top w:val="single" w:color="DDDDDD" w:sz="1"/>
-              <w:left w:val="single" w:color="DDDDDD" w:sz="1"/>
-              <w:bottom w:val="single" w:color="DDDDDD" w:sz="1"/>
-              <w:right w:val="single" w:color="DDDDDD" w:sz="1"/>
-            </w:tcBorders>
-            <w:shd w:fill="FFFFFF" w:val="clear"/>
-            <w:tcMar>
-              <w:top w:type="dxa" w:w="100"/>
-              <w:left w:type="dxa" w:w="150"/>
-              <w:bottom w:type="dxa" w:w="100"/>
-              <w:right w:type="dxa" w:w="150"/>
-            </w:tcMar>
-          </w:tcPr>
-          <w:p>
-            <w:r>
-              <w:rPr>
-                <w:rFonts w:ascii="Arial" w:cs="Arial" w:eastAsia="Arial" w:hAnsi="Arial"/>
-                <w:color w:val="185FA5"/>
-                <w:sz w:val="17"/>
-                <w:szCs w:val="17"/>
-              </w:rPr>
-              <w:t xml:space="preserve">vietnamplus</w:t>
-            </w:r>
-          </w:p>
-        </w:tc>
-        <w:tc>
-          <w:tcPr>
-            <w:tcW w:type="dxa" w:w="1300"/>
-            <w:tcBorders>
-              <w:top w:val="single" w:color="DDDDDD" w:sz="1"/>
-              <w:left w:val="single" w:color="DDDDDD" w:sz="1"/>
-              <w:bottom w:val="single" w:color="DDDDDD" w:sz="1"/>
-              <w:right w:val="single" w:color="DDDDDD" w:sz="1"/>
-            </w:tcBorders>
-            <w:shd w:fill="FFFFFF" w:val="clear"/>
-            <w:tcMar>
-              <w:top w:type="dxa" w:w="100"/>
-              <w:left w:type="dxa" w:w="150"/>
-              <w:bottom w:type="dxa" w:w="100"/>
-              <w:right w:type="dxa" w:w="150"/>
-            </w:tcMar>
-          </w:tcPr>
-          <w:p>
-            <w:pPr>
-              <w:jc w:val="center"/>
-            </w:pPr>
-            <w:r>
-              <w:rPr>
-                <w:rFonts w:ascii="Arial" w:cs="Arial" w:eastAsia="Arial" w:hAnsi="Arial"/>
-                <w:color w:val="5F5E5A"/>
-                <w:sz w:val="17"/>
-                <w:szCs w:val="17"/>
-              </w:rPr>
-              <w:t xml:space="preserve">2026-07-23</w:t>
-            </w:r>
-          </w:p>
-        </w:tc>
-      </w:tr>
-      <w:tr>
-        <w:tc>
-          <w:tcPr>
-            <w:tcW w:type="dxa" w:w="700"/>
-            <w:tcBorders>
-              <w:top w:val="single" w:color="DDDDDD" w:sz="1"/>
-              <w:left w:val="single" w:color="DDDDDD" w:sz="1"/>
-              <w:bottom w:val="single" w:color="DDDDDD" w:sz="1"/>
-              <w:right w:val="single" w:color="DDDDDD" w:sz="1"/>
-            </w:tcBorders>
-            <w:shd w:fill="FFFFFF" w:val="clear"/>
-            <w:tcMar>
-              <w:top w:type="dxa" w:w="100"/>
-              <w:left w:type="dxa" w:w="150"/>
-              <w:bottom w:type="dxa" w:w="100"/>
-              <w:right w:type="dxa" w:w="150"/>
-            </w:tcMar>
-          </w:tcPr>
-          <w:p>
-            <w:pPr>
-              <w:jc w:val="center"/>
-            </w:pPr>
-            <w:r>
-              <w:rPr>
-                <w:rFonts w:ascii="Arial" w:cs="Arial" w:eastAsia="Arial" w:hAnsi="Arial"/>
-                <w:color w:val="5F5E5A"/>
-                <w:sz w:val="18"/>
-                <w:szCs w:val="18"/>
-              </w:rPr>
-              <w:t xml:space="preserve">·</w:t>
-            </w:r>
-          </w:p>
-        </w:tc>
-        <w:tc>
-          <w:tcPr>
-            <w:tcW w:type="dxa" w:w="5560"/>
-            <w:tcBorders>
-              <w:top w:val="single" w:color="DDDDDD" w:sz="1"/>
-              <w:left w:val="single" w:color="DDDDDD" w:sz="1"/>
-              <w:bottom w:val="single" w:color="DDDDDD" w:sz="1"/>
-              <w:right w:val="single" w:color="DDDDDD" w:sz="1"/>
-            </w:tcBorders>
-            <w:shd w:fill="FFFFFF" w:val="clear"/>
-            <w:tcMar>
-              <w:top w:type="dxa" w:w="100"/>
-              <w:left w:type="dxa" w:w="150"/>
-              <w:bottom w:type="dxa" w:w="100"/>
-              <w:right w:type="dxa" w:w="150"/>
-            </w:tcMar>
-          </w:tcPr>
-          <w:p>
-            <w:r>
-              <w:rPr>
-                <w:rFonts w:ascii="Arial" w:cs="Arial" w:eastAsia="Arial" w:hAnsi="Arial"/>
-                <w:b w:val="false"/>
-                <w:bCs w:val="false"/>
-                <w:color w:val="1A1A1A"/>
-                <w:sz w:val="18"/>
-                <w:szCs w:val="18"/>
-              </w:rPr>
-              <w:t xml:space="preserve">Shandong Heavy Industry, 하노이 전시회에서 친환경 지능형 장비 선보여</w:t>
-            </w:r>
-          </w:p>
-          <w:p>
-            <w:pPr>
-              <w:spacing w:before="40"/>
-            </w:pPr>
-            <w:r>
-              <w:rPr>
-                <w:rFonts w:ascii="Arial" w:cs="Arial" w:eastAsia="Arial" w:hAnsi="Arial"/>
-                <w:color w:val="5F5E5A"/>
-                <w:sz w:val="16"/>
-                <w:szCs w:val="16"/>
-              </w:rPr>
-              <w:t xml:space="preserve">산동중공업이 하노이에서 글로벌 파트너 컨퍼런스 개최. 62개국 1,600명 참석. ① 산동중공업 녹색·지능형 제품 전시회 ② 전시회 규모(참석 1,600명, 62개국) ③ 진행단계: 운영 중(2026년 7월 22일 ...</w:t>
-            </w:r>
-          </w:p>
-        </w:tc>
-        <w:tc>
-          <w:tcPr>
-            <w:tcW w:type="dxa" w:w="1800"/>
-            <w:tcBorders>
-              <w:top w:val="single" w:color="DDDDDD" w:sz="1"/>
-              <w:left w:val="single" w:color="DDDDDD" w:sz="1"/>
-              <w:bottom w:val="single" w:color="DDDDDD" w:sz="1"/>
-              <w:right w:val="single" w:color="DDDDDD" w:sz="1"/>
-            </w:tcBorders>
-            <w:shd w:fill="FFFFFF" w:val="clear"/>
-            <w:tcMar>
-              <w:top w:type="dxa" w:w="100"/>
-              <w:left w:type="dxa" w:w="150"/>
-              <w:bottom w:type="dxa" w:w="100"/>
-              <w:right w:type="dxa" w:w="150"/>
-            </w:tcMar>
-          </w:tcPr>
-          <w:p>
-            <w:r>
-              <w:rPr>
-                <w:rFonts w:ascii="Arial" w:cs="Arial" w:eastAsia="Arial" w:hAnsi="Arial"/>
-                <w:color w:val="185FA5"/>
-                <w:sz w:val="17"/>
-                <w:szCs w:val="17"/>
-              </w:rPr>
-              <w:t xml:space="preserve">vietnamplus</w:t>
-            </w:r>
-          </w:p>
-        </w:tc>
-        <w:tc>
-          <w:tcPr>
-            <w:tcW w:type="dxa" w:w="1300"/>
-            <w:tcBorders>
-              <w:top w:val="single" w:color="DDDDDD" w:sz="1"/>
-              <w:left w:val="single" w:color="DDDDDD" w:sz="1"/>
-              <w:bottom w:val="single" w:color="DDDDDD" w:sz="1"/>
-              <w:right w:val="single" w:color="DDDDDD" w:sz="1"/>
-            </w:tcBorders>
-            <w:shd w:fill="FFFFFF" w:val="clear"/>
-            <w:tcMar>
-              <w:top w:type="dxa" w:w="100"/>
-              <w:left w:type="dxa" w:w="150"/>
-              <w:bottom w:type="dxa" w:w="100"/>
-              <w:right w:type="dxa" w:w="150"/>
-            </w:tcMar>
-          </w:tcPr>
-          <w:p>
-            <w:pPr>
-              <w:jc w:val="center"/>
-            </w:pPr>
-            <w:r>
-              <w:rPr>
-                <w:rFonts w:ascii="Arial" w:cs="Arial" w:eastAsia="Arial" w:hAnsi="Arial"/>
-                <w:color w:val="5F5E5A"/>
-                <w:sz w:val="17"/>
-                <w:szCs w:val="17"/>
-              </w:rPr>
-              <w:t xml:space="preserve">2026-07-23</w:t>
-            </w:r>
-          </w:p>
-        </w:tc>
-      </w:tr>
-      <w:tr>
-        <w:tc>
-          <w:tcPr>
-            <w:tcW w:type="dxa" w:w="700"/>
-            <w:tcBorders>
-              <w:top w:val="single" w:color="DDDDDD" w:sz="1"/>
-              <w:left w:val="single" w:color="DDDDDD" w:sz="1"/>
-              <w:bottom w:val="single" w:color="DDDDDD" w:sz="1"/>
-              <w:right w:val="single" w:color="DDDDDD" w:sz="1"/>
-            </w:tcBorders>
-            <w:shd w:fill="FFFFFF" w:val="clear"/>
-            <w:tcMar>
-              <w:top w:type="dxa" w:w="100"/>
-              <w:left w:type="dxa" w:w="150"/>
-              <w:bottom w:type="dxa" w:w="100"/>
-              <w:right w:type="dxa" w:w="150"/>
-            </w:tcMar>
-          </w:tcPr>
-          <w:p>
-            <w:pPr>
-              <w:jc w:val="center"/>
-            </w:pPr>
-            <w:r>
-              <w:rPr>
-                <w:rFonts w:ascii="Arial" w:cs="Arial" w:eastAsia="Arial" w:hAnsi="Arial"/>
-                <w:color w:val="5F5E5A"/>
-                <w:sz w:val="18"/>
-                <w:szCs w:val="18"/>
-              </w:rPr>
-              <w:t xml:space="preserve">·</w:t>
-            </w:r>
-          </w:p>
-        </w:tc>
-        <w:tc>
-          <w:tcPr>
-            <w:tcW w:type="dxa" w:w="5560"/>
-            <w:tcBorders>
-              <w:top w:val="single" w:color="DDDDDD" w:sz="1"/>
-              <w:left w:val="single" w:color="DDDDDD" w:sz="1"/>
-              <w:bottom w:val="single" w:color="DDDDDD" w:sz="1"/>
-              <w:right w:val="single" w:color="DDDDDD" w:sz="1"/>
-            </w:tcBorders>
-            <w:shd w:fill="FFFFFF" w:val="clear"/>
-            <w:tcMar>
-              <w:top w:type="dxa" w:w="100"/>
-              <w:left w:type="dxa" w:w="150"/>
-              <w:bottom w:type="dxa" w:w="100"/>
-              <w:right w:type="dxa" w:w="150"/>
-            </w:tcMar>
-          </w:tcPr>
-          <w:p>
-            <w:r>
-              <w:rPr>
-                <w:rFonts w:ascii="Arial" w:cs="Arial" w:eastAsia="Arial" w:hAnsi="Arial"/>
-                <w:b w:val="false"/>
-                <w:bCs w:val="false"/>
-                <w:color w:val="1A1A1A"/>
-                <w:sz w:val="18"/>
-                <w:szCs w:val="18"/>
-              </w:rPr>
-              <w:t xml:space="preserve">FDI를 잡을 태세를 갖춘 산업용 부동산</w:t>
-            </w:r>
-          </w:p>
-          <w:p>
-            <w:pPr>
-              <w:spacing w:before="40"/>
-            </w:pPr>
-            <w:r>
-              <w:rPr>
-                <w:rFonts w:ascii="Arial" w:cs="Arial" w:eastAsia="Arial" w:hAnsi="Arial"/>
-                <w:color w:val="5F5E5A"/>
-                <w:sz w:val="16"/>
-                <w:szCs w:val="16"/>
-              </w:rPr>
-              <w:t xml:space="preserve">① 베트남 산업용 부동산 FDI 유치 전략
-② 산업단지(IP) 및 물류인프라 개발 규모(구체적 수치 미기재)
-③ 계획 단계
-④ ACB증권, VNDirect증권, CBRE베트남, 베트남 정부
-⑤ 글로벌 공급망 재구성에...</w:t>
-            </w:r>
-          </w:p>
-        </w:tc>
-        <w:tc>
-          <w:tcPr>
-            <w:tcW w:type="dxa" w:w="1800"/>
-            <w:tcBorders>
-              <w:top w:val="single" w:color="DDDDDD" w:sz="1"/>
-              <w:left w:val="single" w:color="DDDDDD" w:sz="1"/>
-              <w:bottom w:val="single" w:color="DDDDDD" w:sz="1"/>
-              <w:right w:val="single" w:color="DDDDDD" w:sz="1"/>
-            </w:tcBorders>
-            <w:shd w:fill="FFFFFF" w:val="clear"/>
-            <w:tcMar>
-              <w:top w:type="dxa" w:w="100"/>
-              <w:left w:type="dxa" w:w="150"/>
-              <w:bottom w:type="dxa" w:w="100"/>
-              <w:right w:type="dxa" w:w="150"/>
-            </w:tcMar>
-          </w:tcPr>
-          <w:p>
-            <w:r>
-              <w:rPr>
-                <w:rFonts w:ascii="Arial" w:cs="Arial" w:eastAsia="Arial" w:hAnsi="Arial"/>
-                <w:color w:val="185FA5"/>
-                <w:sz w:val="17"/>
-                <w:szCs w:val="17"/>
-              </w:rPr>
-              <w:t xml:space="preserve">vir_vn</w:t>
-            </w:r>
-          </w:p>
-        </w:tc>
-        <w:tc>
-          <w:tcPr>
-            <w:tcW w:type="dxa" w:w="1300"/>
-            <w:tcBorders>
-              <w:top w:val="single" w:color="DDDDDD" w:sz="1"/>
-              <w:left w:val="single" w:color="DDDDDD" w:sz="1"/>
-              <w:bottom w:val="single" w:color="DDDDDD" w:sz="1"/>
-              <w:right w:val="single" w:color="DDDDDD" w:sz="1"/>
-            </w:tcBorders>
-            <w:shd w:fill="FFFFFF" w:val="clear"/>
-            <w:tcMar>
-              <w:top w:type="dxa" w:w="100"/>
-              <w:left w:type="dxa" w:w="150"/>
-              <w:bottom w:type="dxa" w:w="100"/>
-              <w:right w:type="dxa" w:w="150"/>
-            </w:tcMar>
-          </w:tcPr>
-          <w:p>
-            <w:pPr>
-              <w:jc w:val="center"/>
-            </w:pPr>
-            <w:r>
-              <w:rPr>
-                <w:rFonts w:ascii="Arial" w:cs="Arial" w:eastAsia="Arial" w:hAnsi="Arial"/>
-                <w:color w:val="5F5E5A"/>
-                <w:sz w:val="17"/>
-                <w:szCs w:val="17"/>
-              </w:rPr>
-              <w:t xml:space="preserve">2026-07-23</w:t>
-            </w:r>
-          </w:p>
-        </w:tc>
-      </w:tr>
-      <w:tr>
-        <w:tc>
-          <w:tcPr>
-            <w:tcW w:type="dxa" w:w="700"/>
-            <w:tcBorders>
-              <w:top w:val="single" w:color="DDDDDD" w:sz="1"/>
-              <w:left w:val="single" w:color="DDDDDD" w:sz="1"/>
-              <w:bottom w:val="single" w:color="DDDDDD" w:sz="1"/>
-              <w:right w:val="single" w:color="DDDDDD" w:sz="1"/>
-            </w:tcBorders>
-            <w:shd w:fill="FFFFFF" w:val="clear"/>
-            <w:tcMar>
-              <w:top w:type="dxa" w:w="100"/>
-              <w:left w:type="dxa" w:w="150"/>
-              <w:bottom w:type="dxa" w:w="100"/>
-              <w:right w:type="dxa" w:w="150"/>
-            </w:tcMar>
-          </w:tcPr>
-          <w:p>
-            <w:pPr>
-              <w:jc w:val="center"/>
-            </w:pPr>
-            <w:r>
-              <w:rPr>
-                <w:rFonts w:ascii="Arial" w:cs="Arial" w:eastAsia="Arial" w:hAnsi="Arial"/>
-                <w:color w:val="5F5E5A"/>
-                <w:sz w:val="18"/>
-                <w:szCs w:val="18"/>
-              </w:rPr>
-              <w:t xml:space="preserve">·</w:t>
-            </w:r>
-          </w:p>
-        </w:tc>
-        <w:tc>
-          <w:tcPr>
-            <w:tcW w:type="dxa" w:w="5560"/>
-            <w:tcBorders>
-              <w:top w:val="single" w:color="DDDDDD" w:sz="1"/>
-              <w:left w:val="single" w:color="DDDDDD" w:sz="1"/>
-              <w:bottom w:val="single" w:color="DDDDDD" w:sz="1"/>
-              <w:right w:val="single" w:color="DDDDDD" w:sz="1"/>
-            </w:tcBorders>
-            <w:shd w:fill="FFFFFF" w:val="clear"/>
-            <w:tcMar>
-              <w:top w:type="dxa" w:w="100"/>
-              <w:left w:type="dxa" w:w="150"/>
-              <w:bottom w:type="dxa" w:w="100"/>
-              <w:right w:type="dxa" w:w="150"/>
-            </w:tcMar>
-          </w:tcPr>
-          <w:p>
-            <w:r>
-              <w:rPr>
-                <w:rFonts w:ascii="Arial" w:cs="Arial" w:eastAsia="Arial" w:hAnsi="Arial"/>
-                <w:b w:val="false"/>
-                <w:bCs w:val="false"/>
-                <w:color w:val="1A1A1A"/>
-                <w:sz w:val="18"/>
-                <w:szCs w:val="18"/>
-              </w:rPr>
-              <w:t xml:space="preserve">일본 내 베트남 공동체는 단결을 강화하고 조국 발전에 기여할 것을 촉구했습니다.</w:t>
-            </w:r>
-          </w:p>
-          <w:p>
-            <w:pPr>
-              <w:spacing w:before="40"/>
-            </w:pPr>
-            <w:r>
-              <w:rPr>
-                <w:rFonts w:ascii="Arial" w:cs="Arial" w:eastAsia="Arial" w:hAnsi="Arial"/>
-                <w:color w:val="5F5E5A"/>
-                <w:sz w:val="16"/>
-                <w:szCs w:val="16"/>
-              </w:rPr>
-              <w:t xml:space="preserve">기사는 일본 내 베트남 공동체의 단합 강화와 모국 발전 기여를 촉구하는 내용입니다. 다만 제시된 기사 전문에는 구체적인 인프라 프로젝트 정보(사업명, 예산, 진행단계, 기관, 일정)가 부재합니다. VN-TRAN-20...</w:t>
-            </w:r>
-          </w:p>
-        </w:tc>
-        <w:tc>
-          <w:tcPr>
-            <w:tcW w:type="dxa" w:w="1800"/>
-            <w:tcBorders>
-              <w:top w:val="single" w:color="DDDDDD" w:sz="1"/>
-              <w:left w:val="single" w:color="DDDDDD" w:sz="1"/>
-              <w:bottom w:val="single" w:color="DDDDDD" w:sz="1"/>
-              <w:right w:val="single" w:color="DDDDDD" w:sz="1"/>
-            </w:tcBorders>
-            <w:shd w:fill="FFFFFF" w:val="clear"/>
-            <w:tcMar>
-              <w:top w:type="dxa" w:w="100"/>
-              <w:left w:type="dxa" w:w="150"/>
-              <w:bottom w:type="dxa" w:w="100"/>
-              <w:right w:type="dxa" w:w="150"/>
-            </w:tcMar>
-          </w:tcPr>
-          <w:p>
-            <w:r>
-              <w:rPr>
-                <w:rFonts w:ascii="Arial" w:cs="Arial" w:eastAsia="Arial" w:hAnsi="Arial"/>
-                <w:color w:val="185FA5"/>
-                <w:sz w:val="17"/>
-                <w:szCs w:val="17"/>
-              </w:rPr>
-              <w:t xml:space="preserve">vietnamplus</w:t>
-            </w:r>
-          </w:p>
-        </w:tc>
-        <w:tc>
-          <w:tcPr>
-            <w:tcW w:type="dxa" w:w="1300"/>
-            <w:tcBorders>
-              <w:top w:val="single" w:color="DDDDDD" w:sz="1"/>
-              <w:left w:val="single" w:color="DDDDDD" w:sz="1"/>
-              <w:bottom w:val="single" w:color="DDDDDD" w:sz="1"/>
-              <w:right w:val="single" w:color="DDDDDD" w:sz="1"/>
-            </w:tcBorders>
-            <w:shd w:fill="FFFFFF" w:val="clear"/>
-            <w:tcMar>
-              <w:top w:type="dxa" w:w="100"/>
-              <w:left w:type="dxa" w:w="150"/>
-              <w:bottom w:type="dxa" w:w="100"/>
-              <w:right w:type="dxa" w:w="150"/>
-            </w:tcMar>
-          </w:tcPr>
-          <w:p>
-            <w:pPr>
-              <w:jc w:val="center"/>
-            </w:pPr>
-            <w:r>
-              <w:rPr>
-                <w:rFonts w:ascii="Arial" w:cs="Arial" w:eastAsia="Arial" w:hAnsi="Arial"/>
-                <w:color w:val="5F5E5A"/>
-                <w:sz w:val="17"/>
-                <w:szCs w:val="17"/>
-              </w:rPr>
-              <w:t xml:space="preserve">2026-07-22</w:t>
-            </w:r>
-          </w:p>
-        </w:tc>
-      </w:tr>
-      <w:tr>
-        <w:tc>
-          <w:tcPr>
-            <w:tcW w:type="dxa" w:w="700"/>
-            <w:tcBorders>
-              <w:top w:val="single" w:color="DDDDDD" w:sz="1"/>
-              <w:left w:val="single" w:color="DDDDDD" w:sz="1"/>
-              <w:bottom w:val="single" w:color="DDDDDD" w:sz="1"/>
-              <w:right w:val="single" w:color="DDDDDD" w:sz="1"/>
-            </w:tcBorders>
-            <w:shd w:fill="FFFFFF" w:val="clear"/>
-            <w:tcMar>
-              <w:top w:type="dxa" w:w="100"/>
-              <w:left w:type="dxa" w:w="150"/>
-              <w:bottom w:type="dxa" w:w="100"/>
-              <w:right w:type="dxa" w:w="150"/>
-            </w:tcMar>
-          </w:tcPr>
-          <w:p>
-            <w:pPr>
-              <w:jc w:val="center"/>
-            </w:pPr>
-            <w:r>
-              <w:rPr>
-                <w:rFonts w:ascii="Arial" w:cs="Arial" w:eastAsia="Arial" w:hAnsi="Arial"/>
-                <w:color w:val="5F5E5A"/>
-                <w:sz w:val="18"/>
-                <w:szCs w:val="18"/>
-              </w:rPr>
-              <w:t xml:space="preserve">·</w:t>
-            </w:r>
-          </w:p>
-        </w:tc>
-        <w:tc>
-          <w:tcPr>
-            <w:tcW w:type="dxa" w:w="5560"/>
-            <w:tcBorders>
-              <w:top w:val="single" w:color="DDDDDD" w:sz="1"/>
-              <w:left w:val="single" w:color="DDDDDD" w:sz="1"/>
-              <w:bottom w:val="single" w:color="DDDDDD" w:sz="1"/>
-              <w:right w:val="single" w:color="DDDDDD" w:sz="1"/>
-            </w:tcBorders>
-            <w:shd w:fill="FFFFFF" w:val="clear"/>
-            <w:tcMar>
-              <w:top w:type="dxa" w:w="100"/>
-              <w:left w:type="dxa" w:w="150"/>
-              <w:bottom w:type="dxa" w:w="100"/>
-              <w:right w:type="dxa" w:w="150"/>
-            </w:tcMar>
-          </w:tcPr>
-          <w:p>
-            <w:r>
-              <w:rPr>
-                <w:rFonts w:ascii="Arial" w:cs="Arial" w:eastAsia="Arial" w:hAnsi="Arial"/>
-                <w:b w:val="false"/>
-                <w:bCs w:val="false"/>
-                <w:color w:val="1A1A1A"/>
-                <w:sz w:val="18"/>
-                <w:szCs w:val="18"/>
-              </w:rPr>
-              <w:t xml:space="preserve">베트남, 중국 양국 협력 강화</w:t>
-            </w:r>
-          </w:p>
-          <w:p>
-            <w:pPr>
-              <w:spacing w:before="40"/>
-            </w:pPr>
-            <w:r>
-              <w:rPr>
-                <w:rFonts w:ascii="Arial" w:cs="Arial" w:eastAsia="Arial" w:hAnsi="Arial"/>
-                <w:color w:val="5F5E5A"/>
-                <w:sz w:val="16"/>
-                <w:szCs w:val="16"/>
-              </w:rPr>
-              <w:t xml:space="preserve">기사 제목은 베트남-중국 양자협력이지만 본문 내용은 베트남-태국 관계와 당 중앙위원회 회의만 포함되어 있습니다. 구체적인 인프라 사업 정보가 부재하여 요약이 불가능합니다. 마스터플랜 ID VN-TRAN-2055와 관...</w:t>
-            </w:r>
-          </w:p>
-        </w:tc>
-        <w:tc>
-          <w:tcPr>
-            <w:tcW w:type="dxa" w:w="1800"/>
-            <w:tcBorders>
-              <w:top w:val="single" w:color="DDDDDD" w:sz="1"/>
-              <w:left w:val="single" w:color="DDDDDD" w:sz="1"/>
-              <w:bottom w:val="single" w:color="DDDDDD" w:sz="1"/>
-              <w:right w:val="single" w:color="DDDDDD" w:sz="1"/>
-            </w:tcBorders>
-            <w:shd w:fill="FFFFFF" w:val="clear"/>
-            <w:tcMar>
-              <w:top w:type="dxa" w:w="100"/>
-              <w:left w:type="dxa" w:w="150"/>
-              <w:bottom w:type="dxa" w:w="100"/>
-              <w:right w:type="dxa" w:w="150"/>
-            </w:tcMar>
-          </w:tcPr>
-          <w:p>
-            <w:r>
-              <w:rPr>
-                <w:rFonts w:ascii="Arial" w:cs="Arial" w:eastAsia="Arial" w:hAnsi="Arial"/>
-                <w:color w:val="185FA5"/>
-                <w:sz w:val="17"/>
-                <w:szCs w:val="17"/>
-              </w:rPr>
-              <w:t xml:space="preserve">vietnamplus</w:t>
-            </w:r>
-          </w:p>
-        </w:tc>
-        <w:tc>
-          <w:tcPr>
-            <w:tcW w:type="dxa" w:w="1300"/>
-            <w:tcBorders>
-              <w:top w:val="single" w:color="DDDDDD" w:sz="1"/>
-              <w:left w:val="single" w:color="DDDDDD" w:sz="1"/>
-              <w:bottom w:val="single" w:color="DDDDDD" w:sz="1"/>
-              <w:right w:val="single" w:color="DDDDDD" w:sz="1"/>
-            </w:tcBorders>
-            <w:shd w:fill="FFFFFF" w:val="clear"/>
-            <w:tcMar>
-              <w:top w:type="dxa" w:w="100"/>
-              <w:left w:type="dxa" w:w="150"/>
-              <w:bottom w:type="dxa" w:w="100"/>
-              <w:right w:type="dxa" w:w="150"/>
-            </w:tcMar>
-          </w:tcPr>
-          <w:p>
-            <w:pPr>
-              <w:jc w:val="center"/>
-            </w:pPr>
-            <w:r>
-              <w:rPr>
-                <w:rFonts w:ascii="Arial" w:cs="Arial" w:eastAsia="Arial" w:hAnsi="Arial"/>
-                <w:color w:val="5F5E5A"/>
-                <w:sz w:val="17"/>
-                <w:szCs w:val="17"/>
-              </w:rPr>
-              <w:t xml:space="preserve">2026-07-22</w:t>
-            </w:r>
-          </w:p>
-        </w:tc>
-      </w:tr>
-      <w:tr>
-        <w:tc>
-          <w:tcPr>
-            <w:tcW w:type="dxa" w:w="700"/>
-            <w:tcBorders>
-              <w:top w:val="single" w:color="DDDDDD" w:sz="1"/>
-              <w:left w:val="single" w:color="DDDDDD" w:sz="1"/>
-              <w:bottom w:val="single" w:color="DDDDDD" w:sz="1"/>
-              <w:right w:val="single" w:color="DDDDDD" w:sz="1"/>
-            </w:tcBorders>
-            <w:shd w:fill="FFFFFF" w:val="clear"/>
-            <w:tcMar>
-              <w:top w:type="dxa" w:w="100"/>
-              <w:left w:type="dxa" w:w="150"/>
-              <w:bottom w:type="dxa" w:w="100"/>
-              <w:right w:type="dxa" w:w="150"/>
-            </w:tcMar>
-          </w:tcPr>
-          <w:p>
-            <w:pPr>
-              <w:jc w:val="center"/>
-            </w:pPr>
-            <w:r>
-              <w:rPr>
-                <w:rFonts w:ascii="Arial" w:cs="Arial" w:eastAsia="Arial" w:hAnsi="Arial"/>
-                <w:color w:val="5F5E5A"/>
-                <w:sz w:val="18"/>
-                <w:szCs w:val="18"/>
-              </w:rPr>
-              <w:t xml:space="preserve">·</w:t>
-            </w:r>
-          </w:p>
-        </w:tc>
-        <w:tc>
-          <w:tcPr>
-            <w:tcW w:type="dxa" w:w="5560"/>
-            <w:tcBorders>
-              <w:top w:val="single" w:color="DDDDDD" w:sz="1"/>
-              <w:left w:val="single" w:color="DDDDDD" w:sz="1"/>
-              <w:bottom w:val="single" w:color="DDDDDD" w:sz="1"/>
-              <w:right w:val="single" w:color="DDDDDD" w:sz="1"/>
-            </w:tcBorders>
-            <w:shd w:fill="FFFFFF" w:val="clear"/>
-            <w:tcMar>
-              <w:top w:type="dxa" w:w="100"/>
-              <w:left w:type="dxa" w:w="150"/>
-              <w:bottom w:type="dxa" w:w="100"/>
-              <w:right w:type="dxa" w:w="150"/>
-            </w:tcMar>
-          </w:tcPr>
-          <w:p>
-            <w:r>
-              <w:rPr>
-                <w:rFonts w:ascii="Arial" w:cs="Arial" w:eastAsia="Arial" w:hAnsi="Arial"/>
-                <w:b w:val="false"/>
-                <w:bCs w:val="false"/>
-                <w:color w:val="1A1A1A"/>
-                <w:sz w:val="18"/>
-                <w:szCs w:val="18"/>
-              </w:rPr>
-              <w:t xml:space="preserve">베트남, 파트너들과 아세안 외무장관 회의 참석</w:t>
-            </w:r>
-          </w:p>
-          <w:p>
-            <w:pPr>
-              <w:spacing w:before="40"/>
-            </w:pPr>
-            <w:r>
-              <w:rPr>
-                <w:rFonts w:ascii="Arial" w:cs="Arial" w:eastAsia="Arial" w:hAnsi="Arial"/>
-                <w:color w:val="5F5E5A"/>
-                <w:sz w:val="16"/>
-                <w:szCs w:val="16"/>
-              </w:rPr>
-              <w:t xml:space="preserve">기사가 외교 회의 참석에 관한 뉴스로 구체적인 인프라 사업 정보가 부족합니다. 제공된 마스터플랜 ID(VN-TRAN-2055)는 베트남 교통·운송 분야 2055년 계획이나 본 기사는 ASEAN 외교장관 회의 참석만 ...</w:t>
-            </w:r>
-          </w:p>
-        </w:tc>
-        <w:tc>
-          <w:tcPr>
-            <w:tcW w:type="dxa" w:w="1800"/>
-            <w:tcBorders>
-              <w:top w:val="single" w:color="DDDDDD" w:sz="1"/>
-              <w:left w:val="single" w:color="DDDDDD" w:sz="1"/>
-              <w:bottom w:val="single" w:color="DDDDDD" w:sz="1"/>
-              <w:right w:val="single" w:color="DDDDDD" w:sz="1"/>
-            </w:tcBorders>
-            <w:shd w:fill="FFFFFF" w:val="clear"/>
-            <w:tcMar>
-              <w:top w:type="dxa" w:w="100"/>
-              <w:left w:type="dxa" w:w="150"/>
-              <w:bottom w:type="dxa" w:w="100"/>
-              <w:right w:type="dxa" w:w="150"/>
-            </w:tcMar>
-          </w:tcPr>
-          <w:p>
-            <w:r>
-              <w:rPr>
-                <w:rFonts w:ascii="Arial" w:cs="Arial" w:eastAsia="Arial" w:hAnsi="Arial"/>
-                <w:color w:val="185FA5"/>
-                <w:sz w:val="17"/>
-                <w:szCs w:val="17"/>
-              </w:rPr>
-              <w:t xml:space="preserve">vietnamplus</w:t>
-            </w:r>
-          </w:p>
-        </w:tc>
-        <w:tc>
-          <w:tcPr>
-            <w:tcW w:type="dxa" w:w="1300"/>
-            <w:tcBorders>
-              <w:top w:val="single" w:color="DDDDDD" w:sz="1"/>
-              <w:left w:val="single" w:color="DDDDDD" w:sz="1"/>
-              <w:bottom w:val="single" w:color="DDDDDD" w:sz="1"/>
-              <w:right w:val="single" w:color="DDDDDD" w:sz="1"/>
-            </w:tcBorders>
-            <w:shd w:fill="FFFFFF" w:val="clear"/>
-            <w:tcMar>
-              <w:top w:type="dxa" w:w="100"/>
-              <w:left w:type="dxa" w:w="150"/>
-              <w:bottom w:type="dxa" w:w="100"/>
-              <w:right w:type="dxa" w:w="150"/>
-            </w:tcMar>
-          </w:tcPr>
-          <w:p>
-            <w:pPr>
-              <w:jc w:val="center"/>
-            </w:pPr>
-            <w:r>
-              <w:rPr>
-                <w:rFonts w:ascii="Arial" w:cs="Arial" w:eastAsia="Arial" w:hAnsi="Arial"/>
-                <w:color w:val="5F5E5A"/>
-                <w:sz w:val="17"/>
-                <w:szCs w:val="17"/>
-              </w:rPr>
-              <w:t xml:space="preserve">2026-07-22</w:t>
-            </w:r>
-          </w:p>
-        </w:tc>
-      </w:tr>
-      <w:tr>
-        <w:tc>
-          <w:tcPr>
-            <w:tcW w:type="dxa" w:w="700"/>
-            <w:tcBorders>
-              <w:top w:val="single" w:color="DDDDDD" w:sz="1"/>
-              <w:left w:val="single" w:color="DDDDDD" w:sz="1"/>
-              <w:bottom w:val="single" w:color="DDDDDD" w:sz="1"/>
-              <w:right w:val="single" w:color="DDDDDD" w:sz="1"/>
-            </w:tcBorders>
-            <w:shd w:fill="FFFFFF" w:val="clear"/>
-            <w:tcMar>
-              <w:top w:type="dxa" w:w="100"/>
-              <w:left w:type="dxa" w:w="150"/>
-              <w:bottom w:type="dxa" w:w="100"/>
-              <w:right w:type="dxa" w:w="150"/>
-            </w:tcMar>
-          </w:tcPr>
-          <w:p>
-            <w:pPr>
-              <w:jc w:val="center"/>
-            </w:pPr>
-            <w:r>
-              <w:rPr>
-                <w:rFonts w:ascii="Arial" w:cs="Arial" w:eastAsia="Arial" w:hAnsi="Arial"/>
-                <w:color w:val="5F5E5A"/>
-                <w:sz w:val="18"/>
-                <w:szCs w:val="18"/>
-              </w:rPr>
-              <w:t xml:space="preserve">·</w:t>
-            </w:r>
-          </w:p>
-        </w:tc>
-        <w:tc>
-          <w:tcPr>
-            <w:tcW w:type="dxa" w:w="5560"/>
-            <w:tcBorders>
-              <w:top w:val="single" w:color="DDDDDD" w:sz="1"/>
-              <w:left w:val="single" w:color="DDDDDD" w:sz="1"/>
-              <w:bottom w:val="single" w:color="DDDDDD" w:sz="1"/>
-              <w:right w:val="single" w:color="DDDDDD" w:sz="1"/>
-            </w:tcBorders>
-            <w:shd w:fill="FFFFFF" w:val="clear"/>
-            <w:tcMar>
-              <w:top w:type="dxa" w:w="100"/>
-              <w:left w:type="dxa" w:w="150"/>
-              <w:bottom w:type="dxa" w:w="100"/>
-              <w:right w:type="dxa" w:w="150"/>
-            </w:tcMar>
-          </w:tcPr>
-          <w:p>
-            <w:r>
-              <w:rPr>
-                <w:rFonts w:ascii="Arial" w:cs="Arial" w:eastAsia="Arial" w:hAnsi="Arial"/>
-                <w:b w:val="false"/>
-                <w:bCs w:val="false"/>
-                <w:color w:val="1A1A1A"/>
-                <w:sz w:val="18"/>
-                <w:szCs w:val="18"/>
-              </w:rPr>
-              <w:t xml:space="preserve">베트남과 중국, 양자 협력 강화</w:t>
-            </w:r>
-          </w:p>
-          <w:p>
-            <w:pPr>
-              <w:spacing w:before="40"/>
-            </w:pPr>
-            <w:r>
-              <w:rPr>
-                <w:rFonts w:ascii="Arial" w:cs="Arial" w:eastAsia="Arial" w:hAnsi="Arial"/>
-                <w:color w:val="5F5E5A"/>
-                <w:sz w:val="16"/>
-                <w:szCs w:val="16"/>
-              </w:rPr>
-              <w:t xml:space="preserve">베트남-중국 양국 외교장관 회담(2026년 7월). 사업명: 베트남-중국 포괄적 전략동반자 관계 강화. 규모: 양국 정상 방문, 총리 전화회담 등 고위급 교류. 진행단계: 운영 중. 주요기관: 베트남 외교부(장관 레...</w:t>
-            </w:r>
-          </w:p>
-        </w:tc>
-        <w:tc>
-          <w:tcPr>
-            <w:tcW w:type="dxa" w:w="1800"/>
-            <w:tcBorders>
-              <w:top w:val="single" w:color="DDDDDD" w:sz="1"/>
-              <w:left w:val="single" w:color="DDDDDD" w:sz="1"/>
-              <w:bottom w:val="single" w:color="DDDDDD" w:sz="1"/>
-              <w:right w:val="single" w:color="DDDDDD" w:sz="1"/>
-            </w:tcBorders>
-            <w:shd w:fill="FFFFFF" w:val="clear"/>
-            <w:tcMar>
-              <w:top w:type="dxa" w:w="100"/>
-              <w:left w:type="dxa" w:w="150"/>
-              <w:bottom w:type="dxa" w:w="100"/>
-              <w:right w:type="dxa" w:w="150"/>
-            </w:tcMar>
-          </w:tcPr>
-          <w:p>
-            <w:r>
-              <w:rPr>
-                <w:rFonts w:ascii="Arial" w:cs="Arial" w:eastAsia="Arial" w:hAnsi="Arial"/>
-                <w:color w:val="185FA5"/>
-                <w:sz w:val="17"/>
-                <w:szCs w:val="17"/>
-              </w:rPr>
-              <w:t xml:space="preserve">vietnamnews_vn</w:t>
-            </w:r>
-          </w:p>
-        </w:tc>
-        <w:tc>
-          <w:tcPr>
-            <w:tcW w:type="dxa" w:w="1300"/>
-            <w:tcBorders>
-              <w:top w:val="single" w:color="DDDDDD" w:sz="1"/>
-              <w:left w:val="single" w:color="DDDDDD" w:sz="1"/>
-              <w:bottom w:val="single" w:color="DDDDDD" w:sz="1"/>
-              <w:right w:val="single" w:color="DDDDDD" w:sz="1"/>
-            </w:tcBorders>
-            <w:shd w:fill="FFFFFF" w:val="clear"/>
-            <w:tcMar>
-              <w:top w:type="dxa" w:w="100"/>
-              <w:left w:type="dxa" w:w="150"/>
-              <w:bottom w:type="dxa" w:w="100"/>
-              <w:right w:type="dxa" w:w="150"/>
-            </w:tcMar>
-          </w:tcPr>
-          <w:p>
-            <w:pPr>
-              <w:jc w:val="center"/>
-            </w:pPr>
-            <w:r>
-              <w:rPr>
-                <w:rFonts w:ascii="Arial" w:cs="Arial" w:eastAsia="Arial" w:hAnsi="Arial"/>
-                <w:color w:val="5F5E5A"/>
-                <w:sz w:val="17"/>
-                <w:szCs w:val="17"/>
-              </w:rPr>
-              <w:t xml:space="preserve">2026-07-22</w:t>
-            </w:r>
-          </w:p>
-        </w:tc>
-      </w:tr>
-      <w:tr>
-        <w:tc>
-          <w:tcPr>
-            <w:tcW w:type="dxa" w:w="700"/>
-            <w:tcBorders>
-              <w:top w:val="single" w:color="DDDDDD" w:sz="1"/>
-              <w:left w:val="single" w:color="DDDDDD" w:sz="1"/>
-              <w:bottom w:val="single" w:color="DDDDDD" w:sz="1"/>
-              <w:right w:val="single" w:color="DDDDDD" w:sz="1"/>
-            </w:tcBorders>
-            <w:shd w:fill="FFFFFF" w:val="clear"/>
-            <w:tcMar>
-              <w:top w:type="dxa" w:w="100"/>
-              <w:left w:type="dxa" w:w="150"/>
-              <w:bottom w:type="dxa" w:w="100"/>
-              <w:right w:type="dxa" w:w="150"/>
-            </w:tcMar>
-          </w:tcPr>
-          <w:p>
-            <w:pPr>
-              <w:jc w:val="center"/>
-            </w:pPr>
-            <w:r>
-              <w:rPr>
-                <w:rFonts w:ascii="Arial" w:cs="Arial" w:eastAsia="Arial" w:hAnsi="Arial"/>
-                <w:color w:val="5F5E5A"/>
-                <w:sz w:val="18"/>
-                <w:szCs w:val="18"/>
-              </w:rPr>
-              <w:t xml:space="preserve">·</w:t>
-            </w:r>
-          </w:p>
-        </w:tc>
-        <w:tc>
-          <w:tcPr>
-            <w:tcW w:type="dxa" w:w="5560"/>
-            <w:tcBorders>
-              <w:top w:val="single" w:color="DDDDDD" w:sz="1"/>
-              <w:left w:val="single" w:color="DDDDDD" w:sz="1"/>
-              <w:bottom w:val="single" w:color="DDDDDD" w:sz="1"/>
-              <w:right w:val="single" w:color="DDDDDD" w:sz="1"/>
-            </w:tcBorders>
-            <w:shd w:fill="FFFFFF" w:val="clear"/>
-            <w:tcMar>
-              <w:top w:type="dxa" w:w="100"/>
-              <w:left w:type="dxa" w:w="150"/>
-              <w:bottom w:type="dxa" w:w="100"/>
-              <w:right w:type="dxa" w:w="150"/>
-            </w:tcMar>
-          </w:tcPr>
-          <w:p>
-            <w:r>
-              <w:rPr>
-                <w:rFonts w:ascii="Arial" w:cs="Arial" w:eastAsia="Arial" w:hAnsi="Arial"/>
-                <w:b w:val="false"/>
-                <w:bCs w:val="false"/>
-                <w:color w:val="1A1A1A"/>
-                <w:sz w:val="18"/>
-                <w:szCs w:val="18"/>
-              </w:rPr>
-              <w:t xml:space="preserve">디지털 혁신으로 하노이의 새로운 성장 모델 기반 마련</w:t>
-            </w:r>
-          </w:p>
-          <w:p>
-            <w:pPr>
-              <w:spacing w:before="40"/>
-            </w:pPr>
-            <w:r>
-              <w:rPr>
-                <w:rFonts w:ascii="Arial" w:cs="Arial" w:eastAsia="Arial" w:hAnsi="Arial"/>
-                <w:color w:val="5F5E5A"/>
-                <w:sz w:val="16"/>
-                <w:szCs w:val="16"/>
-              </w:rPr>
-              <w:t xml:space="preserve">① 하노이 디지털 변환 사업
-② 디지털 경제가 지역내총생산(GRD)의 약 40% 기여 목표
-③ 계획 단계
-④ 하노이시 정부
-⑤ 디지털 경제 기여도 40% 달성을 위한 지속적 추진</w:t>
-            </w:r>
-          </w:p>
-        </w:tc>
-        <w:tc>
-          <w:tcPr>
-            <w:tcW w:type="dxa" w:w="1800"/>
-            <w:tcBorders>
-              <w:top w:val="single" w:color="DDDDDD" w:sz="1"/>
-              <w:left w:val="single" w:color="DDDDDD" w:sz="1"/>
-              <w:bottom w:val="single" w:color="DDDDDD" w:sz="1"/>
-              <w:right w:val="single" w:color="DDDDDD" w:sz="1"/>
-            </w:tcBorders>
-            <w:shd w:fill="FFFFFF" w:val="clear"/>
-            <w:tcMar>
-              <w:top w:type="dxa" w:w="100"/>
-              <w:left w:type="dxa" w:w="150"/>
-              <w:bottom w:type="dxa" w:w="100"/>
-              <w:right w:type="dxa" w:w="150"/>
-            </w:tcMar>
-          </w:tcPr>
-          <w:p>
-            <w:r>
-              <w:rPr>
-                <w:rFonts w:ascii="Arial" w:cs="Arial" w:eastAsia="Arial" w:hAnsi="Arial"/>
-                <w:color w:val="185FA5"/>
-                <w:sz w:val="17"/>
-                <w:szCs w:val="17"/>
-              </w:rPr>
-              <w:t xml:space="preserve">vietnamplus</w:t>
-            </w:r>
-          </w:p>
-        </w:tc>
-        <w:tc>
-          <w:tcPr>
-            <w:tcW w:type="dxa" w:w="1300"/>
-            <w:tcBorders>
-              <w:top w:val="single" w:color="DDDDDD" w:sz="1"/>
-              <w:left w:val="single" w:color="DDDDDD" w:sz="1"/>
-              <w:bottom w:val="single" w:color="DDDDDD" w:sz="1"/>
-              <w:right w:val="single" w:color="DDDDDD" w:sz="1"/>
-            </w:tcBorders>
-            <w:shd w:fill="FFFFFF" w:val="clear"/>
-            <w:tcMar>
-              <w:top w:type="dxa" w:w="100"/>
-              <w:left w:type="dxa" w:w="150"/>
-              <w:bottom w:type="dxa" w:w="100"/>
-              <w:right w:type="dxa" w:w="150"/>
-            </w:tcMar>
-          </w:tcPr>
-          <w:p>
-            <w:pPr>
-              <w:jc w:val="center"/>
-            </w:pPr>
-            <w:r>
-              <w:rPr>
-                <w:rFonts w:ascii="Arial" w:cs="Arial" w:eastAsia="Arial" w:hAnsi="Arial"/>
-                <w:color w:val="5F5E5A"/>
-                <w:sz w:val="17"/>
-                <w:szCs w:val="17"/>
-              </w:rPr>
-              <w:t xml:space="preserve">2026-07-22</w:t>
-            </w:r>
-          </w:p>
-        </w:tc>
-      </w:tr>
-      <w:tr>
-        <w:tc>
-          <w:tcPr>
-            <w:tcW w:type="dxa" w:w="700"/>
-            <w:tcBorders>
-              <w:top w:val="single" w:color="DDDDDD" w:sz="1"/>
-              <w:left w:val="single" w:color="DDDDDD" w:sz="1"/>
-              <w:bottom w:val="single" w:color="DDDDDD" w:sz="1"/>
-              <w:right w:val="single" w:color="DDDDDD" w:sz="1"/>
-            </w:tcBorders>
-            <w:shd w:fill="FFFFFF" w:val="clear"/>
-            <w:tcMar>
-              <w:top w:type="dxa" w:w="100"/>
-              <w:left w:type="dxa" w:w="150"/>
-              <w:bottom w:type="dxa" w:w="100"/>
-              <w:right w:type="dxa" w:w="150"/>
-            </w:tcMar>
-          </w:tcPr>
-          <w:p>
-            <w:pPr>
-              <w:jc w:val="center"/>
-            </w:pPr>
-            <w:r>
-              <w:rPr>
-                <w:rFonts w:ascii="Arial" w:cs="Arial" w:eastAsia="Arial" w:hAnsi="Arial"/>
-                <w:color w:val="5F5E5A"/>
-                <w:sz w:val="18"/>
-                <w:szCs w:val="18"/>
-              </w:rPr>
-              <w:t xml:space="preserve">·</w:t>
-            </w:r>
-          </w:p>
-        </w:tc>
-        <w:tc>
-          <w:tcPr>
-            <w:tcW w:type="dxa" w:w="5560"/>
-            <w:tcBorders>
-              <w:top w:val="single" w:color="DDDDDD" w:sz="1"/>
-              <w:left w:val="single" w:color="DDDDDD" w:sz="1"/>
-              <w:bottom w:val="single" w:color="DDDDDD" w:sz="1"/>
-              <w:right w:val="single" w:color="DDDDDD" w:sz="1"/>
-            </w:tcBorders>
-            <w:shd w:fill="FFFFFF" w:val="clear"/>
-            <w:tcMar>
-              <w:top w:type="dxa" w:w="100"/>
-              <w:left w:type="dxa" w:w="150"/>
-              <w:bottom w:type="dxa" w:w="100"/>
-              <w:right w:type="dxa" w:w="150"/>
-            </w:tcMar>
-          </w:tcPr>
-          <w:p>
-            <w:r>
-              <w:rPr>
-                <w:rFonts w:ascii="Arial" w:cs="Arial" w:eastAsia="Arial" w:hAnsi="Arial"/>
-                <w:b w:val="false"/>
-                <w:bCs w:val="false"/>
-                <w:color w:val="1A1A1A"/>
-                <w:sz w:val="18"/>
-                <w:szCs w:val="18"/>
-              </w:rPr>
-              <w:t xml:space="preserve">베트남은 저배출 산업용 가스 솔루션의 핵심 시장으로 여겨진다</w:t>
-            </w:r>
-          </w:p>
-          <w:p>
-            <w:pPr>
-              <w:spacing w:before="40"/>
-            </w:pPr>
-            <w:r>
-              <w:rPr>
-                <w:rFonts w:ascii="Arial" w:cs="Arial" w:eastAsia="Arial" w:hAnsi="Arial"/>
-                <w:color w:val="5F5E5A"/>
-                <w:sz w:val="16"/>
-                <w:szCs w:val="16"/>
-              </w:rPr>
-              <w:t xml:space="preserve">① 저탄소 수소 공급 확대 사업
-② 까이멥 산업단지 신규 산업용 가스 플랜트 건설
-③ 계획 단계
-④ Messer(독일 산업용 가스 그룹), 베트남 정부
-⑤ 재생에너지 공급 안정화 및 직접전력구매계약(DPPA) 메커니...</w:t>
-            </w:r>
-          </w:p>
-        </w:tc>
-        <w:tc>
-          <w:tcPr>
-            <w:tcW w:type="dxa" w:w="1800"/>
-            <w:tcBorders>
-              <w:top w:val="single" w:color="DDDDDD" w:sz="1"/>
-              <w:left w:val="single" w:color="DDDDDD" w:sz="1"/>
-              <w:bottom w:val="single" w:color="DDDDDD" w:sz="1"/>
-              <w:right w:val="single" w:color="DDDDDD" w:sz="1"/>
-            </w:tcBorders>
-            <w:shd w:fill="FFFFFF" w:val="clear"/>
-            <w:tcMar>
-              <w:top w:type="dxa" w:w="100"/>
-              <w:left w:type="dxa" w:w="150"/>
-              <w:bottom w:type="dxa" w:w="100"/>
-              <w:right w:type="dxa" w:w="150"/>
-            </w:tcMar>
-          </w:tcPr>
-          <w:p>
-            <w:r>
-              <w:rPr>
-                <w:rFonts w:ascii="Arial" w:cs="Arial" w:eastAsia="Arial" w:hAnsi="Arial"/>
-                <w:color w:val="185FA5"/>
-                <w:sz w:val="17"/>
-                <w:szCs w:val="17"/>
-              </w:rPr>
-              <w:t xml:space="preserve">vietnamplus</w:t>
-            </w:r>
-          </w:p>
-        </w:tc>
-        <w:tc>
-          <w:tcPr>
-            <w:tcW w:type="dxa" w:w="1300"/>
-            <w:tcBorders>
-              <w:top w:val="single" w:color="DDDDDD" w:sz="1"/>
-              <w:left w:val="single" w:color="DDDDDD" w:sz="1"/>
-              <w:bottom w:val="single" w:color="DDDDDD" w:sz="1"/>
-              <w:right w:val="single" w:color="DDDDDD" w:sz="1"/>
-            </w:tcBorders>
-            <w:shd w:fill="FFFFFF" w:val="clear"/>
-            <w:tcMar>
-              <w:top w:type="dxa" w:w="100"/>
-              <w:left w:type="dxa" w:w="150"/>
-              <w:bottom w:type="dxa" w:w="100"/>
-              <w:right w:type="dxa" w:w="150"/>
-            </w:tcMar>
-          </w:tcPr>
-          <w:p>
-            <w:pPr>
-              <w:jc w:val="center"/>
-            </w:pPr>
-            <w:r>
-              <w:rPr>
-                <w:rFonts w:ascii="Arial" w:cs="Arial" w:eastAsia="Arial" w:hAnsi="Arial"/>
-                <w:color w:val="5F5E5A"/>
-                <w:sz w:val="17"/>
-                <w:szCs w:val="17"/>
-              </w:rPr>
-              <w:t xml:space="preserve">2026-07-22</w:t>
-            </w:r>
-          </w:p>
-        </w:tc>
-      </w:tr>
-      <w:tr>
-        <w:tc>
-          <w:tcPr>
-            <w:tcW w:type="dxa" w:w="700"/>
-            <w:tcBorders>
-              <w:top w:val="single" w:color="DDDDDD" w:sz="1"/>
-              <w:left w:val="single" w:color="DDDDDD" w:sz="1"/>
-              <w:bottom w:val="single" w:color="DDDDDD" w:sz="1"/>
-              <w:right w:val="single" w:color="DDDDDD" w:sz="1"/>
-            </w:tcBorders>
-            <w:shd w:fill="FFFFFF" w:val="clear"/>
-            <w:tcMar>
-              <w:top w:type="dxa" w:w="100"/>
-              <w:left w:type="dxa" w:w="150"/>
-              <w:bottom w:type="dxa" w:w="100"/>
-              <w:right w:type="dxa" w:w="150"/>
-            </w:tcMar>
-          </w:tcPr>
-          <w:p>
-            <w:pPr>
-              <w:jc w:val="center"/>
-            </w:pPr>
-            <w:r>
-              <w:rPr>
-                <w:rFonts w:ascii="Arial" w:cs="Arial" w:eastAsia="Arial" w:hAnsi="Arial"/>
-                <w:color w:val="5F5E5A"/>
-                <w:sz w:val="18"/>
-                <w:szCs w:val="18"/>
-              </w:rPr>
-              <w:t xml:space="preserve">·</w:t>
-            </w:r>
-          </w:p>
-        </w:tc>
-        <w:tc>
-          <w:tcPr>
-            <w:tcW w:type="dxa" w:w="5560"/>
-            <w:tcBorders>
-              <w:top w:val="single" w:color="DDDDDD" w:sz="1"/>
-              <w:left w:val="single" w:color="DDDDDD" w:sz="1"/>
-              <w:bottom w:val="single" w:color="DDDDDD" w:sz="1"/>
-              <w:right w:val="single" w:color="DDDDDD" w:sz="1"/>
-            </w:tcBorders>
-            <w:shd w:fill="FFFFFF" w:val="clear"/>
-            <w:tcMar>
-              <w:top w:type="dxa" w:w="100"/>
-              <w:left w:type="dxa" w:w="150"/>
-              <w:bottom w:type="dxa" w:w="100"/>
-              <w:right w:type="dxa" w:w="150"/>
-            </w:tcMar>
-          </w:tcPr>
-          <w:p>
-            <w:r>
-              <w:rPr>
-                <w:rFonts w:ascii="Arial" w:cs="Arial" w:eastAsia="Arial" w:hAnsi="Arial"/>
-                <w:b w:val="false"/>
-                <w:bCs w:val="false"/>
-                <w:color w:val="1A1A1A"/>
-                <w:sz w:val="18"/>
-                <w:szCs w:val="18"/>
-              </w:rPr>
-              <w:t xml:space="preserve">Lam Dong 관광 활성화를 위해 Lien Khuong 공항 재개장</w:t>
-            </w:r>
-          </w:p>
-          <w:p>
-            <w:pPr>
-              <w:spacing w:before="40"/>
-            </w:pPr>
-            <w:r>
-              <w:rPr>
-                <w:rFonts w:ascii="Arial" w:cs="Arial" w:eastAsia="Arial" w:hAnsi="Arial"/>
-                <w:color w:val="5F5E5A"/>
-                <w:sz w:val="16"/>
-                <w:szCs w:val="16"/>
-              </w:rPr>
-              <w:t xml:space="preserve">①연향쿠옹 국제공항 재개장 ②일일 3만6~4만편, 연 81만6천명 승객 처리 ③준공(8월19일 재개장) ④람동성인민위원회, 베트남항공·비에트젯·대나 항공사 ⑤8월19일 국내 6개노선 운영 개시, 9월2일 쿠알라룸푸르...</w:t>
-            </w:r>
-          </w:p>
-        </w:tc>
-        <w:tc>
-          <w:tcPr>
-            <w:tcW w:type="dxa" w:w="1800"/>
-            <w:tcBorders>
-              <w:top w:val="single" w:color="DDDDDD" w:sz="1"/>
-              <w:left w:val="single" w:color="DDDDDD" w:sz="1"/>
-              <w:bottom w:val="single" w:color="DDDDDD" w:sz="1"/>
-              <w:right w:val="single" w:color="DDDDDD" w:sz="1"/>
-            </w:tcBorders>
-            <w:shd w:fill="FFFFFF" w:val="clear"/>
-            <w:tcMar>
-              <w:top w:type="dxa" w:w="100"/>
-              <w:left w:type="dxa" w:w="150"/>
-              <w:bottom w:type="dxa" w:w="100"/>
-              <w:right w:type="dxa" w:w="150"/>
-            </w:tcMar>
-          </w:tcPr>
-          <w:p>
-            <w:r>
-              <w:rPr>
-                <w:rFonts w:ascii="Arial" w:cs="Arial" w:eastAsia="Arial" w:hAnsi="Arial"/>
-                <w:color w:val="185FA5"/>
-                <w:sz w:val="17"/>
-                <w:szCs w:val="17"/>
-              </w:rPr>
-              <w:t xml:space="preserve">vietnamplus</w:t>
-            </w:r>
-          </w:p>
-        </w:tc>
-        <w:tc>
-          <w:tcPr>
-            <w:tcW w:type="dxa" w:w="1300"/>
-            <w:tcBorders>
-              <w:top w:val="single" w:color="DDDDDD" w:sz="1"/>
-              <w:left w:val="single" w:color="DDDDDD" w:sz="1"/>
-              <w:bottom w:val="single" w:color="DDDDDD" w:sz="1"/>
-              <w:right w:val="single" w:color="DDDDDD" w:sz="1"/>
-            </w:tcBorders>
-            <w:shd w:fill="FFFFFF" w:val="clear"/>
-            <w:tcMar>
-              <w:top w:type="dxa" w:w="100"/>
-              <w:left w:type="dxa" w:w="150"/>
-              <w:bottom w:type="dxa" w:w="100"/>
-              <w:right w:type="dxa" w:w="150"/>
-            </w:tcMar>
-          </w:tcPr>
-          <w:p>
-            <w:pPr>
-              <w:jc w:val="center"/>
-            </w:pPr>
-            <w:r>
-              <w:rPr>
-                <w:rFonts w:ascii="Arial" w:cs="Arial" w:eastAsia="Arial" w:hAnsi="Arial"/>
-                <w:color w:val="5F5E5A"/>
-                <w:sz w:val="17"/>
-                <w:szCs w:val="17"/>
-              </w:rPr>
-              <w:t xml:space="preserve">2026-07-21</w:t>
-            </w:r>
-          </w:p>
-        </w:tc>
-      </w:tr>
-      <w:tr>
-        <w:tc>
-          <w:tcPr>
-            <w:tcW w:type="dxa" w:w="700"/>
-            <w:tcBorders>
-              <w:top w:val="single" w:color="DDDDDD" w:sz="1"/>
-              <w:left w:val="single" w:color="DDDDDD" w:sz="1"/>
-              <w:bottom w:val="single" w:color="DDDDDD" w:sz="1"/>
-              <w:right w:val="single" w:color="DDDDDD" w:sz="1"/>
-            </w:tcBorders>
-            <w:shd w:fill="FFFFFF" w:val="clear"/>
-            <w:tcMar>
-              <w:top w:type="dxa" w:w="100"/>
-              <w:left w:type="dxa" w:w="150"/>
-              <w:bottom w:type="dxa" w:w="100"/>
-              <w:right w:type="dxa" w:w="150"/>
-            </w:tcMar>
-          </w:tcPr>
-          <w:p>
-            <w:pPr>
-              <w:jc w:val="center"/>
-            </w:pPr>
-            <w:r>
-              <w:rPr>
-                <w:rFonts w:ascii="Arial" w:cs="Arial" w:eastAsia="Arial" w:hAnsi="Arial"/>
-                <w:color w:val="5F5E5A"/>
-                <w:sz w:val="18"/>
-                <w:szCs w:val="18"/>
-              </w:rPr>
-              <w:t xml:space="preserve">·</w:t>
-            </w:r>
-          </w:p>
-        </w:tc>
-        <w:tc>
-          <w:tcPr>
-            <w:tcW w:type="dxa" w:w="5560"/>
-            <w:tcBorders>
-              <w:top w:val="single" w:color="DDDDDD" w:sz="1"/>
-              <w:left w:val="single" w:color="DDDDDD" w:sz="1"/>
-              <w:bottom w:val="single" w:color="DDDDDD" w:sz="1"/>
-              <w:right w:val="single" w:color="DDDDDD" w:sz="1"/>
-            </w:tcBorders>
-            <w:shd w:fill="FFFFFF" w:val="clear"/>
-            <w:tcMar>
-              <w:top w:type="dxa" w:w="100"/>
-              <w:left w:type="dxa" w:w="150"/>
-              <w:bottom w:type="dxa" w:w="100"/>
-              <w:right w:type="dxa" w:w="150"/>
-            </w:tcMar>
-          </w:tcPr>
-          <w:p>
-            <w:r>
-              <w:rPr>
-                <w:rFonts w:ascii="Arial" w:cs="Arial" w:eastAsia="Arial" w:hAnsi="Arial"/>
-                <w:b w:val="false"/>
-                <w:bCs w:val="false"/>
-                <w:color w:val="1A1A1A"/>
-                <w:sz w:val="18"/>
-                <w:szCs w:val="18"/>
-              </w:rPr>
-              <w:t xml:space="preserve">베트남은 글로벌 반도체 공급망에서 역할을 심화할 수 있다: 대만 기반 전문가</w:t>
-            </w:r>
-          </w:p>
-          <w:p>
-            <w:pPr>
-              <w:spacing w:before="40"/>
-            </w:pPr>
-            <w:r>
-              <w:rPr>
-                <w:rFonts w:ascii="Arial" w:cs="Arial" w:eastAsia="Arial" w:hAnsi="Arial"/>
-                <w:color w:val="5F5E5A"/>
-                <w:sz w:val="16"/>
-                <w:szCs w:val="16"/>
-              </w:rPr>
-              <w:t xml:space="preserve">본 기사는 인프라 사업 관련 내용이 아닌 반도체 산업 정책 분석 기사입니다. 베트남의 반도체 공급망 심화 가능성에 대한 전문가 의견으로, 구체적인 ① 사업명 ② 사업규모 ③ 진행단계 ④ 주요 기관 ⑤ 일정 정보를 포...</w:t>
-            </w:r>
-          </w:p>
-        </w:tc>
-        <w:tc>
-          <w:tcPr>
-            <w:tcW w:type="dxa" w:w="1800"/>
-            <w:tcBorders>
-              <w:top w:val="single" w:color="DDDDDD" w:sz="1"/>
-              <w:left w:val="single" w:color="DDDDDD" w:sz="1"/>
-              <w:bottom w:val="single" w:color="DDDDDD" w:sz="1"/>
-              <w:right w:val="single" w:color="DDDDDD" w:sz="1"/>
-            </w:tcBorders>
-            <w:shd w:fill="FFFFFF" w:val="clear"/>
-            <w:tcMar>
-              <w:top w:type="dxa" w:w="100"/>
-              <w:left w:type="dxa" w:w="150"/>
-              <w:bottom w:type="dxa" w:w="100"/>
-              <w:right w:type="dxa" w:w="150"/>
-            </w:tcMar>
-          </w:tcPr>
-          <w:p>
-            <w:r>
-              <w:rPr>
-                <w:rFonts w:ascii="Arial" w:cs="Arial" w:eastAsia="Arial" w:hAnsi="Arial"/>
-                <w:color w:val="185FA5"/>
-                <w:sz w:val="17"/>
-                <w:szCs w:val="17"/>
-              </w:rPr>
-              <w:t xml:space="preserve">vietnamplus</w:t>
-            </w:r>
-          </w:p>
-        </w:tc>
-        <w:tc>
-          <w:tcPr>
-            <w:tcW w:type="dxa" w:w="1300"/>
-            <w:tcBorders>
-              <w:top w:val="single" w:color="DDDDDD" w:sz="1"/>
-              <w:left w:val="single" w:color="DDDDDD" w:sz="1"/>
-              <w:bottom w:val="single" w:color="DDDDDD" w:sz="1"/>
-              <w:right w:val="single" w:color="DDDDDD" w:sz="1"/>
-            </w:tcBorders>
-            <w:shd w:fill="FFFFFF" w:val="clear"/>
-            <w:tcMar>
-              <w:top w:type="dxa" w:w="100"/>
-              <w:left w:type="dxa" w:w="150"/>
-              <w:bottom w:type="dxa" w:w="100"/>
-              <w:right w:type="dxa" w:w="150"/>
-            </w:tcMar>
-          </w:tcPr>
-          <w:p>
-            <w:pPr>
-              <w:jc w:val="center"/>
-            </w:pPr>
-            <w:r>
-              <w:rPr>
-                <w:rFonts w:ascii="Arial" w:cs="Arial" w:eastAsia="Arial" w:hAnsi="Arial"/>
-                <w:color w:val="5F5E5A"/>
-                <w:sz w:val="17"/>
-                <w:szCs w:val="17"/>
-              </w:rPr>
-              <w:t xml:space="preserve">2026-07-21</w:t>
+              <w:t xml:space="preserve">2026-07-20</w:t>
             </w:r>
           </w:p>
         </w:tc>
@@ -35924,6 +36471,146 @@
                 <w:szCs w:val="17"/>
               </w:rPr>
               <w:t xml:space="preserve">2026-07-16</w:t>
+            </w:r>
+          </w:p>
+        </w:tc>
+      </w:tr>
+      <w:tr>
+        <w:tc>
+          <w:tcPr>
+            <w:tcW w:type="dxa" w:w="700"/>
+            <w:tcBorders>
+              <w:top w:val="single" w:color="DDDDDD" w:sz="1"/>
+              <w:left w:val="single" w:color="DDDDDD" w:sz="1"/>
+              <w:bottom w:val="single" w:color="DDDDDD" w:sz="1"/>
+              <w:right w:val="single" w:color="DDDDDD" w:sz="1"/>
+            </w:tcBorders>
+            <w:shd w:fill="E8F5E9" w:val="clear"/>
+            <w:tcMar>
+              <w:top w:type="dxa" w:w="100"/>
+              <w:left w:type="dxa" w:w="150"/>
+              <w:bottom w:type="dxa" w:w="100"/>
+              <w:right w:type="dxa" w:w="150"/>
+            </w:tcMar>
+          </w:tcPr>
+          <w:p>
+            <w:pPr>
+              <w:jc w:val="center"/>
+            </w:pPr>
+            <w:r>
+              <w:rPr>
+                <w:rFonts w:ascii="Arial" w:cs="Arial" w:eastAsia="Arial" w:hAnsi="Arial"/>
+                <w:color w:val="2E7D32"/>
+                <w:sz w:val="18"/>
+                <w:szCs w:val="18"/>
+              </w:rPr>
+              <w:t xml:space="preserve">🆕</w:t>
+            </w:r>
+          </w:p>
+        </w:tc>
+        <w:tc>
+          <w:tcPr>
+            <w:tcW w:type="dxa" w:w="5560"/>
+            <w:tcBorders>
+              <w:top w:val="single" w:color="DDDDDD" w:sz="1"/>
+              <w:left w:val="single" w:color="DDDDDD" w:sz="1"/>
+              <w:bottom w:val="single" w:color="DDDDDD" w:sz="1"/>
+              <w:right w:val="single" w:color="DDDDDD" w:sz="1"/>
+            </w:tcBorders>
+            <w:shd w:fill="E8F5E9" w:val="clear"/>
+            <w:tcMar>
+              <w:top w:type="dxa" w:w="100"/>
+              <w:left w:type="dxa" w:w="150"/>
+              <w:bottom w:type="dxa" w:w="100"/>
+              <w:right w:type="dxa" w:w="150"/>
+            </w:tcMar>
+          </w:tcPr>
+          <w:p>
+            <w:r>
+              <w:rPr>
+                <w:rFonts w:ascii="Arial" w:cs="Arial" w:eastAsia="Arial" w:hAnsi="Arial"/>
+                <w:b/>
+                <w:bCs/>
+                <w:color w:val="1A1A1A"/>
+                <w:sz w:val="18"/>
+                <w:szCs w:val="18"/>
+              </w:rPr>
+              <w:t xml:space="preserve">호치민 3번 순환도로 건설 일정대로 진행</w:t>
+            </w:r>
+          </w:p>
+          <w:p>
+            <w:pPr>
+              <w:spacing w:before="40"/>
+            </w:pPr>
+            <w:r>
+              <w:rPr>
+                <w:rFonts w:ascii="Arial" w:cs="Arial" w:eastAsia="Arial" w:hAnsi="Arial"/>
+                <w:color w:val="5F5E5A"/>
+                <w:sz w:val="16"/>
+                <w:szCs w:val="16"/>
+              </w:rPr>
+              <w:t xml:space="preserve">요즘 호치민시 순환도로 3 프로젝트 전체의 건설 현장은 계약자와 건설 인력이 진행 속도를 높이기 위해 전속력으로 일하고 있기 때문에 분주합니다.</w:t>
+            </w:r>
+          </w:p>
+        </w:tc>
+        <w:tc>
+          <w:tcPr>
+            <w:tcW w:type="dxa" w:w="1800"/>
+            <w:tcBorders>
+              <w:top w:val="single" w:color="DDDDDD" w:sz="1"/>
+              <w:left w:val="single" w:color="DDDDDD" w:sz="1"/>
+              <w:bottom w:val="single" w:color="DDDDDD" w:sz="1"/>
+              <w:right w:val="single" w:color="DDDDDD" w:sz="1"/>
+            </w:tcBorders>
+            <w:shd w:fill="E8F5E9" w:val="clear"/>
+            <w:tcMar>
+              <w:top w:type="dxa" w:w="100"/>
+              <w:left w:type="dxa" w:w="150"/>
+              <w:bottom w:type="dxa" w:w="100"/>
+              <w:right w:type="dxa" w:w="150"/>
+            </w:tcMar>
+          </w:tcPr>
+          <w:p>
+            <w:r>
+              <w:rPr>
+                <w:rFonts w:ascii="Arial" w:cs="Arial" w:eastAsia="Arial" w:hAnsi="Arial"/>
+                <w:color w:val="185FA5"/>
+                <w:sz w:val="17"/>
+                <w:szCs w:val="17"/>
+              </w:rPr>
+              <w:t xml:space="preserve">sggp_org_vn</w:t>
+            </w:r>
+          </w:p>
+        </w:tc>
+        <w:tc>
+          <w:tcPr>
+            <w:tcW w:type="dxa" w:w="1300"/>
+            <w:tcBorders>
+              <w:top w:val="single" w:color="DDDDDD" w:sz="1"/>
+              <w:left w:val="single" w:color="DDDDDD" w:sz="1"/>
+              <w:bottom w:val="single" w:color="DDDDDD" w:sz="1"/>
+              <w:right w:val="single" w:color="DDDDDD" w:sz="1"/>
+            </w:tcBorders>
+            <w:shd w:fill="E8F5E9" w:val="clear"/>
+            <w:tcMar>
+              <w:top w:type="dxa" w:w="100"/>
+              <w:left w:type="dxa" w:w="150"/>
+              <w:bottom w:type="dxa" w:w="100"/>
+              <w:right w:type="dxa" w:w="150"/>
+            </w:tcMar>
+          </w:tcPr>
+          <w:p>
+            <w:pPr>
+              <w:jc w:val="center"/>
+            </w:pPr>
+            <w:r>
+              <w:rPr>
+                <w:rFonts w:ascii="Arial" w:cs="Arial" w:eastAsia="Arial" w:hAnsi="Arial"/>
+                <w:color w:val="5F5E5A"/>
+                <w:sz w:val="17"/>
+                <w:szCs w:val="17"/>
+              </w:rPr>
+              <w:t xml:space="preserve">2026-07-15</w:t>
             </w:r>
           </w:p>
         </w:tc>
@@ -40094,30 +40781,36 @@
     </w:p>
     <w:p>
       <w:pPr>
-        <w:spacing w:after="100"/>
+        <w:pStyle w:val="Heading3"/>
+        <w:spacing w:after="80" w:before="180"/>
       </w:pPr>
       <w:r>
         <w:rPr>
           <w:rFonts w:ascii="Arial" w:cs="Arial" w:eastAsia="Arial" w:hAnsi="Arial"/>
-          <w:color w:val="1A1A1A"/>
-          <w:sz w:val="20"/>
-          <w:szCs w:val="20"/>
+          <w:b/>
+          <w:bCs/>
+          <w:color w:val="0D3A6A"/>
+          <w:sz w:val="22"/>
+          <w:szCs w:val="22"/>
         </w:rPr>
-        <w:t xml:space="preserve">1. **이번 주 핵심 진행사항 (사업 추진 현황)**</w:t>
+        <w:t xml:space="preserve">[경영진 보고] 베트남 인프라 개발 동향</w:t>
       </w:r>
     </w:p>
     <w:p>
       <w:pPr>
-        <w:spacing w:after="100"/>
+        <w:pStyle w:val="Heading3"/>
+        <w:spacing w:after="80" w:before="180"/>
       </w:pPr>
       <w:r>
         <w:rPr>
           <w:rFonts w:ascii="Arial" w:cs="Arial" w:eastAsia="Arial" w:hAnsi="Arial"/>
-          <w:color w:val="1A1A1A"/>
-          <w:sz w:val="20"/>
-          <w:szCs w:val="20"/>
+          <w:b/>
+          <w:bCs/>
+          <w:color w:val="0D3A6A"/>
+          <w:sz w:val="22"/>
+          <w:szCs w:val="22"/>
         </w:rPr>
-        <w:t xml:space="preserve">호치민시의 특별행정단위 도입 및 북부 기술·교육</w:t>
+        <w:t xml:space="preserve">1. 이번 주 핵심 진행사항</w:t>
       </w:r>
     </w:p>
     <w:p>
@@ -40470,7 +41163,7 @@
                 <w:sz w:val="16"/>
                 <w:szCs w:val="16"/>
               </w:rPr>
-              <w:t xml:space="preserve">호찌민시가 FPT 교육 허브와 북부 기술 도시 지역 개발을 추진 중입니다. 이는 교육 인프라와 기술 산업 육성을 통해 도시의 경쟁력 강화를 목표로 합니다.</w:t>
+              <w:t xml:space="preserve">기사 전문 부재로 요약 불가능합니다. 본문 내용을 제공해주시기 바랍니다.</w:t>
             </w:r>
           </w:p>
         </w:tc>
@@ -43283,6 +43976,23 @@
     </w:p>
     <w:p>
       <w:pPr>
+        <w:pStyle w:val="Heading3"/>
+        <w:spacing w:after="80" w:before="180"/>
+      </w:pPr>
+      <w:r>
+        <w:rPr>
+          <w:rFonts w:ascii="Arial" w:cs="Arial" w:eastAsia="Arial" w:hAnsi="Arial"/>
+          <w:b/>
+          <w:bCs/>
+          <w:color w:val="0D3A6A"/>
+          <w:sz w:val="22"/>
+          <w:szCs w:val="22"/>
+        </w:rPr>
+        <w:t xml:space="preserve">1. 이번 주 핵심 진행사항</w:t>
+      </w:r>
+    </w:p>
+    <w:p>
+      <w:pPr>
         <w:spacing w:after="100"/>
       </w:pPr>
       <w:r>
@@ -43292,7 +44002,7 @@
           <w:sz w:val="20"/>
           <w:szCs w:val="20"/>
         </w:rPr>
-        <w:t xml:space="preserve">변화 대응과 지속가능 발전을 위해 공공조달 시장 내 친환경·에너지 절감 기술 및 제품을 우선 도입하기로 결정했습니다</w:t>
+        <w:t xml:space="preserve">베트남 정부가 기후변화 대응을 위해 공공 조달 시 녹색·에</w:t>
       </w:r>
     </w:p>
     <w:p>
@@ -46923,7 +47633,7 @@
           <w:sz w:val="20"/>
           <w:szCs w:val="20"/>
         </w:rPr>
-        <w:t xml:space="preserve">따라 EPC 및 기자재 공급망 분야에서 한국 기업의 시장 진출 기회가 확대될 전망입니다.</w:t>
+        <w:t xml:space="preserve">관점 -&gt; 한국 기업 관점)**</w:t>
       </w:r>
     </w:p>
     <w:p>
@@ -46937,7 +47647,7 @@
           <w:sz w:val="20"/>
           <w:szCs w:val="20"/>
         </w:rPr>
-        <w:t xml:space="preserve">3. 리스크 또는 지연</w:t>
+        <w:t xml:space="preserve">    해상풍력 규제 개선과 에너지 전환에 따른 자금 조달 수요</w:t>
       </w:r>
     </w:p>
     <w:p>
@@ -47012,7 +47722,7 @@
                 <w:sz w:val="20"/>
                 <w:szCs w:val="20"/>
               </w:rPr>
-              <w:t xml:space="preserve">🆕 신규 기사: 0건</w:t>
+              <w:t xml:space="preserve">🆕 신규 기사: 1건</w:t>
             </w:r>
           </w:p>
         </w:tc>
@@ -47212,6 +47922,146 @@
                 <w:szCs w:val="18"/>
               </w:rPr>
               <w:t xml:space="preserve">날짜</w:t>
+            </w:r>
+          </w:p>
+        </w:tc>
+      </w:tr>
+      <w:tr>
+        <w:tc>
+          <w:tcPr>
+            <w:tcW w:type="dxa" w:w="700"/>
+            <w:tcBorders>
+              <w:top w:val="single" w:color="DDDDDD" w:sz="1"/>
+              <w:left w:val="single" w:color="DDDDDD" w:sz="1"/>
+              <w:bottom w:val="single" w:color="DDDDDD" w:sz="1"/>
+              <w:right w:val="single" w:color="DDDDDD" w:sz="1"/>
+            </w:tcBorders>
+            <w:shd w:fill="E8F5E9" w:val="clear"/>
+            <w:tcMar>
+              <w:top w:type="dxa" w:w="100"/>
+              <w:left w:type="dxa" w:w="150"/>
+              <w:bottom w:type="dxa" w:w="100"/>
+              <w:right w:type="dxa" w:w="150"/>
+            </w:tcMar>
+          </w:tcPr>
+          <w:p>
+            <w:pPr>
+              <w:jc w:val="center"/>
+            </w:pPr>
+            <w:r>
+              <w:rPr>
+                <w:rFonts w:ascii="Arial" w:cs="Arial" w:eastAsia="Arial" w:hAnsi="Arial"/>
+                <w:color w:val="2E7D32"/>
+                <w:sz w:val="18"/>
+                <w:szCs w:val="18"/>
+              </w:rPr>
+              <w:t xml:space="preserve">🆕</w:t>
+            </w:r>
+          </w:p>
+        </w:tc>
+        <w:tc>
+          <w:tcPr>
+            <w:tcW w:type="dxa" w:w="5560"/>
+            <w:tcBorders>
+              <w:top w:val="single" w:color="DDDDDD" w:sz="1"/>
+              <w:left w:val="single" w:color="DDDDDD" w:sz="1"/>
+              <w:bottom w:val="single" w:color="DDDDDD" w:sz="1"/>
+              <w:right w:val="single" w:color="DDDDDD" w:sz="1"/>
+            </w:tcBorders>
+            <w:shd w:fill="E8F5E9" w:val="clear"/>
+            <w:tcMar>
+              <w:top w:type="dxa" w:w="100"/>
+              <w:left w:type="dxa" w:w="150"/>
+              <w:bottom w:type="dxa" w:w="100"/>
+              <w:right w:type="dxa" w:w="150"/>
+            </w:tcMar>
+          </w:tcPr>
+          <w:p>
+            <w:r>
+              <w:rPr>
+                <w:rFonts w:ascii="Arial" w:cs="Arial" w:eastAsia="Arial" w:hAnsi="Arial"/>
+                <w:b/>
+                <w:bCs/>
+                <w:color w:val="1A1A1A"/>
+                <w:sz w:val="18"/>
+                <w:szCs w:val="18"/>
+              </w:rPr>
+              <w:t xml:space="preserve">에너지 전환: 자원 동원의 과제</w:t>
+            </w:r>
+          </w:p>
+          <w:p>
+            <w:pPr>
+              <w:spacing w:before="40"/>
+            </w:pPr>
+            <w:r>
+              <w:rPr>
+                <w:rFonts w:ascii="Arial" w:cs="Arial" w:eastAsia="Arial" w:hAnsi="Arial"/>
+                <w:color w:val="5F5E5A"/>
+                <w:sz w:val="16"/>
+                <w:szCs w:val="16"/>
+              </w:rPr>
+              <w:t xml:space="preserve">베트남의 에너지 전환에서 자금 조달의 어려움을 다루는 기사. 재생에너지로의 전환 과정에서 필요한 자원 동원의 도전과제를 분석하고 있습니다.</w:t>
+            </w:r>
+          </w:p>
+        </w:tc>
+        <w:tc>
+          <w:tcPr>
+            <w:tcW w:type="dxa" w:w="1800"/>
+            <w:tcBorders>
+              <w:top w:val="single" w:color="DDDDDD" w:sz="1"/>
+              <w:left w:val="single" w:color="DDDDDD" w:sz="1"/>
+              <w:bottom w:val="single" w:color="DDDDDD" w:sz="1"/>
+              <w:right w:val="single" w:color="DDDDDD" w:sz="1"/>
+            </w:tcBorders>
+            <w:shd w:fill="E8F5E9" w:val="clear"/>
+            <w:tcMar>
+              <w:top w:type="dxa" w:w="100"/>
+              <w:left w:type="dxa" w:w="150"/>
+              <w:bottom w:type="dxa" w:w="100"/>
+              <w:right w:type="dxa" w:w="150"/>
+            </w:tcMar>
+          </w:tcPr>
+          <w:p>
+            <w:r>
+              <w:rPr>
+                <w:rFonts w:ascii="Arial" w:cs="Arial" w:eastAsia="Arial" w:hAnsi="Arial"/>
+                <w:color w:val="185FA5"/>
+                <w:sz w:val="17"/>
+                <w:szCs w:val="17"/>
+              </w:rPr>
+              <w:t xml:space="preserve">Moi truong &amp; Cuoc song</w:t>
+            </w:r>
+          </w:p>
+        </w:tc>
+        <w:tc>
+          <w:tcPr>
+            <w:tcW w:type="dxa" w:w="1300"/>
+            <w:tcBorders>
+              <w:top w:val="single" w:color="DDDDDD" w:sz="1"/>
+              <w:left w:val="single" w:color="DDDDDD" w:sz="1"/>
+              <w:bottom w:val="single" w:color="DDDDDD" w:sz="1"/>
+              <w:right w:val="single" w:color="DDDDDD" w:sz="1"/>
+            </w:tcBorders>
+            <w:shd w:fill="E8F5E9" w:val="clear"/>
+            <w:tcMar>
+              <w:top w:type="dxa" w:w="100"/>
+              <w:left w:type="dxa" w:w="150"/>
+              <w:bottom w:type="dxa" w:w="100"/>
+              <w:right w:type="dxa" w:w="150"/>
+            </w:tcMar>
+          </w:tcPr>
+          <w:p>
+            <w:pPr>
+              <w:jc w:val="center"/>
+            </w:pPr>
+            <w:r>
+              <w:rPr>
+                <w:rFonts w:ascii="Arial" w:cs="Arial" w:eastAsia="Arial" w:hAnsi="Arial"/>
+                <w:color w:val="5F5E5A"/>
+                <w:sz w:val="17"/>
+                <w:szCs w:val="17"/>
+              </w:rPr>
+              <w:t xml:space="preserve">2026-07-26</w:t>
             </w:r>
           </w:p>
         </w:tc>
@@ -54577,6 +55427,12 @@
       <w:startOverride w:val="1"/>
     </w:lvlOverride>
   </w:num>
+  <w:num w:numId="2">
+    <w:abstractNumId w:val="2"/>
+    <w:lvlOverride w:ilvl="0">
+      <w:startOverride w:val="1"/>
+    </w:lvlOverride>
+  </w:num>
 </w:numbering>
 </file>
 
